--- a/static/reports/kia-brief-20261011.docx
+++ b/static/reports/kia-brief-20261011.docx
@@ -196,7 +196,7 @@
                 <w:color w:val="1F3A5F"/>
                 <w:sz w:val="24"/>
               </w:rPr>
-              <w:t>106,800원</w:t>
+              <w:t>86,300원</w:t>
             </w:r>
           </w:p>
         </w:tc>
@@ -234,7 +234,7 @@
                 <w:color w:val="1F3A5F"/>
                 <w:sz w:val="24"/>
               </w:rPr>
-              <w:t>+0.0%</w:t>
+              <w:t>−19.2%</w:t>
             </w:r>
           </w:p>
         </w:tc>
@@ -324,7 +324,7 @@
         <w:rPr>
           <w:rFonts w:ascii="맑은 고딕" w:hAnsi="맑은 고딕" w:eastAsia="맑은 고딕"/>
         </w:rPr>
-        <w:t>투자의견은 중립, 목표주가는 106,800원이다(기준일 주가 106,800원). 가치평가 방식 셋을 과거 27개 시점에 돌리면 가장 나은 방식도 주가를 그대로 둔 것과 차이가 없어 목표주가를 현재가에 뒀다. P/B는 0.64배, 2026년 결산 추정 배당수익률은 6.4%다. 순현금은 21.4조원으로 시가총액의 51%다. 일본 완성차의 P/B는 0.86배(자기자본이익률 8.0%)다.</w:t>
+        <w:t>투자의견은 중립, 목표주가는 86,300원이다(기준일 주가 106,800원, 차이 −19.2%). 시장은 지난 20개 분기 동안 다음 해에 실제로 나온 이익의 4.9배를 주가로 줬고, 지금 주가는 컨센서스 2027년 주당순이익의 4.7배다. 이 보고서의 2027년 주당순이익 17,599원(컨센서스 22,747원)에 같은 배수를 곱한 값이 목표주가다. P/B는 0.64배로 지난 20개 분기의 낮은 쪽이고, 2026년 결산 추정 배당수익률은 6.4%다. 순현금은 21.4조원으로 시가총액의 51%다. 장부가와 배당은 주가를 받치는 쪽이다.</w:t>
       </w:r>
     </w:p>
     <w:p>
@@ -3913,7 +3913,7 @@
                 <w:rFonts w:ascii="맑은 고딕" w:hAnsi="맑은 고딕" w:eastAsia="맑은 고딕"/>
                 <w:sz w:val="17"/>
               </w:rPr>
-              <w:t>106,800</w:t>
+              <w:t>86,300</w:t>
             </w:r>
           </w:p>
         </w:tc>
@@ -3949,7 +3949,7 @@
                 <w:rFonts w:ascii="맑은 고딕" w:hAnsi="맑은 고딕" w:eastAsia="맑은 고딕"/>
                 <w:sz w:val="17"/>
               </w:rPr>
-              <w:t>−47.9%</w:t>
+              <w:t>−57.9%</w:t>
             </w:r>
           </w:p>
         </w:tc>

--- a/static/reports/kia-brief-20261011.docx
+++ b/static/reports/kia-brief-20261011.docx
@@ -29,7 +29,7 @@
           <w:color w:val="5B6876"/>
           <w:sz w:val="18"/>
         </w:rPr>
-        <w:t>기업 브리프 | 2026년 10월 11일 (기준일 2026-10-08)</w:t>
+        <w:t>기업 브리프 | 2026년 10월 14일 (기준일 2026-10-08, 모델 v0.21)</w:t>
       </w:r>
     </w:p>
     <w:p>
@@ -64,7 +64,7 @@
         <w:rPr>
           <w:rFonts w:ascii="맑은 고딕" w:hAnsi="맑은 고딕" w:eastAsia="맑은 고딕"/>
         </w:rPr>
-        <w:t>한눈에 보는 기아: 3분기는 환율이 돕고, 내년은 환율이 깎는다</w:t>
+        <w:t>한눈에 보는 기아: 3분기는 판매보증비가, 내년은 환율이 이익을 깎는다</w:t>
       </w:r>
     </w:p>
     <w:tbl>
@@ -96,7 +96,7 @@
                 <w:color w:val="5B6876"/>
                 <w:sz w:val="17"/>
               </w:rPr>
-              <w:t>투자의견</w:t>
+              <w:t>투자의견(제안)</w:t>
             </w:r>
           </w:p>
         </w:tc>
@@ -116,7 +116,7 @@
                 <w:color w:val="5B6876"/>
                 <w:sz w:val="17"/>
               </w:rPr>
-              <w:t>목표주가</w:t>
+              <w:t>목표주가(제안)</w:t>
             </w:r>
           </w:p>
         </w:tc>
@@ -177,7 +177,7 @@
                 <w:color w:val="1F3A5F"/>
                 <w:sz w:val="24"/>
               </w:rPr>
-              <w:t>중립</w:t>
+              <w:t>매도</w:t>
             </w:r>
           </w:p>
         </w:tc>
@@ -196,7 +196,7 @@
                 <w:color w:val="1F3A5F"/>
                 <w:sz w:val="24"/>
               </w:rPr>
-              <w:t>86,300원</w:t>
+              <w:t>73,200원</w:t>
             </w:r>
           </w:p>
         </w:tc>
@@ -234,7 +234,7 @@
                 <w:color w:val="1F3A5F"/>
                 <w:sz w:val="24"/>
               </w:rPr>
-              <w:t>−19.2%</w:t>
+              <w:t>−31.5%</w:t>
             </w:r>
           </w:p>
         </w:tc>
@@ -301,7 +301,7 @@
         <w:rPr>
           <w:rFonts w:ascii="맑은 고딕" w:hAnsi="맑은 고딕" w:eastAsia="맑은 고딕"/>
         </w:rPr>
-        <w:t>영업이익은 2024년 12.7조원에서 2025년 9.1조원으로 줄었다. 2025년 4월부터 미국 관세가 붙어 그해에만 3조 420억원이 나갔다. 관세와 환평가를 빼고 보면 영업이익률은 여섯 분기 동안 9.4%~11.1%에서 버텼다. 올해 1~9월 도매는 전년보다 4.5% 늘었다. 주가는 올해 −12%로 KOSPI(+57%)에 크게 뒤졌다.</w:t>
+        <w:t>영업이익은 2024년 12.7조원에서 2025년 9.1조원으로 줄었다. 2025년 4월부터 미국 관세가 붙어 그해에만 3조 420억원이 나갔다. 관세와 외화환산을 빼고 보면 영업이익률은 여섯 분기 동안 9.4%~11.1%였다. 올해 1~9월 도매는 전년보다 4.5% 늘었다. 주가는 올해 −12%로 KOSPI(+57%)보다 크게 낮다.</w:t>
       </w:r>
     </w:p>
     <w:p>
@@ -324,7 +324,7 @@
         <w:rPr>
           <w:rFonts w:ascii="맑은 고딕" w:hAnsi="맑은 고딕" w:eastAsia="맑은 고딕"/>
         </w:rPr>
-        <w:t>투자의견은 중립, 목표주가는 86,300원이다(기준일 주가 106,800원, 차이 −19.2%). 시장은 지난 20개 분기 동안 다음 해에 실제로 나온 이익의 4.9배를 주가로 줬고, 지금 주가는 컨센서스 2027년 주당순이익의 4.7배다. 이 보고서의 2027년 주당순이익 17,599원(컨센서스 22,747원)에 같은 배수를 곱한 값이 목표주가다. P/B는 0.64배로 지난 20개 분기의 낮은 쪽이고, 2026년 결산 추정 배당수익률은 6.4%다. 순현금은 21.4조원으로 시가총액의 51%다. 장부가와 배당은 주가를 받치는 쪽이다.</w:t>
+        <w:t>투자의견(제안)은 매도, 목표주가(제안)는 73,200원이다(기준일 주가 106,800원, 차이 −31.5%). 12개월 선행 추정 주당순이익 14,843원(컨센서스 22,329원)에 시장이 최근 8개 분기에 실제로 치른 선행 배수 4.93배를 곱했다. 지금 주가는 컨센서스 선행 주당순이익의 4.78배로 그 평균과 같은 수준이다. 그래서 목표주가와 주가의 차이는 배수가 아니라 이익 추정에서 나온다. 의견과 목표주가는 모델이 계산한 제안이다.</w:t>
       </w:r>
     </w:p>
     <w:p>
@@ -693,7 +693,7 @@
                 <w:b/>
                 <w:sz w:val="17"/>
               </w:rPr>
-              <w:t>1,188,803</w:t>
+              <w:t>1,181,902</w:t>
             </w:r>
           </w:p>
         </w:tc>
@@ -712,7 +712,7 @@
                 <w:b/>
                 <w:sz w:val="17"/>
               </w:rPr>
-              <w:t>1,213,107</w:t>
+              <w:t>1,206,066</w:t>
             </w:r>
           </w:p>
         </w:tc>
@@ -731,7 +731,7 @@
                 <w:rFonts w:ascii="맑은 고딕" w:hAnsi="맑은 고딕" w:eastAsia="맑은 고딕"/>
                 <w:sz w:val="17"/>
               </w:rPr>
-              <w:t>핵심 영업이익</w:t>
+              <w:t>조정 영업이익</w:t>
             </w:r>
           </w:p>
         </w:tc>
@@ -785,7 +785,7 @@
                 <w:rFonts w:ascii="맑은 고딕" w:hAnsi="맑은 고딕" w:eastAsia="맑은 고딕"/>
                 <w:sz w:val="17"/>
               </w:rPr>
-              <w:t>121,233</w:t>
+              <w:t>113,739</w:t>
             </w:r>
           </w:p>
         </w:tc>
@@ -803,7 +803,7 @@
                 <w:rFonts w:ascii="맑은 고딕" w:hAnsi="맑은 고딕" w:eastAsia="맑은 고딕"/>
                 <w:sz w:val="17"/>
               </w:rPr>
-              <w:t>123,711</w:t>
+              <w:t>105,499</w:t>
             </w:r>
           </w:p>
         </w:tc>
@@ -821,7 +821,7 @@
                 <w:rFonts w:ascii="맑은 고딕" w:hAnsi="맑은 고딕" w:eastAsia="맑은 고딕"/>
                 <w:sz w:val="17"/>
               </w:rPr>
-              <w:t>126,241</w:t>
+              <w:t>103,627</w:t>
             </w:r>
           </w:p>
         </w:tc>
@@ -840,7 +840,7 @@
                 <w:rFonts w:ascii="맑은 고딕" w:hAnsi="맑은 고딕" w:eastAsia="맑은 고딕"/>
                 <w:sz w:val="17"/>
               </w:rPr>
-              <w:t xml:space="preserve"> 핵심 영업이익률</w:t>
+              <w:t xml:space="preserve"> 조정 영업이익률</w:t>
             </w:r>
           </w:p>
         </w:tc>
@@ -894,7 +894,7 @@
                 <w:rFonts w:ascii="맑은 고딕" w:hAnsi="맑은 고딕" w:eastAsia="맑은 고딕"/>
                 <w:sz w:val="17"/>
               </w:rPr>
-              <w:t>9.9%</w:t>
+              <w:t>9.3%</w:t>
             </w:r>
           </w:p>
         </w:tc>
@@ -912,7 +912,7 @@
                 <w:rFonts w:ascii="맑은 고딕" w:hAnsi="맑은 고딕" w:eastAsia="맑은 고딕"/>
                 <w:sz w:val="17"/>
               </w:rPr>
-              <w:t>9.9%</w:t>
+              <w:t>8.4%</w:t>
             </w:r>
           </w:p>
         </w:tc>
@@ -930,7 +930,7 @@
                 <w:rFonts w:ascii="맑은 고딕" w:hAnsi="맑은 고딕" w:eastAsia="맑은 고딕"/>
                 <w:sz w:val="17"/>
               </w:rPr>
-              <w:t>9.9%</w:t>
+              <w:t>8.1%</w:t>
             </w:r>
           </w:p>
         </w:tc>
@@ -1021,7 +1021,7 @@
                 <w:rFonts w:ascii="맑은 고딕" w:hAnsi="맑은 고딕" w:eastAsia="맑은 고딕"/>
                 <w:sz w:val="17"/>
               </w:rPr>
-              <w:t>31,888</w:t>
+              <w:t>30,392</w:t>
             </w:r>
           </w:p>
         </w:tc>
@@ -1039,7 +1039,7 @@
                 <w:rFonts w:ascii="맑은 고딕" w:hAnsi="맑은 고딕" w:eastAsia="맑은 고딕"/>
                 <w:sz w:val="17"/>
               </w:rPr>
-              <w:t>32,540</w:t>
+              <w:t>29,558</w:t>
             </w:r>
           </w:p>
         </w:tc>
@@ -1058,7 +1058,7 @@
                 <w:rFonts w:ascii="맑은 고딕" w:hAnsi="맑은 고딕" w:eastAsia="맑은 고딕"/>
                 <w:sz w:val="17"/>
               </w:rPr>
-              <w:t>환평가</w:t>
+              <w:t>외화환산</w:t>
             </w:r>
           </w:p>
         </w:tc>
@@ -1215,7 +1215,7 @@
                 <w:rFonts w:ascii="맑은 고딕" w:hAnsi="맑은 고딕" w:eastAsia="맑은 고딕"/>
                 <w:sz w:val="17"/>
               </w:rPr>
-              <w:t>−12,952</w:t>
+              <w:t>−18,260</w:t>
             </w:r>
           </w:p>
         </w:tc>
@@ -1233,7 +1233,7 @@
                 <w:rFonts w:ascii="맑은 고딕" w:hAnsi="맑은 고딕" w:eastAsia="맑은 고딕"/>
                 <w:sz w:val="17"/>
               </w:rPr>
-              <w:t>−12,952</w:t>
+              <w:t>−18,633</w:t>
             </w:r>
           </w:p>
         </w:tc>
@@ -1310,7 +1310,7 @@
                 <w:b/>
                 <w:sz w:val="17"/>
               </w:rPr>
-              <w:t>92,208</w:t>
+              <w:t>84,714</w:t>
             </w:r>
           </w:p>
         </w:tc>
@@ -1329,7 +1329,7 @@
                 <w:b/>
                 <w:sz w:val="17"/>
               </w:rPr>
-              <w:t>78,871</w:t>
+              <w:t>56,847</w:t>
             </w:r>
           </w:p>
         </w:tc>
@@ -1348,7 +1348,7 @@
                 <w:b/>
                 <w:sz w:val="17"/>
               </w:rPr>
-              <w:t>80,748</w:t>
+              <w:t>55,435</w:t>
             </w:r>
           </w:p>
         </w:tc>
@@ -1421,7 +1421,7 @@
                 <w:rFonts w:ascii="맑은 고딕" w:hAnsi="맑은 고딕" w:eastAsia="맑은 고딕"/>
                 <w:sz w:val="17"/>
               </w:rPr>
-              <w:t>7.5%</w:t>
+              <w:t>6.9%</w:t>
             </w:r>
           </w:p>
         </w:tc>
@@ -1439,7 +1439,7 @@
                 <w:rFonts w:ascii="맑은 고딕" w:hAnsi="맑은 고딕" w:eastAsia="맑은 고딕"/>
                 <w:sz w:val="17"/>
               </w:rPr>
-              <w:t>6.6%</w:t>
+              <w:t>4.8%</w:t>
             </w:r>
           </w:p>
         </w:tc>
@@ -1457,7 +1457,7 @@
                 <w:rFonts w:ascii="맑은 고딕" w:hAnsi="맑은 고딕" w:eastAsia="맑은 고딕"/>
                 <w:sz w:val="17"/>
               </w:rPr>
-              <w:t>6.7%</w:t>
+              <w:t>4.6%</w:t>
             </w:r>
           </w:p>
         </w:tc>
@@ -1530,7 +1530,7 @@
                 <w:rFonts w:ascii="맑은 고딕" w:hAnsi="맑은 고딕" w:eastAsia="맑은 고딕"/>
                 <w:sz w:val="17"/>
               </w:rPr>
-              <w:t>79,157</w:t>
+              <w:t>73,708</w:t>
             </w:r>
           </w:p>
         </w:tc>
@@ -1548,7 +1548,7 @@
                 <w:rFonts w:ascii="맑은 고딕" w:hAnsi="맑은 고딕" w:eastAsia="맑은 고딕"/>
                 <w:sz w:val="17"/>
               </w:rPr>
-              <w:t>68,708</w:t>
+              <w:t>52,694</w:t>
             </w:r>
           </w:p>
         </w:tc>
@@ -1566,7 +1566,7 @@
                 <w:rFonts w:ascii="맑은 고딕" w:hAnsi="맑은 고딕" w:eastAsia="맑은 고딕"/>
                 <w:sz w:val="17"/>
               </w:rPr>
-              <w:t>70,073</w:t>
+              <w:t>51,667</w:t>
             </w:r>
           </w:p>
         </w:tc>
@@ -1639,7 +1639,7 @@
                 <w:rFonts w:ascii="맑은 고딕" w:hAnsi="맑은 고딕" w:eastAsia="맑은 고딕"/>
                 <w:sz w:val="17"/>
               </w:rPr>
-              <w:t>20,275</w:t>
+              <w:t>18,879</w:t>
             </w:r>
           </w:p>
         </w:tc>
@@ -1657,7 +1657,7 @@
                 <w:rFonts w:ascii="맑은 고딕" w:hAnsi="맑은 고딕" w:eastAsia="맑은 고딕"/>
                 <w:sz w:val="17"/>
               </w:rPr>
-              <w:t>17,599</w:t>
+              <w:t>13,497</w:t>
             </w:r>
           </w:p>
         </w:tc>
@@ -1675,7 +1675,7 @@
                 <w:rFonts w:ascii="맑은 고딕" w:hAnsi="맑은 고딕" w:eastAsia="맑은 고딕"/>
                 <w:sz w:val="17"/>
               </w:rPr>
-              <w:t>17,949</w:t>
+              <w:t>13,234</w:t>
             </w:r>
           </w:p>
         </w:tc>
@@ -1857,7 +1857,7 @@
                 <w:rFonts w:ascii="맑은 고딕" w:hAnsi="맑은 고딕" w:eastAsia="맑은 고딕"/>
                 <w:sz w:val="17"/>
               </w:rPr>
-              <w:t>175,315</w:t>
+              <w:t>173,919</w:t>
             </w:r>
           </w:p>
         </w:tc>
@@ -1875,7 +1875,7 @@
                 <w:rFonts w:ascii="맑은 고딕" w:hAnsi="맑은 고딕" w:eastAsia="맑은 고딕"/>
                 <w:sz w:val="17"/>
               </w:rPr>
-              <w:t>186,114</w:t>
+              <w:t>180,616</w:t>
             </w:r>
           </w:p>
         </w:tc>
@@ -1893,7 +1893,7 @@
                 <w:rFonts w:ascii="맑은 고딕" w:hAnsi="맑은 고딕" w:eastAsia="맑은 고딕"/>
                 <w:sz w:val="17"/>
               </w:rPr>
-              <w:t>197,262</w:t>
+              <w:t>187,050</w:t>
             </w:r>
           </w:p>
         </w:tc>
@@ -1966,7 +1966,7 @@
                 <w:rFonts w:ascii="맑은 고딕" w:hAnsi="맑은 고딕" w:eastAsia="맑은 고딕"/>
                 <w:sz w:val="17"/>
               </w:rPr>
-              <w:t>12.2%</w:t>
+              <w:t>11.4%</w:t>
             </w:r>
           </w:p>
         </w:tc>
@@ -1984,7 +1984,7 @@
                 <w:rFonts w:ascii="맑은 고딕" w:hAnsi="맑은 고딕" w:eastAsia="맑은 고딕"/>
                 <w:sz w:val="17"/>
               </w:rPr>
-              <w:t>9.7%</w:t>
+              <w:t>7.6%</w:t>
             </w:r>
           </w:p>
         </w:tc>
@@ -2002,7 +2002,7 @@
                 <w:rFonts w:ascii="맑은 고딕" w:hAnsi="맑은 고딕" w:eastAsia="맑은 고딕"/>
                 <w:sz w:val="17"/>
               </w:rPr>
-              <w:t>9.4%</w:t>
+              <w:t>7.2%</w:t>
             </w:r>
           </w:p>
         </w:tc>
@@ -2112,6 +2112,115 @@
                 <w:sz w:val="17"/>
               </w:rPr>
               <w:t>1,351</w:t>
+            </w:r>
+          </w:p>
+        </w:tc>
+      </w:tr>
+      <w:tr>
+        <w:tc>
+          <w:tcPr>
+            <w:tcW w:type="dxa" w:w="1606"/>
+          </w:tcPr>
+          <w:p>
+            <w:pPr>
+              <w:spacing w:after="0"/>
+            </w:pPr>
+            <w:r>
+              <w:rPr>
+                <w:rFonts w:ascii="맑은 고딕" w:hAnsi="맑은 고딕" w:eastAsia="맑은 고딕"/>
+                <w:sz w:val="17"/>
+              </w:rPr>
+              <w:t>원/유로 평균</w:t>
+            </w:r>
+          </w:p>
+        </w:tc>
+        <w:tc>
+          <w:tcPr>
+            <w:tcW w:type="dxa" w:w="1606"/>
+          </w:tcPr>
+          <w:p>
+            <w:pPr>
+              <w:spacing w:after="0"/>
+              <w:jc w:val="right"/>
+            </w:pPr>
+            <w:r>
+              <w:rPr>
+                <w:rFonts w:ascii="맑은 고딕" w:hAnsi="맑은 고딕" w:eastAsia="맑은 고딕"/>
+                <w:sz w:val="17"/>
+              </w:rPr>
+              <w:t>1,475</w:t>
+            </w:r>
+          </w:p>
+        </w:tc>
+        <w:tc>
+          <w:tcPr>
+            <w:tcW w:type="dxa" w:w="1606"/>
+          </w:tcPr>
+          <w:p>
+            <w:pPr>
+              <w:spacing w:after="0"/>
+              <w:jc w:val="right"/>
+            </w:pPr>
+            <w:r>
+              <w:rPr>
+                <w:rFonts w:ascii="맑은 고딕" w:hAnsi="맑은 고딕" w:eastAsia="맑은 고딕"/>
+                <w:sz w:val="17"/>
+              </w:rPr>
+              <w:t>1,607</w:t>
+            </w:r>
+          </w:p>
+        </w:tc>
+        <w:tc>
+          <w:tcPr>
+            <w:tcW w:type="dxa" w:w="1606"/>
+          </w:tcPr>
+          <w:p>
+            <w:pPr>
+              <w:spacing w:after="0"/>
+              <w:jc w:val="right"/>
+            </w:pPr>
+            <w:r>
+              <w:rPr>
+                <w:rFonts w:ascii="맑은 고딕" w:hAnsi="맑은 고딕" w:eastAsia="맑은 고딕"/>
+                <w:sz w:val="17"/>
+              </w:rPr>
+              <w:t>1,654</w:t>
+            </w:r>
+          </w:p>
+        </w:tc>
+        <w:tc>
+          <w:tcPr>
+            <w:tcW w:type="dxa" w:w="1606"/>
+          </w:tcPr>
+          <w:p>
+            <w:pPr>
+              <w:spacing w:after="0"/>
+              <w:jc w:val="right"/>
+            </w:pPr>
+            <w:r>
+              <w:rPr>
+                <w:rFonts w:ascii="맑은 고딕" w:hAnsi="맑은 고딕" w:eastAsia="맑은 고딕"/>
+                <w:sz w:val="17"/>
+              </w:rPr>
+              <w:t>1,520</w:t>
+            </w:r>
+          </w:p>
+        </w:tc>
+        <w:tc>
+          <w:tcPr>
+            <w:tcW w:type="dxa" w:w="1606"/>
+          </w:tcPr>
+          <w:p>
+            <w:pPr>
+              <w:spacing w:after="0"/>
+              <w:jc w:val="right"/>
+            </w:pPr>
+            <w:r>
+              <w:rPr>
+                <w:rFonts w:ascii="맑은 고딕" w:hAnsi="맑은 고딕" w:eastAsia="맑은 고딕"/>
+                <w:sz w:val="17"/>
+              </w:rPr>
+              <w:t>1,520</w:t>
             </w:r>
           </w:p>
         </w:tc>
@@ -2144,7 +2253,19 @@
         <w:rPr>
           <w:rFonts w:ascii="맑은 고딕" w:hAnsi="맑은 고딕" w:eastAsia="맑은 고딕"/>
         </w:rPr>
-        <w:t>3분기: 분기 말 환율이 충당부채를 줄인다</w:t>
+        <w:t>산업과 매출·비용의 뼈대</w:t>
+      </w:r>
+    </w:p>
+    <w:p>
+      <w:pPr>
+        <w:pStyle w:val="Heading2"/>
+        <w:spacing w:after="80"/>
+      </w:pPr>
+      <w:r>
+        <w:rPr>
+          <w:rFonts w:ascii="맑은 고딕" w:hAnsi="맑은 고딕" w:eastAsia="맑은 고딕"/>
+        </w:rPr>
+        <w:t>산업: 관세와 전기차 가격 경쟁</w:t>
       </w:r>
     </w:p>
     <w:p>
@@ -2155,7 +2276,19 @@
         <w:rPr>
           <w:rFonts w:ascii="맑은 고딕" w:hAnsi="맑은 고딕" w:eastAsia="맑은 고딕"/>
         </w:rPr>
-        <w:t>기아는 판매보증충당부채 9.3조원을 지고 있고, 회사가 금액을 밝힌 네 분기로 재면 그 50%가 환율에 묶여 있다. 분기 말 원/달러가 오르면 비용이 되고 내리면 이익이 된다. 원/달러는 6월 말 1,542원에서 9월 말 1,358원이 됐다. 3분기 환평가는 5,484억원 이익으로 추정한다(2분기 −802억원).</w:t>
+        <w:t>완성차는 차를 만들어 지역별 판매법인과 딜러에 넘기는 사업이고, 이익은 물량, 대당 가격(인센티브를 뺀 값), 환율, 재료비에서 갈린다. 지금 산업을 움직이는 것은 둘이다. 미국은 2025년 4월 3일부터 한국산 자동차에 25%를 매겼고 11월 1일부터 15%로 내렸다. 유럽에서는 전기차 가격 경쟁이 세졌다. 기아의 유럽 소매에서 전기차 비중은 1분기 21%, 2분기 26%, 7~8월 30%로 오르고 있고, 회사는 2분기에 서유럽의 경쟁 심화로 인센티브가 늘었다고 밝혔다. 기아의 자기자본이익률(11.4%)은 일본 완성차 평균(8.0%)보다 높고 P/B(0.64배)는 일본 평균(0.86배)보다 낮다.</w:t>
+      </w:r>
+    </w:p>
+    <w:p>
+      <w:pPr>
+        <w:pStyle w:val="Heading2"/>
+        <w:spacing w:after="80"/>
+      </w:pPr>
+      <w:r>
+        <w:rPr>
+          <w:rFonts w:ascii="맑은 고딕" w:hAnsi="맑은 고딕" w:eastAsia="맑은 고딕"/>
+        </w:rPr>
+        <w:t>매출: 대수 × 대당 매출, 지역마다 값이 다르다</w:t>
       </w:r>
     </w:p>
     <w:p>
@@ -2166,7 +2299,19 @@
         <w:rPr>
           <w:rFonts w:ascii="맑은 고딕" w:hAnsi="맑은 고딕" w:eastAsia="맑은 고딕"/>
         </w:rPr>
-        <w:t>3분기 영업이익은 2분기 영업이익에서 달라지는 줄을 더해 냈다. 물량 −277억원, 평균환율 −4,019억원(원/달러 −5.2%, 원/유로 −6.2%), 기말환율 5,914억원, 관세 −160억원, 원자재 −115억원, 유럽 전기차 가격 −151억원이다. 이 식이 후보 아홉 가운데 과거 8개 분기에서 가장 덜 빗나갔다(평균 절대 오차 2,635억원, 직전 분기 그대로는 4,919억원).</w:t>
+        <w:t>매출은 도매 대수와 대당 매출의 곱이다. 2분기 매출에서 미국 법인이 37%, 유럽 법인이 22%를 차지한다. 대당 매출은 미국 5,397만원, 유럽 4,297만원으로 다르다. 3분기 도매는 84.7만대로 1년 전보다 7.9% 늘었다. 7~8월 현지판매로 보면 3분기에 미국은 2분기보다 +7.0%, 유럽은 −10.4%다.</w:t>
+      </w:r>
+    </w:p>
+    <w:p>
+      <w:pPr>
+        <w:pStyle w:val="Heading2"/>
+        <w:spacing w:after="80"/>
+      </w:pPr>
+      <w:r>
+        <w:rPr>
+          <w:rFonts w:ascii="맑은 고딕" w:hAnsi="맑은 고딕" w:eastAsia="맑은 고딕"/>
+        </w:rPr>
+        <w:t>비용: 따로 봐야 하는 줄이 다섯이다</w:t>
       </w:r>
     </w:p>
     <w:p>
@@ -2177,7 +2322,1986 @@
         <w:rPr>
           <w:rFonts w:ascii="맑은 고딕" w:hAnsi="맑은 고딕" w:eastAsia="맑은 고딕"/>
         </w:rPr>
-        <w:t>3분기 영업이익은 27,482억원이다. 컨센서스(25,023억원)보다 10% 많다. 관세와 환평가를 뺀 핵심 영업이익률로는 9.2%이고 컨센서스는 8.8%에 해당한다(1%p에 3,288억원). 유럽 소매의 전기차 비중은 2분기 26%에서 7~8월 30%로 올랐다. 4분기는 평균환율이 더 낮고 환평가 이익이 되풀이되지 않아 16,386억원으로 본다.</w:t>
+        <w:t>영업이익에는 성격이 다른 줄이 섞여 있다. 미국 관세(2분기 8,140억원), 판매보증비(2분기 매출의 2.5%, 2025년 3분기 5.4%), 판매보증충당부채를 분기 말 환율로 다시 잰 외화환산(2분기 −802억원), 인센티브(2분기 전년 대비 −7,230억원), 그리고 평균환율이다(회사가 밝힌 환율 효과는 2분기 전년 대비 6,690억원). 회사는 분기 실적 자료와 정기보고서 주석에서 이 줄들의 금액을 밝힌다. 아래 표는 관세와 외화환산을 뺀 조정 영업이익률과 판매보증비 비율을 분기별로 보인 것이다.</w:t>
+      </w:r>
+    </w:p>
+    <w:p>
+      <w:pPr>
+        <w:spacing w:after="40"/>
+      </w:pPr>
+      <w:r>
+        <w:rPr>
+          <w:rFonts w:ascii="맑은 고딕" w:hAnsi="맑은 고딕" w:eastAsia="맑은 고딕"/>
+          <w:b/>
+          <w:color w:val="1F3A5F"/>
+          <w:sz w:val="19"/>
+        </w:rPr>
+        <w:t>표 2</w:t>
+      </w:r>
+      <w:r>
+        <w:rPr>
+          <w:rFonts w:ascii="맑은 고딕" w:hAnsi="맑은 고딕" w:eastAsia="맑은 고딕"/>
+          <w:b/>
+          <w:color w:val="1F3A5F"/>
+          <w:sz w:val="19"/>
+        </w:rPr>
+        <w:t xml:space="preserve"> 드러난 영업이익과 조정 영업이익 </w:t>
+      </w:r>
+      <w:r>
+        <w:rPr>
+          <w:rFonts w:ascii="맑은 고딕" w:hAnsi="맑은 고딕" w:eastAsia="맑은 고딕"/>
+          <w:b/>
+          <w:color w:val="1F3A5F"/>
+          <w:sz w:val="19"/>
+        </w:rPr>
+        <w:t>(억원)</w:t>
+      </w:r>
+    </w:p>
+    <w:tbl>
+      <w:tblPr>
+        <w:tblStyle w:val="TableGrid"/>
+        <w:tblW w:type="auto" w:w="0"/>
+        <w:jc w:val="center"/>
+        <w:tblLook w:firstColumn="1" w:firstRow="1" w:lastColumn="0" w:lastRow="0" w:noHBand="0" w:noVBand="1" w:val="04A0"/>
+      </w:tblPr>
+      <w:tblGrid>
+        <w:gridCol w:w="1377"/>
+        <w:gridCol w:w="1377"/>
+        <w:gridCol w:w="1377"/>
+        <w:gridCol w:w="1377"/>
+        <w:gridCol w:w="1377"/>
+        <w:gridCol w:w="1377"/>
+        <w:gridCol w:w="1377"/>
+      </w:tblGrid>
+      <w:tr>
+        <w:tc>
+          <w:tcPr>
+            <w:tcW w:type="dxa" w:w="1377"/>
+            <w:shd w:val="clear" w:color="auto" w:fill="1F3A5F"/>
+          </w:tcPr>
+          <w:p>
+            <w:pPr>
+              <w:spacing w:after="0"/>
+              <w:jc w:val="center"/>
+            </w:pPr>
+          </w:p>
+        </w:tc>
+        <w:tc>
+          <w:tcPr>
+            <w:tcW w:type="dxa" w:w="1377"/>
+            <w:shd w:val="clear" w:color="auto" w:fill="1F3A5F"/>
+          </w:tcPr>
+          <w:p>
+            <w:pPr>
+              <w:spacing w:after="0"/>
+              <w:jc w:val="center"/>
+            </w:pPr>
+            <w:r>
+              <w:rPr>
+                <w:rFonts w:ascii="맑은 고딕" w:hAnsi="맑은 고딕" w:eastAsia="맑은 고딕"/>
+                <w:b/>
+                <w:color w:val="FFFFFF"/>
+                <w:sz w:val="17"/>
+              </w:rPr>
+              <w:t>1Q25</w:t>
+            </w:r>
+          </w:p>
+        </w:tc>
+        <w:tc>
+          <w:tcPr>
+            <w:tcW w:type="dxa" w:w="1377"/>
+            <w:shd w:val="clear" w:color="auto" w:fill="1F3A5F"/>
+          </w:tcPr>
+          <w:p>
+            <w:pPr>
+              <w:spacing w:after="0"/>
+              <w:jc w:val="center"/>
+            </w:pPr>
+            <w:r>
+              <w:rPr>
+                <w:rFonts w:ascii="맑은 고딕" w:hAnsi="맑은 고딕" w:eastAsia="맑은 고딕"/>
+                <w:b/>
+                <w:color w:val="FFFFFF"/>
+                <w:sz w:val="17"/>
+              </w:rPr>
+              <w:t>2Q25</w:t>
+            </w:r>
+          </w:p>
+        </w:tc>
+        <w:tc>
+          <w:tcPr>
+            <w:tcW w:type="dxa" w:w="1377"/>
+            <w:shd w:val="clear" w:color="auto" w:fill="1F3A5F"/>
+          </w:tcPr>
+          <w:p>
+            <w:pPr>
+              <w:spacing w:after="0"/>
+              <w:jc w:val="center"/>
+            </w:pPr>
+            <w:r>
+              <w:rPr>
+                <w:rFonts w:ascii="맑은 고딕" w:hAnsi="맑은 고딕" w:eastAsia="맑은 고딕"/>
+                <w:b/>
+                <w:color w:val="FFFFFF"/>
+                <w:sz w:val="17"/>
+              </w:rPr>
+              <w:t>3Q25</w:t>
+            </w:r>
+          </w:p>
+        </w:tc>
+        <w:tc>
+          <w:tcPr>
+            <w:tcW w:type="dxa" w:w="1377"/>
+            <w:shd w:val="clear" w:color="auto" w:fill="1F3A5F"/>
+          </w:tcPr>
+          <w:p>
+            <w:pPr>
+              <w:spacing w:after="0"/>
+              <w:jc w:val="center"/>
+            </w:pPr>
+            <w:r>
+              <w:rPr>
+                <w:rFonts w:ascii="맑은 고딕" w:hAnsi="맑은 고딕" w:eastAsia="맑은 고딕"/>
+                <w:b/>
+                <w:color w:val="FFFFFF"/>
+                <w:sz w:val="17"/>
+              </w:rPr>
+              <w:t>4Q25</w:t>
+            </w:r>
+          </w:p>
+        </w:tc>
+        <w:tc>
+          <w:tcPr>
+            <w:tcW w:type="dxa" w:w="1377"/>
+            <w:shd w:val="clear" w:color="auto" w:fill="1F3A5F"/>
+          </w:tcPr>
+          <w:p>
+            <w:pPr>
+              <w:spacing w:after="0"/>
+              <w:jc w:val="center"/>
+            </w:pPr>
+            <w:r>
+              <w:rPr>
+                <w:rFonts w:ascii="맑은 고딕" w:hAnsi="맑은 고딕" w:eastAsia="맑은 고딕"/>
+                <w:b/>
+                <w:color w:val="FFFFFF"/>
+                <w:sz w:val="17"/>
+              </w:rPr>
+              <w:t>1Q26</w:t>
+            </w:r>
+          </w:p>
+        </w:tc>
+        <w:tc>
+          <w:tcPr>
+            <w:tcW w:type="dxa" w:w="1377"/>
+            <w:shd w:val="clear" w:color="auto" w:fill="1F3A5F"/>
+          </w:tcPr>
+          <w:p>
+            <w:pPr>
+              <w:spacing w:after="0"/>
+              <w:jc w:val="center"/>
+            </w:pPr>
+            <w:r>
+              <w:rPr>
+                <w:rFonts w:ascii="맑은 고딕" w:hAnsi="맑은 고딕" w:eastAsia="맑은 고딕"/>
+                <w:b/>
+                <w:color w:val="FFFFFF"/>
+                <w:sz w:val="17"/>
+              </w:rPr>
+              <w:t>2Q26</w:t>
+            </w:r>
+          </w:p>
+        </w:tc>
+      </w:tr>
+      <w:tr>
+        <w:tc>
+          <w:tcPr>
+            <w:tcW w:type="dxa" w:w="1377"/>
+          </w:tcPr>
+          <w:p>
+            <w:pPr>
+              <w:spacing w:after="0"/>
+            </w:pPr>
+            <w:r>
+              <w:rPr>
+                <w:rFonts w:ascii="맑은 고딕" w:hAnsi="맑은 고딕" w:eastAsia="맑은 고딕"/>
+                <w:sz w:val="17"/>
+              </w:rPr>
+              <w:t>매출액</w:t>
+            </w:r>
+          </w:p>
+        </w:tc>
+        <w:tc>
+          <w:tcPr>
+            <w:tcW w:type="dxa" w:w="1377"/>
+          </w:tcPr>
+          <w:p>
+            <w:pPr>
+              <w:spacing w:after="0"/>
+              <w:jc w:val="right"/>
+            </w:pPr>
+            <w:r>
+              <w:rPr>
+                <w:rFonts w:ascii="맑은 고딕" w:hAnsi="맑은 고딕" w:eastAsia="맑은 고딕"/>
+                <w:sz w:val="17"/>
+              </w:rPr>
+              <w:t>280,180</w:t>
+            </w:r>
+          </w:p>
+        </w:tc>
+        <w:tc>
+          <w:tcPr>
+            <w:tcW w:type="dxa" w:w="1377"/>
+          </w:tcPr>
+          <w:p>
+            <w:pPr>
+              <w:spacing w:after="0"/>
+              <w:jc w:val="right"/>
+            </w:pPr>
+            <w:r>
+              <w:rPr>
+                <w:rFonts w:ascii="맑은 고딕" w:hAnsi="맑은 고딕" w:eastAsia="맑은 고딕"/>
+                <w:sz w:val="17"/>
+              </w:rPr>
+              <w:t>293,500</w:t>
+            </w:r>
+          </w:p>
+        </w:tc>
+        <w:tc>
+          <w:tcPr>
+            <w:tcW w:type="dxa" w:w="1377"/>
+          </w:tcPr>
+          <w:p>
+            <w:pPr>
+              <w:spacing w:after="0"/>
+              <w:jc w:val="right"/>
+            </w:pPr>
+            <w:r>
+              <w:rPr>
+                <w:rFonts w:ascii="맑은 고딕" w:hAnsi="맑은 고딕" w:eastAsia="맑은 고딕"/>
+                <w:sz w:val="17"/>
+              </w:rPr>
+              <w:t>286,860</w:t>
+            </w:r>
+          </w:p>
+        </w:tc>
+        <w:tc>
+          <w:tcPr>
+            <w:tcW w:type="dxa" w:w="1377"/>
+          </w:tcPr>
+          <w:p>
+            <w:pPr>
+              <w:spacing w:after="0"/>
+              <w:jc w:val="right"/>
+            </w:pPr>
+            <w:r>
+              <w:rPr>
+                <w:rFonts w:ascii="맑은 고딕" w:hAnsi="맑은 고딕" w:eastAsia="맑은 고딕"/>
+                <w:sz w:val="17"/>
+              </w:rPr>
+              <w:t>280,880</w:t>
+            </w:r>
+          </w:p>
+        </w:tc>
+        <w:tc>
+          <w:tcPr>
+            <w:tcW w:type="dxa" w:w="1377"/>
+          </w:tcPr>
+          <w:p>
+            <w:pPr>
+              <w:spacing w:after="0"/>
+              <w:jc w:val="right"/>
+            </w:pPr>
+            <w:r>
+              <w:rPr>
+                <w:rFonts w:ascii="맑은 고딕" w:hAnsi="맑은 고딕" w:eastAsia="맑은 고딕"/>
+                <w:sz w:val="17"/>
+              </w:rPr>
+              <w:t>295,020</w:t>
+            </w:r>
+          </w:p>
+        </w:tc>
+        <w:tc>
+          <w:tcPr>
+            <w:tcW w:type="dxa" w:w="1377"/>
+          </w:tcPr>
+          <w:p>
+            <w:pPr>
+              <w:spacing w:after="0"/>
+              <w:jc w:val="right"/>
+            </w:pPr>
+            <w:r>
+              <w:rPr>
+                <w:rFonts w:ascii="맑은 고딕" w:hAnsi="맑은 고딕" w:eastAsia="맑은 고딕"/>
+                <w:sz w:val="17"/>
+              </w:rPr>
+              <w:t>330,370</w:t>
+            </w:r>
+          </w:p>
+        </w:tc>
+      </w:tr>
+      <w:tr>
+        <w:tc>
+          <w:tcPr>
+            <w:tcW w:type="dxa" w:w="1377"/>
+          </w:tcPr>
+          <w:p>
+            <w:pPr>
+              <w:spacing w:after="0"/>
+            </w:pPr>
+            <w:r>
+              <w:rPr>
+                <w:rFonts w:ascii="맑은 고딕" w:hAnsi="맑은 고딕" w:eastAsia="맑은 고딕"/>
+                <w:sz w:val="17"/>
+              </w:rPr>
+              <w:t>영업이익</w:t>
+            </w:r>
+          </w:p>
+        </w:tc>
+        <w:tc>
+          <w:tcPr>
+            <w:tcW w:type="dxa" w:w="1377"/>
+          </w:tcPr>
+          <w:p>
+            <w:pPr>
+              <w:spacing w:after="0"/>
+              <w:jc w:val="right"/>
+            </w:pPr>
+            <w:r>
+              <w:rPr>
+                <w:rFonts w:ascii="맑은 고딕" w:hAnsi="맑은 고딕" w:eastAsia="맑은 고딕"/>
+                <w:sz w:val="17"/>
+              </w:rPr>
+              <w:t>30,090</w:t>
+            </w:r>
+          </w:p>
+        </w:tc>
+        <w:tc>
+          <w:tcPr>
+            <w:tcW w:type="dxa" w:w="1377"/>
+          </w:tcPr>
+          <w:p>
+            <w:pPr>
+              <w:spacing w:after="0"/>
+              <w:jc w:val="right"/>
+            </w:pPr>
+            <w:r>
+              <w:rPr>
+                <w:rFonts w:ascii="맑은 고딕" w:hAnsi="맑은 고딕" w:eastAsia="맑은 고딕"/>
+                <w:sz w:val="17"/>
+              </w:rPr>
+              <w:t>27,650</w:t>
+            </w:r>
+          </w:p>
+        </w:tc>
+        <w:tc>
+          <w:tcPr>
+            <w:tcW w:type="dxa" w:w="1377"/>
+          </w:tcPr>
+          <w:p>
+            <w:pPr>
+              <w:spacing w:after="0"/>
+              <w:jc w:val="right"/>
+            </w:pPr>
+            <w:r>
+              <w:rPr>
+                <w:rFonts w:ascii="맑은 고딕" w:hAnsi="맑은 고딕" w:eastAsia="맑은 고딕"/>
+                <w:sz w:val="17"/>
+              </w:rPr>
+              <w:t>14,620</w:t>
+            </w:r>
+          </w:p>
+        </w:tc>
+        <w:tc>
+          <w:tcPr>
+            <w:tcW w:type="dxa" w:w="1377"/>
+          </w:tcPr>
+          <w:p>
+            <w:pPr>
+              <w:spacing w:after="0"/>
+              <w:jc w:val="right"/>
+            </w:pPr>
+            <w:r>
+              <w:rPr>
+                <w:rFonts w:ascii="맑은 고딕" w:hAnsi="맑은 고딕" w:eastAsia="맑은 고딕"/>
+                <w:sz w:val="17"/>
+              </w:rPr>
+              <w:t>18,430</w:t>
+            </w:r>
+          </w:p>
+        </w:tc>
+        <w:tc>
+          <w:tcPr>
+            <w:tcW w:type="dxa" w:w="1377"/>
+          </w:tcPr>
+          <w:p>
+            <w:pPr>
+              <w:spacing w:after="0"/>
+              <w:jc w:val="right"/>
+            </w:pPr>
+            <w:r>
+              <w:rPr>
+                <w:rFonts w:ascii="맑은 고딕" w:hAnsi="맑은 고딕" w:eastAsia="맑은 고딕"/>
+                <w:sz w:val="17"/>
+              </w:rPr>
+              <w:t>22,050</w:t>
+            </w:r>
+          </w:p>
+        </w:tc>
+        <w:tc>
+          <w:tcPr>
+            <w:tcW w:type="dxa" w:w="1377"/>
+          </w:tcPr>
+          <w:p>
+            <w:pPr>
+              <w:spacing w:after="0"/>
+              <w:jc w:val="right"/>
+            </w:pPr>
+            <w:r>
+              <w:rPr>
+                <w:rFonts w:ascii="맑은 고딕" w:hAnsi="맑은 고딕" w:eastAsia="맑은 고딕"/>
+                <w:sz w:val="17"/>
+              </w:rPr>
+              <w:t>26,290</w:t>
+            </w:r>
+          </w:p>
+        </w:tc>
+      </w:tr>
+      <w:tr>
+        <w:tc>
+          <w:tcPr>
+            <w:tcW w:type="dxa" w:w="1377"/>
+          </w:tcPr>
+          <w:p>
+            <w:pPr>
+              <w:spacing w:after="0"/>
+            </w:pPr>
+            <w:r>
+              <w:rPr>
+                <w:rFonts w:ascii="맑은 고딕" w:hAnsi="맑은 고딕" w:eastAsia="맑은 고딕"/>
+                <w:sz w:val="17"/>
+              </w:rPr>
+              <w:t xml:space="preserve"> 영업이익률</w:t>
+            </w:r>
+          </w:p>
+        </w:tc>
+        <w:tc>
+          <w:tcPr>
+            <w:tcW w:type="dxa" w:w="1377"/>
+          </w:tcPr>
+          <w:p>
+            <w:pPr>
+              <w:spacing w:after="0"/>
+              <w:jc w:val="right"/>
+            </w:pPr>
+            <w:r>
+              <w:rPr>
+                <w:rFonts w:ascii="맑은 고딕" w:hAnsi="맑은 고딕" w:eastAsia="맑은 고딕"/>
+                <w:sz w:val="17"/>
+              </w:rPr>
+              <w:t>10.7%</w:t>
+            </w:r>
+          </w:p>
+        </w:tc>
+        <w:tc>
+          <w:tcPr>
+            <w:tcW w:type="dxa" w:w="1377"/>
+          </w:tcPr>
+          <w:p>
+            <w:pPr>
+              <w:spacing w:after="0"/>
+              <w:jc w:val="right"/>
+            </w:pPr>
+            <w:r>
+              <w:rPr>
+                <w:rFonts w:ascii="맑은 고딕" w:hAnsi="맑은 고딕" w:eastAsia="맑은 고딕"/>
+                <w:sz w:val="17"/>
+              </w:rPr>
+              <w:t>9.4%</w:t>
+            </w:r>
+          </w:p>
+        </w:tc>
+        <w:tc>
+          <w:tcPr>
+            <w:tcW w:type="dxa" w:w="1377"/>
+          </w:tcPr>
+          <w:p>
+            <w:pPr>
+              <w:spacing w:after="0"/>
+              <w:jc w:val="right"/>
+            </w:pPr>
+            <w:r>
+              <w:rPr>
+                <w:rFonts w:ascii="맑은 고딕" w:hAnsi="맑은 고딕" w:eastAsia="맑은 고딕"/>
+                <w:sz w:val="17"/>
+              </w:rPr>
+              <w:t>5.1%</w:t>
+            </w:r>
+          </w:p>
+        </w:tc>
+        <w:tc>
+          <w:tcPr>
+            <w:tcW w:type="dxa" w:w="1377"/>
+          </w:tcPr>
+          <w:p>
+            <w:pPr>
+              <w:spacing w:after="0"/>
+              <w:jc w:val="right"/>
+            </w:pPr>
+            <w:r>
+              <w:rPr>
+                <w:rFonts w:ascii="맑은 고딕" w:hAnsi="맑은 고딕" w:eastAsia="맑은 고딕"/>
+                <w:sz w:val="17"/>
+              </w:rPr>
+              <w:t>6.6%</w:t>
+            </w:r>
+          </w:p>
+        </w:tc>
+        <w:tc>
+          <w:tcPr>
+            <w:tcW w:type="dxa" w:w="1377"/>
+          </w:tcPr>
+          <w:p>
+            <w:pPr>
+              <w:spacing w:after="0"/>
+              <w:jc w:val="right"/>
+            </w:pPr>
+            <w:r>
+              <w:rPr>
+                <w:rFonts w:ascii="맑은 고딕" w:hAnsi="맑은 고딕" w:eastAsia="맑은 고딕"/>
+                <w:sz w:val="17"/>
+              </w:rPr>
+              <w:t>7.5%</w:t>
+            </w:r>
+          </w:p>
+        </w:tc>
+        <w:tc>
+          <w:tcPr>
+            <w:tcW w:type="dxa" w:w="1377"/>
+          </w:tcPr>
+          <w:p>
+            <w:pPr>
+              <w:spacing w:after="0"/>
+              <w:jc w:val="right"/>
+            </w:pPr>
+            <w:r>
+              <w:rPr>
+                <w:rFonts w:ascii="맑은 고딕" w:hAnsi="맑은 고딕" w:eastAsia="맑은 고딕"/>
+                <w:sz w:val="17"/>
+              </w:rPr>
+              <w:t>8.0%</w:t>
+            </w:r>
+          </w:p>
+        </w:tc>
+      </w:tr>
+      <w:tr>
+        <w:tc>
+          <w:tcPr>
+            <w:tcW w:type="dxa" w:w="1377"/>
+          </w:tcPr>
+          <w:p>
+            <w:pPr>
+              <w:spacing w:after="0"/>
+            </w:pPr>
+            <w:r>
+              <w:rPr>
+                <w:rFonts w:ascii="맑은 고딕" w:hAnsi="맑은 고딕" w:eastAsia="맑은 고딕"/>
+                <w:sz w:val="17"/>
+              </w:rPr>
+              <w:t>+ 미국 관세 영향</w:t>
+            </w:r>
+          </w:p>
+        </w:tc>
+        <w:tc>
+          <w:tcPr>
+            <w:tcW w:type="dxa" w:w="1377"/>
+          </w:tcPr>
+          <w:p>
+            <w:pPr>
+              <w:spacing w:after="0"/>
+            </w:pPr>
+          </w:p>
+        </w:tc>
+        <w:tc>
+          <w:tcPr>
+            <w:tcW w:type="dxa" w:w="1377"/>
+          </w:tcPr>
+          <w:p>
+            <w:pPr>
+              <w:spacing w:after="0"/>
+              <w:jc w:val="right"/>
+            </w:pPr>
+            <w:r>
+              <w:rPr>
+                <w:rFonts w:ascii="맑은 고딕" w:hAnsi="맑은 고딕" w:eastAsia="맑은 고딕"/>
+                <w:sz w:val="17"/>
+              </w:rPr>
+              <w:t>7,860</w:t>
+            </w:r>
+          </w:p>
+        </w:tc>
+        <w:tc>
+          <w:tcPr>
+            <w:tcW w:type="dxa" w:w="1377"/>
+          </w:tcPr>
+          <w:p>
+            <w:pPr>
+              <w:spacing w:after="0"/>
+              <w:jc w:val="right"/>
+            </w:pPr>
+            <w:r>
+              <w:rPr>
+                <w:rFonts w:ascii="맑은 고딕" w:hAnsi="맑은 고딕" w:eastAsia="맑은 고딕"/>
+                <w:sz w:val="17"/>
+              </w:rPr>
+              <w:t>12,340</w:t>
+            </w:r>
+          </w:p>
+        </w:tc>
+        <w:tc>
+          <w:tcPr>
+            <w:tcW w:type="dxa" w:w="1377"/>
+          </w:tcPr>
+          <w:p>
+            <w:pPr>
+              <w:spacing w:after="0"/>
+              <w:jc w:val="right"/>
+            </w:pPr>
+            <w:r>
+              <w:rPr>
+                <w:rFonts w:ascii="맑은 고딕" w:hAnsi="맑은 고딕" w:eastAsia="맑은 고딕"/>
+                <w:sz w:val="17"/>
+              </w:rPr>
+              <w:t>10,220</w:t>
+            </w:r>
+          </w:p>
+        </w:tc>
+        <w:tc>
+          <w:tcPr>
+            <w:tcW w:type="dxa" w:w="1377"/>
+          </w:tcPr>
+          <w:p>
+            <w:pPr>
+              <w:spacing w:after="0"/>
+              <w:jc w:val="right"/>
+            </w:pPr>
+            <w:r>
+              <w:rPr>
+                <w:rFonts w:ascii="맑은 고딕" w:hAnsi="맑은 고딕" w:eastAsia="맑은 고딕"/>
+                <w:sz w:val="17"/>
+              </w:rPr>
+              <w:t>7,550</w:t>
+            </w:r>
+          </w:p>
+        </w:tc>
+        <w:tc>
+          <w:tcPr>
+            <w:tcW w:type="dxa" w:w="1377"/>
+          </w:tcPr>
+          <w:p>
+            <w:pPr>
+              <w:spacing w:after="0"/>
+              <w:jc w:val="right"/>
+            </w:pPr>
+            <w:r>
+              <w:rPr>
+                <w:rFonts w:ascii="맑은 고딕" w:hAnsi="맑은 고딕" w:eastAsia="맑은 고딕"/>
+                <w:sz w:val="17"/>
+              </w:rPr>
+              <w:t>8,140</w:t>
+            </w:r>
+          </w:p>
+        </w:tc>
+      </w:tr>
+      <w:tr>
+        <w:tc>
+          <w:tcPr>
+            <w:tcW w:type="dxa" w:w="1377"/>
+          </w:tcPr>
+          <w:p>
+            <w:pPr>
+              <w:spacing w:after="0"/>
+            </w:pPr>
+            <w:r>
+              <w:rPr>
+                <w:rFonts w:ascii="맑은 고딕" w:hAnsi="맑은 고딕" w:eastAsia="맑은 고딕"/>
+                <w:sz w:val="17"/>
+              </w:rPr>
+              <w:t>외화환산(+ 이익. 조정 영업이익에서는 뺀다)</w:t>
+            </w:r>
+          </w:p>
+        </w:tc>
+        <w:tc>
+          <w:tcPr>
+            <w:tcW w:type="dxa" w:w="1377"/>
+          </w:tcPr>
+          <w:p>
+            <w:pPr>
+              <w:spacing w:after="0"/>
+              <w:jc w:val="right"/>
+            </w:pPr>
+            <w:r>
+              <w:rPr>
+                <w:rFonts w:ascii="맑은 고딕" w:hAnsi="맑은 고딕" w:eastAsia="맑은 고딕"/>
+                <w:sz w:val="17"/>
+              </w:rPr>
+              <w:t>+66</w:t>
+            </w:r>
+          </w:p>
+        </w:tc>
+        <w:tc>
+          <w:tcPr>
+            <w:tcW w:type="dxa" w:w="1377"/>
+          </w:tcPr>
+          <w:p>
+            <w:pPr>
+              <w:spacing w:after="0"/>
+              <w:jc w:val="right"/>
+            </w:pPr>
+            <w:r>
+              <w:rPr>
+                <w:rFonts w:ascii="맑은 고딕" w:hAnsi="맑은 고딕" w:eastAsia="맑은 고딕"/>
+                <w:sz w:val="17"/>
+              </w:rPr>
+              <w:t>+2,915</w:t>
+            </w:r>
+          </w:p>
+        </w:tc>
+        <w:tc>
+          <w:tcPr>
+            <w:tcW w:type="dxa" w:w="1377"/>
+          </w:tcPr>
+          <w:p>
+            <w:pPr>
+              <w:spacing w:after="0"/>
+            </w:pPr>
+            <w:r>
+              <w:rPr>
+                <w:rFonts w:ascii="맑은 고딕" w:hAnsi="맑은 고딕" w:eastAsia="맑은 고딕"/>
+                <w:sz w:val="17"/>
+              </w:rPr>
+              <w:t>–</w:t>
+            </w:r>
+          </w:p>
+        </w:tc>
+        <w:tc>
+          <w:tcPr>
+            <w:tcW w:type="dxa" w:w="1377"/>
+          </w:tcPr>
+          <w:p>
+            <w:pPr>
+              <w:spacing w:after="0"/>
+            </w:pPr>
+            <w:r>
+              <w:rPr>
+                <w:rFonts w:ascii="맑은 고딕" w:hAnsi="맑은 고딕" w:eastAsia="맑은 고딕"/>
+                <w:sz w:val="17"/>
+              </w:rPr>
+              <w:t>–</w:t>
+            </w:r>
+          </w:p>
+        </w:tc>
+        <w:tc>
+          <w:tcPr>
+            <w:tcW w:type="dxa" w:w="1377"/>
+          </w:tcPr>
+          <w:p>
+            <w:pPr>
+              <w:spacing w:after="0"/>
+              <w:jc w:val="right"/>
+            </w:pPr>
+            <w:r>
+              <w:rPr>
+                <w:rFonts w:ascii="맑은 고딕" w:hAnsi="맑은 고딕" w:eastAsia="맑은 고딕"/>
+                <w:sz w:val="17"/>
+              </w:rPr>
+              <w:t>−2,557</w:t>
+            </w:r>
+          </w:p>
+        </w:tc>
+        <w:tc>
+          <w:tcPr>
+            <w:tcW w:type="dxa" w:w="1377"/>
+          </w:tcPr>
+          <w:p>
+            <w:pPr>
+              <w:spacing w:after="0"/>
+              <w:jc w:val="right"/>
+            </w:pPr>
+            <w:r>
+              <w:rPr>
+                <w:rFonts w:ascii="맑은 고딕" w:hAnsi="맑은 고딕" w:eastAsia="맑은 고딕"/>
+                <w:sz w:val="17"/>
+              </w:rPr>
+              <w:t>−802</w:t>
+            </w:r>
+          </w:p>
+        </w:tc>
+      </w:tr>
+      <w:tr>
+        <w:tc>
+          <w:tcPr>
+            <w:tcW w:type="dxa" w:w="1377"/>
+          </w:tcPr>
+          <w:p>
+            <w:pPr>
+              <w:spacing w:after="0"/>
+            </w:pPr>
+            <w:r>
+              <w:rPr>
+                <w:rFonts w:ascii="맑은 고딕" w:hAnsi="맑은 고딕" w:eastAsia="맑은 고딕"/>
+                <w:b/>
+                <w:sz w:val="17"/>
+              </w:rPr>
+              <w:t>조정 영업이익</w:t>
+            </w:r>
+          </w:p>
+        </w:tc>
+        <w:tc>
+          <w:tcPr>
+            <w:tcW w:type="dxa" w:w="1377"/>
+          </w:tcPr>
+          <w:p>
+            <w:pPr>
+              <w:spacing w:after="0"/>
+              <w:jc w:val="right"/>
+            </w:pPr>
+            <w:r>
+              <w:rPr>
+                <w:rFonts w:ascii="맑은 고딕" w:hAnsi="맑은 고딕" w:eastAsia="맑은 고딕"/>
+                <w:b/>
+                <w:sz w:val="17"/>
+              </w:rPr>
+              <w:t>30,024</w:t>
+            </w:r>
+          </w:p>
+        </w:tc>
+        <w:tc>
+          <w:tcPr>
+            <w:tcW w:type="dxa" w:w="1377"/>
+          </w:tcPr>
+          <w:p>
+            <w:pPr>
+              <w:spacing w:after="0"/>
+              <w:jc w:val="right"/>
+            </w:pPr>
+            <w:r>
+              <w:rPr>
+                <w:rFonts w:ascii="맑은 고딕" w:hAnsi="맑은 고딕" w:eastAsia="맑은 고딕"/>
+                <w:b/>
+                <w:sz w:val="17"/>
+              </w:rPr>
+              <w:t>32,595</w:t>
+            </w:r>
+          </w:p>
+        </w:tc>
+        <w:tc>
+          <w:tcPr>
+            <w:tcW w:type="dxa" w:w="1377"/>
+          </w:tcPr>
+          <w:p>
+            <w:pPr>
+              <w:spacing w:after="0"/>
+              <w:jc w:val="right"/>
+            </w:pPr>
+            <w:r>
+              <w:rPr>
+                <w:rFonts w:ascii="맑은 고딕" w:hAnsi="맑은 고딕" w:eastAsia="맑은 고딕"/>
+                <w:b/>
+                <w:sz w:val="17"/>
+              </w:rPr>
+              <w:t>26,960</w:t>
+            </w:r>
+          </w:p>
+        </w:tc>
+        <w:tc>
+          <w:tcPr>
+            <w:tcW w:type="dxa" w:w="1377"/>
+          </w:tcPr>
+          <w:p>
+            <w:pPr>
+              <w:spacing w:after="0"/>
+              <w:jc w:val="right"/>
+            </w:pPr>
+            <w:r>
+              <w:rPr>
+                <w:rFonts w:ascii="맑은 고딕" w:hAnsi="맑은 고딕" w:eastAsia="맑은 고딕"/>
+                <w:b/>
+                <w:sz w:val="17"/>
+              </w:rPr>
+              <w:t>28,650</w:t>
+            </w:r>
+          </w:p>
+        </w:tc>
+        <w:tc>
+          <w:tcPr>
+            <w:tcW w:type="dxa" w:w="1377"/>
+          </w:tcPr>
+          <w:p>
+            <w:pPr>
+              <w:spacing w:after="0"/>
+              <w:jc w:val="right"/>
+            </w:pPr>
+            <w:r>
+              <w:rPr>
+                <w:rFonts w:ascii="맑은 고딕" w:hAnsi="맑은 고딕" w:eastAsia="맑은 고딕"/>
+                <w:b/>
+                <w:sz w:val="17"/>
+              </w:rPr>
+              <w:t>32,157</w:t>
+            </w:r>
+          </w:p>
+        </w:tc>
+        <w:tc>
+          <w:tcPr>
+            <w:tcW w:type="dxa" w:w="1377"/>
+          </w:tcPr>
+          <w:p>
+            <w:pPr>
+              <w:spacing w:after="0"/>
+              <w:jc w:val="right"/>
+            </w:pPr>
+            <w:r>
+              <w:rPr>
+                <w:rFonts w:ascii="맑은 고딕" w:hAnsi="맑은 고딕" w:eastAsia="맑은 고딕"/>
+                <w:b/>
+                <w:sz w:val="17"/>
+              </w:rPr>
+              <w:t>35,232</w:t>
+            </w:r>
+          </w:p>
+        </w:tc>
+      </w:tr>
+      <w:tr>
+        <w:tc>
+          <w:tcPr>
+            <w:tcW w:type="dxa" w:w="1377"/>
+          </w:tcPr>
+          <w:p>
+            <w:pPr>
+              <w:spacing w:after="0"/>
+            </w:pPr>
+            <w:r>
+              <w:rPr>
+                <w:rFonts w:ascii="맑은 고딕" w:hAnsi="맑은 고딕" w:eastAsia="맑은 고딕"/>
+                <w:b/>
+                <w:sz w:val="17"/>
+              </w:rPr>
+              <w:t xml:space="preserve"> 조정 영업이익률</w:t>
+            </w:r>
+          </w:p>
+        </w:tc>
+        <w:tc>
+          <w:tcPr>
+            <w:tcW w:type="dxa" w:w="1377"/>
+          </w:tcPr>
+          <w:p>
+            <w:pPr>
+              <w:spacing w:after="0"/>
+              <w:jc w:val="right"/>
+            </w:pPr>
+            <w:r>
+              <w:rPr>
+                <w:rFonts w:ascii="맑은 고딕" w:hAnsi="맑은 고딕" w:eastAsia="맑은 고딕"/>
+                <w:b/>
+                <w:sz w:val="17"/>
+              </w:rPr>
+              <w:t>10.7%</w:t>
+            </w:r>
+          </w:p>
+        </w:tc>
+        <w:tc>
+          <w:tcPr>
+            <w:tcW w:type="dxa" w:w="1377"/>
+          </w:tcPr>
+          <w:p>
+            <w:pPr>
+              <w:spacing w:after="0"/>
+              <w:jc w:val="right"/>
+            </w:pPr>
+            <w:r>
+              <w:rPr>
+                <w:rFonts w:ascii="맑은 고딕" w:hAnsi="맑은 고딕" w:eastAsia="맑은 고딕"/>
+                <w:b/>
+                <w:sz w:val="17"/>
+              </w:rPr>
+              <w:t>11.1%</w:t>
+            </w:r>
+          </w:p>
+        </w:tc>
+        <w:tc>
+          <w:tcPr>
+            <w:tcW w:type="dxa" w:w="1377"/>
+          </w:tcPr>
+          <w:p>
+            <w:pPr>
+              <w:spacing w:after="0"/>
+              <w:jc w:val="right"/>
+            </w:pPr>
+            <w:r>
+              <w:rPr>
+                <w:rFonts w:ascii="맑은 고딕" w:hAnsi="맑은 고딕" w:eastAsia="맑은 고딕"/>
+                <w:b/>
+                <w:sz w:val="17"/>
+              </w:rPr>
+              <w:t>9.4%</w:t>
+            </w:r>
+          </w:p>
+        </w:tc>
+        <w:tc>
+          <w:tcPr>
+            <w:tcW w:type="dxa" w:w="1377"/>
+          </w:tcPr>
+          <w:p>
+            <w:pPr>
+              <w:spacing w:after="0"/>
+              <w:jc w:val="right"/>
+            </w:pPr>
+            <w:r>
+              <w:rPr>
+                <w:rFonts w:ascii="맑은 고딕" w:hAnsi="맑은 고딕" w:eastAsia="맑은 고딕"/>
+                <w:b/>
+                <w:sz w:val="17"/>
+              </w:rPr>
+              <w:t>10.2%</w:t>
+            </w:r>
+          </w:p>
+        </w:tc>
+        <w:tc>
+          <w:tcPr>
+            <w:tcW w:type="dxa" w:w="1377"/>
+          </w:tcPr>
+          <w:p>
+            <w:pPr>
+              <w:spacing w:after="0"/>
+              <w:jc w:val="right"/>
+            </w:pPr>
+            <w:r>
+              <w:rPr>
+                <w:rFonts w:ascii="맑은 고딕" w:hAnsi="맑은 고딕" w:eastAsia="맑은 고딕"/>
+                <w:b/>
+                <w:sz w:val="17"/>
+              </w:rPr>
+              <w:t>10.9%</w:t>
+            </w:r>
+          </w:p>
+        </w:tc>
+        <w:tc>
+          <w:tcPr>
+            <w:tcW w:type="dxa" w:w="1377"/>
+          </w:tcPr>
+          <w:p>
+            <w:pPr>
+              <w:spacing w:after="0"/>
+              <w:jc w:val="right"/>
+            </w:pPr>
+            <w:r>
+              <w:rPr>
+                <w:rFonts w:ascii="맑은 고딕" w:hAnsi="맑은 고딕" w:eastAsia="맑은 고딕"/>
+                <w:b/>
+                <w:sz w:val="17"/>
+              </w:rPr>
+              <w:t>10.7%</w:t>
+            </w:r>
+          </w:p>
+        </w:tc>
+      </w:tr>
+      <w:tr>
+        <w:tc>
+          <w:tcPr>
+            <w:tcW w:type="dxa" w:w="1377"/>
+          </w:tcPr>
+          <w:p>
+            <w:pPr>
+              <w:spacing w:after="0"/>
+            </w:pPr>
+            <w:r>
+              <w:rPr>
+                <w:rFonts w:ascii="맑은 고딕" w:hAnsi="맑은 고딕" w:eastAsia="맑은 고딕"/>
+                <w:sz w:val="17"/>
+              </w:rPr>
+              <w:t>판매보증비(외화환산 제외) ÷ 매출액</w:t>
+            </w:r>
+          </w:p>
+        </w:tc>
+        <w:tc>
+          <w:tcPr>
+            <w:tcW w:type="dxa" w:w="1377"/>
+          </w:tcPr>
+          <w:p>
+            <w:pPr>
+              <w:spacing w:after="0"/>
+              <w:jc w:val="right"/>
+            </w:pPr>
+            <w:r>
+              <w:rPr>
+                <w:rFonts w:ascii="맑은 고딕" w:hAnsi="맑은 고딕" w:eastAsia="맑은 고딕"/>
+                <w:sz w:val="17"/>
+              </w:rPr>
+              <w:t>2.7%</w:t>
+            </w:r>
+          </w:p>
+        </w:tc>
+        <w:tc>
+          <w:tcPr>
+            <w:tcW w:type="dxa" w:w="1377"/>
+          </w:tcPr>
+          <w:p>
+            <w:pPr>
+              <w:spacing w:after="0"/>
+              <w:jc w:val="right"/>
+            </w:pPr>
+            <w:r>
+              <w:rPr>
+                <w:rFonts w:ascii="맑은 고딕" w:hAnsi="맑은 고딕" w:eastAsia="맑은 고딕"/>
+                <w:sz w:val="17"/>
+              </w:rPr>
+              <w:t>3.4%</w:t>
+            </w:r>
+          </w:p>
+        </w:tc>
+        <w:tc>
+          <w:tcPr>
+            <w:tcW w:type="dxa" w:w="1377"/>
+          </w:tcPr>
+          <w:p>
+            <w:pPr>
+              <w:spacing w:after="0"/>
+              <w:jc w:val="right"/>
+            </w:pPr>
+            <w:r>
+              <w:rPr>
+                <w:rFonts w:ascii="맑은 고딕" w:hAnsi="맑은 고딕" w:eastAsia="맑은 고딕"/>
+                <w:sz w:val="17"/>
+              </w:rPr>
+              <w:t>5.4%</w:t>
+            </w:r>
+          </w:p>
+        </w:tc>
+        <w:tc>
+          <w:tcPr>
+            <w:tcW w:type="dxa" w:w="1377"/>
+          </w:tcPr>
+          <w:p>
+            <w:pPr>
+              <w:spacing w:after="0"/>
+              <w:jc w:val="right"/>
+            </w:pPr>
+            <w:r>
+              <w:rPr>
+                <w:rFonts w:ascii="맑은 고딕" w:hAnsi="맑은 고딕" w:eastAsia="맑은 고딕"/>
+                <w:sz w:val="17"/>
+              </w:rPr>
+              <w:t>3.9%</w:t>
+            </w:r>
+          </w:p>
+        </w:tc>
+        <w:tc>
+          <w:tcPr>
+            <w:tcW w:type="dxa" w:w="1377"/>
+          </w:tcPr>
+          <w:p>
+            <w:pPr>
+              <w:spacing w:after="0"/>
+              <w:jc w:val="right"/>
+            </w:pPr>
+            <w:r>
+              <w:rPr>
+                <w:rFonts w:ascii="맑은 고딕" w:hAnsi="맑은 고딕" w:eastAsia="맑은 고딕"/>
+                <w:sz w:val="17"/>
+              </w:rPr>
+              <w:t>3.2%</w:t>
+            </w:r>
+          </w:p>
+        </w:tc>
+        <w:tc>
+          <w:tcPr>
+            <w:tcW w:type="dxa" w:w="1377"/>
+          </w:tcPr>
+          <w:p>
+            <w:pPr>
+              <w:spacing w:after="0"/>
+              <w:jc w:val="right"/>
+            </w:pPr>
+            <w:r>
+              <w:rPr>
+                <w:rFonts w:ascii="맑은 고딕" w:hAnsi="맑은 고딕" w:eastAsia="맑은 고딕"/>
+                <w:sz w:val="17"/>
+              </w:rPr>
+              <w:t>2.5%</w:t>
+            </w:r>
+          </w:p>
+        </w:tc>
+      </w:tr>
+    </w:tbl>
+    <w:p>
+      <w:pPr>
+        <w:spacing w:after="40"/>
+      </w:pPr>
+    </w:p>
+    <w:p>
+      <w:pPr>
+        <w:spacing w:after="120"/>
+      </w:pPr>
+      <w:r>
+        <w:rPr>
+          <w:rFonts w:ascii="맑은 고딕" w:hAnsi="맑은 고딕" w:eastAsia="맑은 고딕"/>
+          <w:color w:val="5B6876"/>
+          <w:sz w:val="16"/>
+        </w:rPr>
+        <w:t>자료: 기아 분기 경영실적 자료, 정기보고서 판관비 주석, One Key 계산. 외화환산은 회사가 금액을 적은 분기만(–는 적지 않은 분기)</w:t>
+      </w:r>
+    </w:p>
+    <w:p>
+      <w:pPr>
+        <w:pStyle w:val="Heading1"/>
+        <w:spacing w:after="120"/>
+      </w:pPr>
+      <w:r>
+        <w:rPr>
+          <w:rFonts w:ascii="맑은 고딕" w:hAnsi="맑은 고딕" w:eastAsia="맑은 고딕"/>
+        </w:rPr>
+        <w:t>3분기: 영업이익 2.0조원, 결산의 판매보증비가 가른다</w:t>
+      </w:r>
+    </w:p>
+    <w:p>
+      <w:pPr>
+        <w:spacing w:after="120"/>
+      </w:pPr>
+      <w:r>
+        <w:rPr>
+          <w:rFonts w:ascii="맑은 고딕" w:hAnsi="맑은 고딕" w:eastAsia="맑은 고딕"/>
+        </w:rPr>
+        <w:t>3분기 영업이익은 판매 대수로 낸 매출에 직전 네 분기의 이익률을 곱하고 관세와 판매보증비를 따로 빼고, 평균환율의 변화를 통화별 환노출로 넣어서 냈다. 판매보증비를 따로 보는 까닭은 3분기에 있다. 2018~2025년 8개 연도 가운데 7개 연도에 3분기의 판매보증비 비율이 그 해에서 가장 높았다. 3분기 결산 때 품질 관련 금액을 따로 쌓은 해가 많았기 때문이다(2022년 1조 5,440억원, 2023년 3,910억원, 2024년 6,310억원).</w:t>
+      </w:r>
+    </w:p>
+    <w:p>
+      <w:pPr>
+        <w:spacing w:after="40"/>
+      </w:pPr>
+      <w:r>
+        <w:rPr>
+          <w:rFonts w:ascii="맑은 고딕" w:hAnsi="맑은 고딕" w:eastAsia="맑은 고딕"/>
+          <w:b/>
+          <w:color w:val="1F3A5F"/>
+          <w:sz w:val="19"/>
+        </w:rPr>
+        <w:t>표 3</w:t>
+      </w:r>
+      <w:r>
+        <w:rPr>
+          <w:rFonts w:ascii="맑은 고딕" w:hAnsi="맑은 고딕" w:eastAsia="맑은 고딕"/>
+          <w:b/>
+          <w:color w:val="1F3A5F"/>
+          <w:sz w:val="19"/>
+        </w:rPr>
+        <w:t xml:space="preserve"> 3분기 영업이익을 쌓은 순서 </w:t>
+      </w:r>
+      <w:r>
+        <w:rPr>
+          <w:rFonts w:ascii="맑은 고딕" w:hAnsi="맑은 고딕" w:eastAsia="맑은 고딕"/>
+          <w:b/>
+          <w:color w:val="1F3A5F"/>
+          <w:sz w:val="19"/>
+        </w:rPr>
+        <w:t>(억원)</w:t>
+      </w:r>
+    </w:p>
+    <w:tbl>
+      <w:tblPr>
+        <w:tblStyle w:val="TableGrid"/>
+        <w:tblW w:type="auto" w:w="0"/>
+        <w:jc w:val="center"/>
+        <w:tblLook w:firstColumn="1" w:firstRow="1" w:lastColumn="0" w:lastRow="0" w:noHBand="0" w:noVBand="1" w:val="04A0"/>
+      </w:tblPr>
+      <w:tblGrid>
+        <w:gridCol w:w="3213"/>
+        <w:gridCol w:w="3213"/>
+        <w:gridCol w:w="3213"/>
+      </w:tblGrid>
+      <w:tr>
+        <w:tc>
+          <w:tcPr>
+            <w:tcW w:type="dxa" w:w="3213"/>
+            <w:shd w:val="clear" w:color="auto" w:fill="1F3A5F"/>
+          </w:tcPr>
+          <w:p>
+            <w:pPr>
+              <w:spacing w:after="0"/>
+              <w:jc w:val="center"/>
+            </w:pPr>
+            <w:r>
+              <w:rPr>
+                <w:rFonts w:ascii="맑은 고딕" w:hAnsi="맑은 고딕" w:eastAsia="맑은 고딕"/>
+                <w:b/>
+                <w:color w:val="FFFFFF"/>
+                <w:sz w:val="17"/>
+              </w:rPr>
+              <w:t>줄</w:t>
+            </w:r>
+          </w:p>
+        </w:tc>
+        <w:tc>
+          <w:tcPr>
+            <w:tcW w:type="dxa" w:w="3213"/>
+            <w:shd w:val="clear" w:color="auto" w:fill="1F3A5F"/>
+          </w:tcPr>
+          <w:p>
+            <w:pPr>
+              <w:spacing w:after="0"/>
+              <w:jc w:val="center"/>
+            </w:pPr>
+            <w:r>
+              <w:rPr>
+                <w:rFonts w:ascii="맑은 고딕" w:hAnsi="맑은 고딕" w:eastAsia="맑은 고딕"/>
+                <w:b/>
+                <w:color w:val="FFFFFF"/>
+                <w:sz w:val="17"/>
+              </w:rPr>
+              <w:t>값</w:t>
+            </w:r>
+          </w:p>
+        </w:tc>
+        <w:tc>
+          <w:tcPr>
+            <w:tcW w:type="dxa" w:w="3213"/>
+            <w:shd w:val="clear" w:color="auto" w:fill="1F3A5F"/>
+          </w:tcPr>
+          <w:p>
+            <w:pPr>
+              <w:spacing w:after="0"/>
+              <w:jc w:val="center"/>
+            </w:pPr>
+            <w:r>
+              <w:rPr>
+                <w:rFonts w:ascii="맑은 고딕" w:hAnsi="맑은 고딕" w:eastAsia="맑은 고딕"/>
+                <w:b/>
+                <w:color w:val="FFFFFF"/>
+                <w:sz w:val="17"/>
+              </w:rPr>
+              <w:t>어떻게</w:t>
+            </w:r>
+          </w:p>
+        </w:tc>
+      </w:tr>
+      <w:tr>
+        <w:tc>
+          <w:tcPr>
+            <w:tcW w:type="dxa" w:w="3213"/>
+          </w:tcPr>
+          <w:p>
+            <w:pPr>
+              <w:spacing w:after="0"/>
+            </w:pPr>
+            <w:r>
+              <w:rPr>
+                <w:rFonts w:ascii="맑은 고딕" w:hAnsi="맑은 고딕" w:eastAsia="맑은 고딕"/>
+                <w:sz w:val="17"/>
+              </w:rPr>
+              <w:t>판매 대수로 낸 매출</w:t>
+            </w:r>
+          </w:p>
+        </w:tc>
+        <w:tc>
+          <w:tcPr>
+            <w:tcW w:type="dxa" w:w="3213"/>
+          </w:tcPr>
+          <w:p>
+            <w:pPr>
+              <w:spacing w:after="0"/>
+              <w:jc w:val="right"/>
+            </w:pPr>
+            <w:r>
+              <w:rPr>
+                <w:rFonts w:ascii="맑은 고딕" w:hAnsi="맑은 고딕" w:eastAsia="맑은 고딕"/>
+                <w:sz w:val="17"/>
+              </w:rPr>
+              <w:t>328,845</w:t>
+            </w:r>
+          </w:p>
+        </w:tc>
+        <w:tc>
+          <w:tcPr>
+            <w:tcW w:type="dxa" w:w="3213"/>
+          </w:tcPr>
+          <w:p>
+            <w:pPr>
+              <w:spacing w:after="0"/>
+            </w:pPr>
+            <w:r>
+              <w:rPr>
+                <w:rFonts w:ascii="맑은 고딕" w:hAnsi="맑은 고딕" w:eastAsia="맑은 고딕"/>
+                <w:sz w:val="17"/>
+              </w:rPr>
+              <w:t>2분기 매출 330,370 × 도매 변화(−0.5%)</w:t>
+            </w:r>
+          </w:p>
+        </w:tc>
+      </w:tr>
+      <w:tr>
+        <w:tc>
+          <w:tcPr>
+            <w:tcW w:type="dxa" w:w="3213"/>
+          </w:tcPr>
+          <w:p>
+            <w:pPr>
+              <w:spacing w:after="0"/>
+            </w:pPr>
+            <w:r>
+              <w:rPr>
+                <w:rFonts w:ascii="맑은 고딕" w:hAnsi="맑은 고딕" w:eastAsia="맑은 고딕"/>
+                <w:sz w:val="17"/>
+              </w:rPr>
+              <w:t>× 관세와 판매보증비를 빼기 전 영업이익률</w:t>
+            </w:r>
+          </w:p>
+        </w:tc>
+        <w:tc>
+          <w:tcPr>
+            <w:tcW w:type="dxa" w:w="3213"/>
+          </w:tcPr>
+          <w:p>
+            <w:pPr>
+              <w:spacing w:after="0"/>
+              <w:jc w:val="right"/>
+            </w:pPr>
+            <w:r>
+              <w:rPr>
+                <w:rFonts w:ascii="맑은 고딕" w:hAnsi="맑은 고딕" w:eastAsia="맑은 고딕"/>
+                <w:sz w:val="17"/>
+              </w:rPr>
+              <w:t>14.0%</w:t>
+            </w:r>
+          </w:p>
+        </w:tc>
+        <w:tc>
+          <w:tcPr>
+            <w:tcW w:type="dxa" w:w="3213"/>
+          </w:tcPr>
+          <w:p>
+            <w:pPr>
+              <w:spacing w:after="0"/>
+            </w:pPr>
+            <w:r>
+              <w:rPr>
+                <w:rFonts w:ascii="맑은 고딕" w:hAnsi="맑은 고딕" w:eastAsia="맑은 고딕"/>
+                <w:sz w:val="17"/>
+              </w:rPr>
+              <w:t>직전 네 분기(2025년 3분기~2026년 2분기) 평균</w:t>
+            </w:r>
+          </w:p>
+        </w:tc>
+      </w:tr>
+      <w:tr>
+        <w:tc>
+          <w:tcPr>
+            <w:tcW w:type="dxa" w:w="3213"/>
+          </w:tcPr>
+          <w:p>
+            <w:pPr>
+              <w:spacing w:after="0"/>
+            </w:pPr>
+            <w:r>
+              <w:rPr>
+                <w:rFonts w:ascii="맑은 고딕" w:hAnsi="맑은 고딕" w:eastAsia="맑은 고딕"/>
+                <w:sz w:val="17"/>
+              </w:rPr>
+              <w:t>= 관세와 판매보증비를 빼기 전 영업이익</w:t>
+            </w:r>
+          </w:p>
+        </w:tc>
+        <w:tc>
+          <w:tcPr>
+            <w:tcW w:type="dxa" w:w="3213"/>
+          </w:tcPr>
+          <w:p>
+            <w:pPr>
+              <w:spacing w:after="0"/>
+              <w:jc w:val="right"/>
+            </w:pPr>
+            <w:r>
+              <w:rPr>
+                <w:rFonts w:ascii="맑은 고딕" w:hAnsi="맑은 고딕" w:eastAsia="맑은 고딕"/>
+                <w:sz w:val="17"/>
+              </w:rPr>
+              <w:t>46,101</w:t>
+            </w:r>
+          </w:p>
+        </w:tc>
+        <w:tc>
+          <w:tcPr>
+            <w:tcW w:type="dxa" w:w="3213"/>
+          </w:tcPr>
+          <w:p>
+            <w:pPr>
+              <w:spacing w:after="0"/>
+            </w:pPr>
+          </w:p>
+        </w:tc>
+      </w:tr>
+      <w:tr>
+        <w:tc>
+          <w:tcPr>
+            <w:tcW w:type="dxa" w:w="3213"/>
+          </w:tcPr>
+          <w:p>
+            <w:pPr>
+              <w:spacing w:after="0"/>
+            </w:pPr>
+            <w:r>
+              <w:rPr>
+                <w:rFonts w:ascii="맑은 고딕" w:hAnsi="맑은 고딕" w:eastAsia="맑은 고딕"/>
+                <w:sz w:val="17"/>
+              </w:rPr>
+              <w:t>− 미국 관세</w:t>
+            </w:r>
+          </w:p>
+        </w:tc>
+        <w:tc>
+          <w:tcPr>
+            <w:tcW w:type="dxa" w:w="3213"/>
+          </w:tcPr>
+          <w:p>
+            <w:pPr>
+              <w:spacing w:after="0"/>
+              <w:jc w:val="right"/>
+            </w:pPr>
+            <w:r>
+              <w:rPr>
+                <w:rFonts w:ascii="맑은 고딕" w:hAnsi="맑은 고딕" w:eastAsia="맑은 고딕"/>
+                <w:sz w:val="17"/>
+              </w:rPr>
+              <w:t>−8,300</w:t>
+            </w:r>
+          </w:p>
+        </w:tc>
+        <w:tc>
+          <w:tcPr>
+            <w:tcW w:type="dxa" w:w="3213"/>
+          </w:tcPr>
+          <w:p>
+            <w:pPr>
+              <w:spacing w:after="0"/>
+            </w:pPr>
+            <w:r>
+              <w:rPr>
+                <w:rFonts w:ascii="맑은 고딕" w:hAnsi="맑은 고딕" w:eastAsia="맑은 고딕"/>
+                <w:sz w:val="17"/>
+              </w:rPr>
+              <w:t>미국행 수출 대수 × 15% × 2분기에 회사가 밝힌 값의 비율</w:t>
+            </w:r>
+          </w:p>
+        </w:tc>
+      </w:tr>
+      <w:tr>
+        <w:tc>
+          <w:tcPr>
+            <w:tcW w:type="dxa" w:w="3213"/>
+          </w:tcPr>
+          <w:p>
+            <w:pPr>
+              <w:spacing w:after="0"/>
+            </w:pPr>
+            <w:r>
+              <w:rPr>
+                <w:rFonts w:ascii="맑은 고딕" w:hAnsi="맑은 고딕" w:eastAsia="맑은 고딕"/>
+                <w:sz w:val="17"/>
+              </w:rPr>
+              <w:t>− 판매보증비</w:t>
+            </w:r>
+          </w:p>
+        </w:tc>
+        <w:tc>
+          <w:tcPr>
+            <w:tcW w:type="dxa" w:w="3213"/>
+          </w:tcPr>
+          <w:p>
+            <w:pPr>
+              <w:spacing w:after="0"/>
+              <w:jc w:val="right"/>
+            </w:pPr>
+            <w:r>
+              <w:rPr>
+                <w:rFonts w:ascii="맑은 고딕" w:hAnsi="맑은 고딕" w:eastAsia="맑은 고딕"/>
+                <w:sz w:val="17"/>
+              </w:rPr>
+              <w:t>−15,562</w:t>
+            </w:r>
+          </w:p>
+        </w:tc>
+        <w:tc>
+          <w:tcPr>
+            <w:tcW w:type="dxa" w:w="3213"/>
+          </w:tcPr>
+          <w:p>
+            <w:pPr>
+              <w:spacing w:after="0"/>
+            </w:pPr>
+            <w:r>
+              <w:rPr>
+                <w:rFonts w:ascii="맑은 고딕" w:hAnsi="맑은 고딕" w:eastAsia="맑은 고딕"/>
+                <w:sz w:val="17"/>
+              </w:rPr>
+              <w:t>매출의 4.73%. 3분기의 최근 3년(2023~2025년) 평균 비율</w:t>
+            </w:r>
+          </w:p>
+        </w:tc>
+      </w:tr>
+      <w:tr>
+        <w:tc>
+          <w:tcPr>
+            <w:tcW w:type="dxa" w:w="3213"/>
+          </w:tcPr>
+          <w:p>
+            <w:pPr>
+              <w:spacing w:after="0"/>
+            </w:pPr>
+            <w:r>
+              <w:rPr>
+                <w:rFonts w:ascii="맑은 고딕" w:hAnsi="맑은 고딕" w:eastAsia="맑은 고딕"/>
+                <w:sz w:val="17"/>
+              </w:rPr>
+              <w:t>+ 판매보증충당부채 외화환산</w:t>
+            </w:r>
+          </w:p>
+        </w:tc>
+        <w:tc>
+          <w:tcPr>
+            <w:tcW w:type="dxa" w:w="3213"/>
+          </w:tcPr>
+          <w:p>
+            <w:pPr>
+              <w:spacing w:after="0"/>
+              <w:jc w:val="right"/>
+            </w:pPr>
+            <w:r>
+              <w:rPr>
+                <w:rFonts w:ascii="맑은 고딕" w:hAnsi="맑은 고딕" w:eastAsia="맑은 고딕"/>
+                <w:sz w:val="17"/>
+              </w:rPr>
+              <w:t>+5,484</w:t>
+            </w:r>
+          </w:p>
+        </w:tc>
+        <w:tc>
+          <w:tcPr>
+            <w:tcW w:type="dxa" w:w="3213"/>
+          </w:tcPr>
+          <w:p>
+            <w:pPr>
+              <w:spacing w:after="0"/>
+            </w:pPr>
+            <w:r>
+              <w:rPr>
+                <w:rFonts w:ascii="맑은 고딕" w:hAnsi="맑은 고딕" w:eastAsia="맑은 고딕"/>
+                <w:sz w:val="17"/>
+              </w:rPr>
+              <w:t>6월 말 충당부채 × 분기 말 원/달러 변화(−11.9%) × 환율에 묶인 몫(50%)</w:t>
+            </w:r>
+          </w:p>
+        </w:tc>
+      </w:tr>
+      <w:tr>
+        <w:tc>
+          <w:tcPr>
+            <w:tcW w:type="dxa" w:w="3213"/>
+          </w:tcPr>
+          <w:p>
+            <w:pPr>
+              <w:spacing w:after="0"/>
+            </w:pPr>
+            <w:r>
+              <w:rPr>
+                <w:rFonts w:ascii="맑은 고딕" w:hAnsi="맑은 고딕" w:eastAsia="맑은 고딕"/>
+                <w:sz w:val="17"/>
+              </w:rPr>
+              <w:t>+ 인센티브·재료비 증감</w:t>
+            </w:r>
+          </w:p>
+        </w:tc>
+        <w:tc>
+          <w:tcPr>
+            <w:tcW w:type="dxa" w:w="3213"/>
+          </w:tcPr>
+          <w:p>
+            <w:pPr>
+              <w:spacing w:after="0"/>
+              <w:jc w:val="right"/>
+            </w:pPr>
+            <w:r>
+              <w:rPr>
+                <w:rFonts w:ascii="맑은 고딕" w:hAnsi="맑은 고딕" w:eastAsia="맑은 고딕"/>
+                <w:sz w:val="17"/>
+              </w:rPr>
+              <w:t>−4,519</w:t>
+            </w:r>
+          </w:p>
+        </w:tc>
+        <w:tc>
+          <w:tcPr>
+            <w:tcW w:type="dxa" w:w="3213"/>
+          </w:tcPr>
+          <w:p>
+            <w:pPr>
+              <w:spacing w:after="0"/>
+            </w:pPr>
+            <w:r>
+              <w:rPr>
+                <w:rFonts w:ascii="맑은 고딕" w:hAnsi="맑은 고딕" w:eastAsia="맑은 고딕"/>
+                <w:sz w:val="17"/>
+              </w:rPr>
+              <w:t>2분기의 전년 대비 증감 −7,230 가운데 네 분기 평균 이익률에 아직 들어가지 않은 몫(62.5%)</w:t>
+            </w:r>
+          </w:p>
+        </w:tc>
+      </w:tr>
+      <w:tr>
+        <w:tc>
+          <w:tcPr>
+            <w:tcW w:type="dxa" w:w="3213"/>
+          </w:tcPr>
+          <w:p>
+            <w:pPr>
+              <w:spacing w:after="0"/>
+            </w:pPr>
+            <w:r>
+              <w:rPr>
+                <w:rFonts w:ascii="맑은 고딕" w:hAnsi="맑은 고딕" w:eastAsia="맑은 고딕"/>
+                <w:sz w:val="17"/>
+              </w:rPr>
+              <w:t>+ 평균환율(달러·그 밖 통화·유로)</w:t>
+            </w:r>
+          </w:p>
+        </w:tc>
+        <w:tc>
+          <w:tcPr>
+            <w:tcW w:type="dxa" w:w="3213"/>
+          </w:tcPr>
+          <w:p>
+            <w:pPr>
+              <w:spacing w:after="0"/>
+              <w:jc w:val="right"/>
+            </w:pPr>
+            <w:r>
+              <w:rPr>
+                <w:rFonts w:ascii="맑은 고딕" w:hAnsi="맑은 고딕" w:eastAsia="맑은 고딕"/>
+                <w:sz w:val="17"/>
+              </w:rPr>
+              <w:t>−2,720</w:t>
+            </w:r>
+          </w:p>
+        </w:tc>
+        <w:tc>
+          <w:tcPr>
+            <w:tcW w:type="dxa" w:w="3213"/>
+          </w:tcPr>
+          <w:p>
+            <w:pPr>
+              <w:spacing w:after="0"/>
+            </w:pPr>
+            <w:r>
+              <w:rPr>
+                <w:rFonts w:ascii="맑은 고딕" w:hAnsi="맑은 고딕" w:eastAsia="맑은 고딕"/>
+                <w:sz w:val="17"/>
+              </w:rPr>
+              <w:t>통화별 환노출 × 환율 변화 × 영업이익에 닿는 몫(0.56). 3분기 평균은 2분기보다 원/달러 −5.2%, 원/유로 −6.2%</w:t>
+            </w:r>
+          </w:p>
+        </w:tc>
+      </w:tr>
+      <w:tr>
+        <w:tc>
+          <w:tcPr>
+            <w:tcW w:type="dxa" w:w="3213"/>
+          </w:tcPr>
+          <w:p>
+            <w:pPr>
+              <w:spacing w:after="0"/>
+            </w:pPr>
+            <w:r>
+              <w:rPr>
+                <w:rFonts w:ascii="맑은 고딕" w:hAnsi="맑은 고딕" w:eastAsia="맑은 고딕"/>
+                <w:b/>
+                <w:sz w:val="17"/>
+              </w:rPr>
+              <w:t>= 영업이익</w:t>
+            </w:r>
+          </w:p>
+        </w:tc>
+        <w:tc>
+          <w:tcPr>
+            <w:tcW w:type="dxa" w:w="3213"/>
+          </w:tcPr>
+          <w:p>
+            <w:pPr>
+              <w:spacing w:after="0"/>
+              <w:jc w:val="right"/>
+            </w:pPr>
+            <w:r>
+              <w:rPr>
+                <w:rFonts w:ascii="맑은 고딕" w:hAnsi="맑은 고딕" w:eastAsia="맑은 고딕"/>
+                <w:b/>
+                <w:sz w:val="17"/>
+              </w:rPr>
+              <w:t>20,484</w:t>
+            </w:r>
+          </w:p>
+        </w:tc>
+        <w:tc>
+          <w:tcPr>
+            <w:tcW w:type="dxa" w:w="3213"/>
+          </w:tcPr>
+          <w:p>
+            <w:pPr>
+              <w:spacing w:after="0"/>
+            </w:pPr>
+            <w:r>
+              <w:rPr>
+                <w:rFonts w:ascii="맑은 고딕" w:hAnsi="맑은 고딕" w:eastAsia="맑은 고딕"/>
+                <w:b/>
+                <w:sz w:val="17"/>
+              </w:rPr>
+              <w:t>컨센서스 25,023</w:t>
+            </w:r>
+          </w:p>
+        </w:tc>
+      </w:tr>
+      <w:tr>
+        <w:tc>
+          <w:tcPr>
+            <w:tcW w:type="dxa" w:w="3213"/>
+          </w:tcPr>
+          <w:p>
+            <w:pPr>
+              <w:spacing w:after="0"/>
+            </w:pPr>
+            <w:r>
+              <w:rPr>
+                <w:rFonts w:ascii="맑은 고딕" w:hAnsi="맑은 고딕" w:eastAsia="맑은 고딕"/>
+                <w:sz w:val="17"/>
+              </w:rPr>
+              <w:t xml:space="preserve"> 3분기 결산에서 품질 관련 금액이 나오지 않을 때</w:t>
+            </w:r>
+          </w:p>
+        </w:tc>
+        <w:tc>
+          <w:tcPr>
+            <w:tcW w:type="dxa" w:w="3213"/>
+          </w:tcPr>
+          <w:p>
+            <w:pPr>
+              <w:spacing w:after="0"/>
+              <w:jc w:val="right"/>
+            </w:pPr>
+            <w:r>
+              <w:rPr>
+                <w:rFonts w:ascii="맑은 고딕" w:hAnsi="맑은 고딕" w:eastAsia="맑은 고딕"/>
+                <w:sz w:val="17"/>
+              </w:rPr>
+              <w:t>25,908</w:t>
+            </w:r>
+          </w:p>
+        </w:tc>
+        <w:tc>
+          <w:tcPr>
+            <w:tcW w:type="dxa" w:w="3213"/>
+          </w:tcPr>
+          <w:p>
+            <w:pPr>
+              <w:spacing w:after="0"/>
+            </w:pPr>
+            <w:r>
+              <w:rPr>
+                <w:rFonts w:ascii="맑은 고딕" w:hAnsi="맑은 고딕" w:eastAsia="맑은 고딕"/>
+                <w:sz w:val="17"/>
+              </w:rPr>
+              <w:t>판매보증비가 매출의 3.08%(3분기가 아닌 분기들의 최근 3년 평균)일 때</w:t>
+            </w:r>
+          </w:p>
+        </w:tc>
+      </w:tr>
+      <w:tr>
+        <w:tc>
+          <w:tcPr>
+            <w:tcW w:type="dxa" w:w="3213"/>
+          </w:tcPr>
+          <w:p>
+            <w:pPr>
+              <w:spacing w:after="0"/>
+            </w:pPr>
+            <w:r>
+              <w:rPr>
+                <w:rFonts w:ascii="맑은 고딕" w:hAnsi="맑은 고딕" w:eastAsia="맑은 고딕"/>
+                <w:sz w:val="17"/>
+              </w:rPr>
+              <w:t>참고: 매출액 추정</w:t>
+            </w:r>
+          </w:p>
+        </w:tc>
+        <w:tc>
+          <w:tcPr>
+            <w:tcW w:type="dxa" w:w="3213"/>
+          </w:tcPr>
+          <w:p>
+            <w:pPr>
+              <w:spacing w:after="0"/>
+              <w:jc w:val="right"/>
+            </w:pPr>
+            <w:r>
+              <w:rPr>
+                <w:rFonts w:ascii="맑은 고딕" w:hAnsi="맑은 고딕" w:eastAsia="맑은 고딕"/>
+                <w:sz w:val="17"/>
+              </w:rPr>
+              <w:t>314,707</w:t>
+            </w:r>
+          </w:p>
+        </w:tc>
+        <w:tc>
+          <w:tcPr>
+            <w:tcW w:type="dxa" w:w="3213"/>
+          </w:tcPr>
+          <w:p>
+            <w:pPr>
+              <w:spacing w:after="0"/>
+            </w:pPr>
+            <w:r>
+              <w:rPr>
+                <w:rFonts w:ascii="맑은 고딕" w:hAnsi="맑은 고딕" w:eastAsia="맑은 고딕"/>
+                <w:sz w:val="17"/>
+              </w:rPr>
+              <w:t>판매 대수로 낸 매출에 평균환율 변화(−5.2%)를 넣은 값. 컨센서스 316,710</w:t>
+            </w:r>
+          </w:p>
+        </w:tc>
+      </w:tr>
+    </w:tbl>
+    <w:p>
+      <w:pPr>
+        <w:spacing w:after="40"/>
+      </w:pPr>
+    </w:p>
+    <w:p>
+      <w:pPr>
+        <w:spacing w:after="120"/>
+      </w:pPr>
+      <w:r>
+        <w:rPr>
+          <w:rFonts w:ascii="맑은 고딕" w:hAnsi="맑은 고딕" w:eastAsia="맑은 고딕"/>
+          <w:color w:val="5B6876"/>
+          <w:sz w:val="16"/>
+        </w:rPr>
+        <w:t>자료: 기아 분기 경영실적 자료, 월 판매 공시, 정기보고서(판매비와관리비 주석), 한국은행 ECOS, One Key 추정</w:t>
+      </w:r>
+    </w:p>
+    <w:p>
+      <w:pPr>
+        <w:spacing w:after="120"/>
+      </w:pPr>
+      <w:r>
+        <w:rPr>
+          <w:rFonts w:ascii="맑은 고딕" w:hAnsi="맑은 고딕" w:eastAsia="맑은 고딕"/>
+        </w:rPr>
+        <w:t>판매보증비를 3분기의 최근 3년 평균인 매출의 4.7%로 넣으면 영업이익은 20,484억원이다. 컨센서스(25,023억원)보다 18% 적다. 품질 관련 금액이 나오지 않아 3분기가 아닌 분기의 평균(3.1%)에 그치면 25,908억원이다. 컨센서스는 두 값 사이에 있다. 분기 말 원/달러가 6월 말 1,542원에서 9월 말 1,358원으로 내려 충당부채 외화환산은 5,484억원 이익으로 추정한다. 인센티브는 회사가 7월 실적 설명회에서 유럽의 수준이 하반기에도 2분기와 같다고 밝혀, 2분기의 전년 대비 증감이 이어진다고 봤다. 3분기 평균환율은 2분기보다 원/달러가 −5.2%, 원/유로가 −6.2%여서 평균환율 항이 −2,720억원이다. 4분기는 같은 식으로 15,890억원이다.</w:t>
       </w:r>
     </w:p>
     <w:p>
@@ -2200,7 +4324,7 @@
           <w:color w:val="1F3A5F"/>
           <w:sz w:val="19"/>
         </w:rPr>
-        <w:t xml:space="preserve"> 3분기 영업이익을 2.7조원으로 추정한다. 컨센서스 2.5조원보다 10% 많다</w:t>
+        <w:t xml:space="preserve"> 3분기 영업이익을 2.0조원으로 추정한다. 컨센서스 2.5조원보다 18% 적다</w:t>
       </w:r>
     </w:p>
     <w:p>
@@ -2286,7 +4410,7 @@
           <w:color w:val="1F3A5F"/>
           <w:sz w:val="19"/>
         </w:rPr>
-        <w:t xml:space="preserve"> 판매보증충당부채 환평가는 2분기 −802억원에서 3분기 +5,484억원으로 추정한다</w:t>
+        <w:t xml:space="preserve"> 판매보증비 ÷ 매출액: 3분기의 최근 3년 평균은 4.7%, 3분기가 아닌 분기는 3.1%</w:t>
       </w:r>
     </w:p>
     <w:p>
@@ -2305,7 +4429,7 @@
               <a:graphicData uri="http://schemas.openxmlformats.org/drawingml/2006/picture">
                 <pic:pic>
                   <pic:nvPicPr>
-                    <pic:cNvPr id="0" name="f04.png"/>
+                    <pic:cNvPr id="0" name="f12.png"/>
                     <pic:cNvPicPr/>
                   </pic:nvPicPr>
                   <pic:blipFill>
@@ -2338,7 +4462,7 @@
           <w:color w:val="5B6876"/>
           <w:sz w:val="16"/>
         </w:rPr>
-        <w:t>주: 회사가 금액을 밝힌 분기만 실었다(2025년 3·4분기는 밝히지 않았다). 추정 = 6월 말 충당부채 × 분기 말 환율 변화 × 환율에 묶인 몫</w:t>
+        <w:t>주: 판매보증비는 3개월 값(4분기 = 연간 − 3분기 누적). 회사가 밝힌 외화환산 이익은 더해서 본다</w:t>
       </w:r>
       <w:r>
         <w:br/>
@@ -2349,708 +4473,7 @@
           <w:color w:val="5B6876"/>
           <w:sz w:val="16"/>
         </w:rPr>
-        <w:t>자료: 기아 분기 경영실적 자료, 정기보고서(충당부채 주석), 한국은행 ECOS, One Key 추정</w:t>
-      </w:r>
-    </w:p>
-    <w:p>
-      <w:pPr>
-        <w:spacing w:after="40"/>
-      </w:pPr>
-      <w:r>
-        <w:rPr>
-          <w:rFonts w:ascii="맑은 고딕" w:hAnsi="맑은 고딕" w:eastAsia="맑은 고딕"/>
-          <w:b/>
-          <w:color w:val="1F3A5F"/>
-          <w:sz w:val="19"/>
-        </w:rPr>
-        <w:t>표 2</w:t>
-      </w:r>
-      <w:r>
-        <w:rPr>
-          <w:rFonts w:ascii="맑은 고딕" w:hAnsi="맑은 고딕" w:eastAsia="맑은 고딕"/>
-          <w:b/>
-          <w:color w:val="1F3A5F"/>
-          <w:sz w:val="19"/>
-        </w:rPr>
-        <w:t xml:space="preserve"> 판매보증충당부채 환평가: 회사가 밝힌 값과 식 </w:t>
-      </w:r>
-      <w:r>
-        <w:rPr>
-          <w:rFonts w:ascii="맑은 고딕" w:hAnsi="맑은 고딕" w:eastAsia="맑은 고딕"/>
-          <w:b/>
-          <w:color w:val="1F3A5F"/>
-          <w:sz w:val="19"/>
-        </w:rPr>
-        <w:t>(억원)</w:t>
-      </w:r>
-    </w:p>
-    <w:tbl>
-      <w:tblPr>
-        <w:tblStyle w:val="TableGrid"/>
-        <w:tblW w:type="auto" w:w="0"/>
-        <w:jc w:val="center"/>
-        <w:tblLook w:firstColumn="1" w:firstRow="1" w:lastColumn="0" w:lastRow="0" w:noHBand="0" w:noVBand="1" w:val="04A0"/>
-      </w:tblPr>
-      <w:tblGrid>
-        <w:gridCol w:w="1606"/>
-        <w:gridCol w:w="1606"/>
-        <w:gridCol w:w="1606"/>
-        <w:gridCol w:w="1606"/>
-        <w:gridCol w:w="1606"/>
-        <w:gridCol w:w="1606"/>
-      </w:tblGrid>
-      <w:tr>
-        <w:tc>
-          <w:tcPr>
-            <w:tcW w:type="dxa" w:w="1606"/>
-            <w:shd w:val="clear" w:color="auto" w:fill="1F3A5F"/>
-          </w:tcPr>
-          <w:p>
-            <w:pPr>
-              <w:spacing w:after="0"/>
-              <w:jc w:val="center"/>
-            </w:pPr>
-          </w:p>
-        </w:tc>
-        <w:tc>
-          <w:tcPr>
-            <w:tcW w:type="dxa" w:w="1606"/>
-            <w:shd w:val="clear" w:color="auto" w:fill="1F3A5F"/>
-          </w:tcPr>
-          <w:p>
-            <w:pPr>
-              <w:spacing w:after="0"/>
-              <w:jc w:val="center"/>
-            </w:pPr>
-            <w:r>
-              <w:rPr>
-                <w:rFonts w:ascii="맑은 고딕" w:hAnsi="맑은 고딕" w:eastAsia="맑은 고딕"/>
-                <w:b/>
-                <w:color w:val="FFFFFF"/>
-                <w:sz w:val="17"/>
-              </w:rPr>
-              <w:t>1Q25</w:t>
-            </w:r>
-          </w:p>
-        </w:tc>
-        <w:tc>
-          <w:tcPr>
-            <w:tcW w:type="dxa" w:w="1606"/>
-            <w:shd w:val="clear" w:color="auto" w:fill="1F3A5F"/>
-          </w:tcPr>
-          <w:p>
-            <w:pPr>
-              <w:spacing w:after="0"/>
-              <w:jc w:val="center"/>
-            </w:pPr>
-            <w:r>
-              <w:rPr>
-                <w:rFonts w:ascii="맑은 고딕" w:hAnsi="맑은 고딕" w:eastAsia="맑은 고딕"/>
-                <w:b/>
-                <w:color w:val="FFFFFF"/>
-                <w:sz w:val="17"/>
-              </w:rPr>
-              <w:t>2Q25</w:t>
-            </w:r>
-          </w:p>
-        </w:tc>
-        <w:tc>
-          <w:tcPr>
-            <w:tcW w:type="dxa" w:w="1606"/>
-            <w:shd w:val="clear" w:color="auto" w:fill="1F3A5F"/>
-          </w:tcPr>
-          <w:p>
-            <w:pPr>
-              <w:spacing w:after="0"/>
-              <w:jc w:val="center"/>
-            </w:pPr>
-            <w:r>
-              <w:rPr>
-                <w:rFonts w:ascii="맑은 고딕" w:hAnsi="맑은 고딕" w:eastAsia="맑은 고딕"/>
-                <w:b/>
-                <w:color w:val="FFFFFF"/>
-                <w:sz w:val="17"/>
-              </w:rPr>
-              <w:t>1Q26</w:t>
-            </w:r>
-          </w:p>
-        </w:tc>
-        <w:tc>
-          <w:tcPr>
-            <w:tcW w:type="dxa" w:w="1606"/>
-            <w:shd w:val="clear" w:color="auto" w:fill="1F3A5F"/>
-          </w:tcPr>
-          <w:p>
-            <w:pPr>
-              <w:spacing w:after="0"/>
-              <w:jc w:val="center"/>
-            </w:pPr>
-            <w:r>
-              <w:rPr>
-                <w:rFonts w:ascii="맑은 고딕" w:hAnsi="맑은 고딕" w:eastAsia="맑은 고딕"/>
-                <w:b/>
-                <w:color w:val="FFFFFF"/>
-                <w:sz w:val="17"/>
-              </w:rPr>
-              <w:t>2Q26</w:t>
-            </w:r>
-          </w:p>
-        </w:tc>
-        <w:tc>
-          <w:tcPr>
-            <w:tcW w:type="dxa" w:w="1606"/>
-            <w:shd w:val="clear" w:color="auto" w:fill="1F3A5F"/>
-          </w:tcPr>
-          <w:p>
-            <w:pPr>
-              <w:spacing w:after="0"/>
-              <w:jc w:val="center"/>
-            </w:pPr>
-            <w:r>
-              <w:rPr>
-                <w:rFonts w:ascii="맑은 고딕" w:hAnsi="맑은 고딕" w:eastAsia="맑은 고딕"/>
-                <w:b/>
-                <w:color w:val="FFFFFF"/>
-                <w:sz w:val="17"/>
-              </w:rPr>
-              <w:t>3Q26F</w:t>
-            </w:r>
-          </w:p>
-        </w:tc>
-      </w:tr>
-      <w:tr>
-        <w:tc>
-          <w:tcPr>
-            <w:tcW w:type="dxa" w:w="1606"/>
-          </w:tcPr>
-          <w:p>
-            <w:pPr>
-              <w:spacing w:after="0"/>
-            </w:pPr>
-            <w:r>
-              <w:rPr>
-                <w:rFonts w:ascii="맑은 고딕" w:hAnsi="맑은 고딕" w:eastAsia="맑은 고딕"/>
-                <w:sz w:val="17"/>
-              </w:rPr>
-              <w:t>분기 말 원/달러의 변화</w:t>
-            </w:r>
-          </w:p>
-        </w:tc>
-        <w:tc>
-          <w:tcPr>
-            <w:tcW w:type="dxa" w:w="1606"/>
-          </w:tcPr>
-          <w:p>
-            <w:pPr>
-              <w:spacing w:after="0"/>
-              <w:jc w:val="right"/>
-            </w:pPr>
-            <w:r>
-              <w:rPr>
-                <w:rFonts w:ascii="맑은 고딕" w:hAnsi="맑은 고딕" w:eastAsia="맑은 고딕"/>
-                <w:sz w:val="17"/>
-              </w:rPr>
-              <w:t>−0.2%</w:t>
-            </w:r>
-          </w:p>
-        </w:tc>
-        <w:tc>
-          <w:tcPr>
-            <w:tcW w:type="dxa" w:w="1606"/>
-          </w:tcPr>
-          <w:p>
-            <w:pPr>
-              <w:spacing w:after="0"/>
-              <w:jc w:val="right"/>
-            </w:pPr>
-            <w:r>
-              <w:rPr>
-                <w:rFonts w:ascii="맑은 고딕" w:hAnsi="맑은 고딕" w:eastAsia="맑은 고딕"/>
-                <w:sz w:val="17"/>
-              </w:rPr>
-              <w:t>−7.5%</w:t>
-            </w:r>
-          </w:p>
-        </w:tc>
-        <w:tc>
-          <w:tcPr>
-            <w:tcW w:type="dxa" w:w="1606"/>
-          </w:tcPr>
-          <w:p>
-            <w:pPr>
-              <w:spacing w:after="0"/>
-              <w:jc w:val="right"/>
-            </w:pPr>
-            <w:r>
-              <w:rPr>
-                <w:rFonts w:ascii="맑은 고딕" w:hAnsi="맑은 고딕" w:eastAsia="맑은 고딕"/>
-                <w:sz w:val="17"/>
-              </w:rPr>
-              <w:t>+5.5%</w:t>
-            </w:r>
-          </w:p>
-        </w:tc>
-        <w:tc>
-          <w:tcPr>
-            <w:tcW w:type="dxa" w:w="1606"/>
-          </w:tcPr>
-          <w:p>
-            <w:pPr>
-              <w:spacing w:after="0"/>
-              <w:jc w:val="right"/>
-            </w:pPr>
-            <w:r>
-              <w:rPr>
-                <w:rFonts w:ascii="맑은 고딕" w:hAnsi="맑은 고딕" w:eastAsia="맑은 고딕"/>
-                <w:sz w:val="17"/>
-              </w:rPr>
-              <w:t>+1.9%</w:t>
-            </w:r>
-          </w:p>
-        </w:tc>
-        <w:tc>
-          <w:tcPr>
-            <w:tcW w:type="dxa" w:w="1606"/>
-          </w:tcPr>
-          <w:p>
-            <w:pPr>
-              <w:spacing w:after="0"/>
-              <w:jc w:val="right"/>
-            </w:pPr>
-            <w:r>
-              <w:rPr>
-                <w:rFonts w:ascii="맑은 고딕" w:hAnsi="맑은 고딕" w:eastAsia="맑은 고딕"/>
-                <w:sz w:val="17"/>
-              </w:rPr>
-              <w:t>−11.9%</w:t>
-            </w:r>
-          </w:p>
-        </w:tc>
-      </w:tr>
-      <w:tr>
-        <w:tc>
-          <w:tcPr>
-            <w:tcW w:type="dxa" w:w="1606"/>
-          </w:tcPr>
-          <w:p>
-            <w:pPr>
-              <w:spacing w:after="0"/>
-            </w:pPr>
-            <w:r>
-              <w:rPr>
-                <w:rFonts w:ascii="맑은 고딕" w:hAnsi="맑은 고딕" w:eastAsia="맑은 고딕"/>
-                <w:sz w:val="17"/>
-              </w:rPr>
-              <w:t>직전 분기 말 판매보증충당부채(조원)</w:t>
-            </w:r>
-          </w:p>
-        </w:tc>
-        <w:tc>
-          <w:tcPr>
-            <w:tcW w:type="dxa" w:w="1606"/>
-          </w:tcPr>
-          <w:p>
-            <w:pPr>
-              <w:spacing w:after="0"/>
-              <w:jc w:val="right"/>
-            </w:pPr>
-            <w:r>
-              <w:rPr>
-                <w:rFonts w:ascii="맑은 고딕" w:hAnsi="맑은 고딕" w:eastAsia="맑은 고딕"/>
-                <w:sz w:val="17"/>
-              </w:rPr>
-              <w:t>8.3</w:t>
-            </w:r>
-          </w:p>
-        </w:tc>
-        <w:tc>
-          <w:tcPr>
-            <w:tcW w:type="dxa" w:w="1606"/>
-          </w:tcPr>
-          <w:p>
-            <w:pPr>
-              <w:spacing w:after="0"/>
-              <w:jc w:val="right"/>
-            </w:pPr>
-            <w:r>
-              <w:rPr>
-                <w:rFonts w:ascii="맑은 고딕" w:hAnsi="맑은 고딕" w:eastAsia="맑은 고딕"/>
-                <w:sz w:val="17"/>
-              </w:rPr>
-              <w:t>8.2</w:t>
-            </w:r>
-          </w:p>
-        </w:tc>
-        <w:tc>
-          <w:tcPr>
-            <w:tcW w:type="dxa" w:w="1606"/>
-          </w:tcPr>
-          <w:p>
-            <w:pPr>
-              <w:spacing w:after="0"/>
-              <w:jc w:val="right"/>
-            </w:pPr>
-            <w:r>
-              <w:rPr>
-                <w:rFonts w:ascii="맑은 고딕" w:hAnsi="맑은 고딕" w:eastAsia="맑은 고딕"/>
-                <w:sz w:val="17"/>
-              </w:rPr>
-              <w:t>8.6</w:t>
-            </w:r>
-          </w:p>
-        </w:tc>
-        <w:tc>
-          <w:tcPr>
-            <w:tcW w:type="dxa" w:w="1606"/>
-          </w:tcPr>
-          <w:p>
-            <w:pPr>
-              <w:spacing w:after="0"/>
-              <w:jc w:val="right"/>
-            </w:pPr>
-            <w:r>
-              <w:rPr>
-                <w:rFonts w:ascii="맑은 고딕" w:hAnsi="맑은 고딕" w:eastAsia="맑은 고딕"/>
-                <w:sz w:val="17"/>
-              </w:rPr>
-              <w:t>9.2</w:t>
-            </w:r>
-          </w:p>
-        </w:tc>
-        <w:tc>
-          <w:tcPr>
-            <w:tcW w:type="dxa" w:w="1606"/>
-          </w:tcPr>
-          <w:p>
-            <w:pPr>
-              <w:spacing w:after="0"/>
-              <w:jc w:val="right"/>
-            </w:pPr>
-            <w:r>
-              <w:rPr>
-                <w:rFonts w:ascii="맑은 고딕" w:hAnsi="맑은 고딕" w:eastAsia="맑은 고딕"/>
-                <w:sz w:val="17"/>
-              </w:rPr>
-              <w:t>9.3</w:t>
-            </w:r>
-          </w:p>
-        </w:tc>
-      </w:tr>
-      <w:tr>
-        <w:tc>
-          <w:tcPr>
-            <w:tcW w:type="dxa" w:w="1606"/>
-          </w:tcPr>
-          <w:p>
-            <w:pPr>
-              <w:spacing w:after="0"/>
-            </w:pPr>
-            <w:r>
-              <w:rPr>
-                <w:rFonts w:ascii="맑은 고딕" w:hAnsi="맑은 고딕" w:eastAsia="맑은 고딕"/>
-                <w:sz w:val="17"/>
-              </w:rPr>
-              <w:t>회사가 밝힌 환평가</w:t>
-            </w:r>
-          </w:p>
-        </w:tc>
-        <w:tc>
-          <w:tcPr>
-            <w:tcW w:type="dxa" w:w="1606"/>
-          </w:tcPr>
-          <w:p>
-            <w:pPr>
-              <w:spacing w:after="0"/>
-              <w:jc w:val="right"/>
-            </w:pPr>
-            <w:r>
-              <w:rPr>
-                <w:rFonts w:ascii="맑은 고딕" w:hAnsi="맑은 고딕" w:eastAsia="맑은 고딕"/>
-                <w:sz w:val="17"/>
-              </w:rPr>
-              <w:t>+66</w:t>
-            </w:r>
-          </w:p>
-        </w:tc>
-        <w:tc>
-          <w:tcPr>
-            <w:tcW w:type="dxa" w:w="1606"/>
-          </w:tcPr>
-          <w:p>
-            <w:pPr>
-              <w:spacing w:after="0"/>
-              <w:jc w:val="right"/>
-            </w:pPr>
-            <w:r>
-              <w:rPr>
-                <w:rFonts w:ascii="맑은 고딕" w:hAnsi="맑은 고딕" w:eastAsia="맑은 고딕"/>
-                <w:sz w:val="17"/>
-              </w:rPr>
-              <w:t>+2,915</w:t>
-            </w:r>
-          </w:p>
-        </w:tc>
-        <w:tc>
-          <w:tcPr>
-            <w:tcW w:type="dxa" w:w="1606"/>
-          </w:tcPr>
-          <w:p>
-            <w:pPr>
-              <w:spacing w:after="0"/>
-              <w:jc w:val="right"/>
-            </w:pPr>
-            <w:r>
-              <w:rPr>
-                <w:rFonts w:ascii="맑은 고딕" w:hAnsi="맑은 고딕" w:eastAsia="맑은 고딕"/>
-                <w:sz w:val="17"/>
-              </w:rPr>
-              <w:t>−2,557</w:t>
-            </w:r>
-          </w:p>
-        </w:tc>
-        <w:tc>
-          <w:tcPr>
-            <w:tcW w:type="dxa" w:w="1606"/>
-          </w:tcPr>
-          <w:p>
-            <w:pPr>
-              <w:spacing w:after="0"/>
-              <w:jc w:val="right"/>
-            </w:pPr>
-            <w:r>
-              <w:rPr>
-                <w:rFonts w:ascii="맑은 고딕" w:hAnsi="맑은 고딕" w:eastAsia="맑은 고딕"/>
-                <w:sz w:val="17"/>
-              </w:rPr>
-              <w:t>−802</w:t>
-            </w:r>
-          </w:p>
-        </w:tc>
-        <w:tc>
-          <w:tcPr>
-            <w:tcW w:type="dxa" w:w="1606"/>
-          </w:tcPr>
-          <w:p>
-            <w:pPr>
-              <w:spacing w:after="0"/>
-            </w:pPr>
-          </w:p>
-        </w:tc>
-      </w:tr>
-      <w:tr>
-        <w:tc>
-          <w:tcPr>
-            <w:tcW w:type="dxa" w:w="1606"/>
-          </w:tcPr>
-          <w:p>
-            <w:pPr>
-              <w:spacing w:after="0"/>
-            </w:pPr>
-            <w:r>
-              <w:rPr>
-                <w:rFonts w:ascii="맑은 고딕" w:hAnsi="맑은 고딕" w:eastAsia="맑은 고딕"/>
-                <w:sz w:val="17"/>
-              </w:rPr>
-              <w:t xml:space="preserve"> 충당부채 × 환율 변화에서 차지하는 몫</w:t>
-            </w:r>
-          </w:p>
-        </w:tc>
-        <w:tc>
-          <w:tcPr>
-            <w:tcW w:type="dxa" w:w="1606"/>
-          </w:tcPr>
-          <w:p>
-            <w:pPr>
-              <w:spacing w:after="0"/>
-              <w:jc w:val="right"/>
-            </w:pPr>
-            <w:r>
-              <w:rPr>
-                <w:rFonts w:ascii="맑은 고딕" w:hAnsi="맑은 고딕" w:eastAsia="맑은 고딕"/>
-                <w:sz w:val="17"/>
-              </w:rPr>
-              <w:t>34%</w:t>
-            </w:r>
-          </w:p>
-        </w:tc>
-        <w:tc>
-          <w:tcPr>
-            <w:tcW w:type="dxa" w:w="1606"/>
-          </w:tcPr>
-          <w:p>
-            <w:pPr>
-              <w:spacing w:after="0"/>
-              <w:jc w:val="right"/>
-            </w:pPr>
-            <w:r>
-              <w:rPr>
-                <w:rFonts w:ascii="맑은 고딕" w:hAnsi="맑은 고딕" w:eastAsia="맑은 고딕"/>
-                <w:sz w:val="17"/>
-              </w:rPr>
-              <w:t>47%</w:t>
-            </w:r>
-          </w:p>
-        </w:tc>
-        <w:tc>
-          <w:tcPr>
-            <w:tcW w:type="dxa" w:w="1606"/>
-          </w:tcPr>
-          <w:p>
-            <w:pPr>
-              <w:spacing w:after="0"/>
-              <w:jc w:val="right"/>
-            </w:pPr>
-            <w:r>
-              <w:rPr>
-                <w:rFonts w:ascii="맑은 고딕" w:hAnsi="맑은 고딕" w:eastAsia="맑은 고딕"/>
-                <w:sz w:val="17"/>
-              </w:rPr>
-              <w:t>55%</w:t>
-            </w:r>
-          </w:p>
-        </w:tc>
-        <w:tc>
-          <w:tcPr>
-            <w:tcW w:type="dxa" w:w="1606"/>
-          </w:tcPr>
-          <w:p>
-            <w:pPr>
-              <w:spacing w:after="0"/>
-              <w:jc w:val="right"/>
-            </w:pPr>
-            <w:r>
-              <w:rPr>
-                <w:rFonts w:ascii="맑은 고딕" w:hAnsi="맑은 고딕" w:eastAsia="맑은 고딕"/>
-                <w:sz w:val="17"/>
-              </w:rPr>
-              <w:t>47%</w:t>
-            </w:r>
-          </w:p>
-        </w:tc>
-        <w:tc>
-          <w:tcPr>
-            <w:tcW w:type="dxa" w:w="1606"/>
-          </w:tcPr>
-          <w:p>
-            <w:pPr>
-              <w:spacing w:after="0"/>
-              <w:jc w:val="right"/>
-            </w:pPr>
-            <w:r>
-              <w:rPr>
-                <w:rFonts w:ascii="맑은 고딕" w:hAnsi="맑은 고딕" w:eastAsia="맑은 고딕"/>
-                <w:sz w:val="17"/>
-              </w:rPr>
-              <w:t>50%</w:t>
-            </w:r>
-          </w:p>
-        </w:tc>
-      </w:tr>
-      <w:tr>
-        <w:tc>
-          <w:tcPr>
-            <w:tcW w:type="dxa" w:w="1606"/>
-          </w:tcPr>
-          <w:p>
-            <w:pPr>
-              <w:spacing w:after="0"/>
-            </w:pPr>
-            <w:r>
-              <w:rPr>
-                <w:rFonts w:ascii="맑은 고딕" w:hAnsi="맑은 고딕" w:eastAsia="맑은 고딕"/>
-                <w:b/>
-                <w:sz w:val="17"/>
-              </w:rPr>
-              <w:t>발표 전에 낸 추정</w:t>
-            </w:r>
-          </w:p>
-        </w:tc>
-        <w:tc>
-          <w:tcPr>
-            <w:tcW w:type="dxa" w:w="1606"/>
-          </w:tcPr>
-          <w:p>
-            <w:pPr>
-              <w:spacing w:after="0"/>
-            </w:pPr>
-          </w:p>
-        </w:tc>
-        <w:tc>
-          <w:tcPr>
-            <w:tcW w:type="dxa" w:w="1606"/>
-          </w:tcPr>
-          <w:p>
-            <w:pPr>
-              <w:spacing w:after="0"/>
-            </w:pPr>
-          </w:p>
-        </w:tc>
-        <w:tc>
-          <w:tcPr>
-            <w:tcW w:type="dxa" w:w="1606"/>
-          </w:tcPr>
-          <w:p>
-            <w:pPr>
-              <w:spacing w:after="0"/>
-            </w:pPr>
-          </w:p>
-        </w:tc>
-        <w:tc>
-          <w:tcPr>
-            <w:tcW w:type="dxa" w:w="1606"/>
-          </w:tcPr>
-          <w:p>
-            <w:pPr>
-              <w:spacing w:after="0"/>
-              <w:jc w:val="right"/>
-            </w:pPr>
-            <w:r>
-              <w:rPr>
-                <w:rFonts w:ascii="맑은 고딕" w:hAnsi="맑은 고딕" w:eastAsia="맑은 고딕"/>
-                <w:b/>
-                <w:sz w:val="17"/>
-              </w:rPr>
-              <w:t>−931</w:t>
-            </w:r>
-          </w:p>
-        </w:tc>
-        <w:tc>
-          <w:tcPr>
-            <w:tcW w:type="dxa" w:w="1606"/>
-          </w:tcPr>
-          <w:p>
-            <w:pPr>
-              <w:spacing w:after="0"/>
-              <w:jc w:val="right"/>
-            </w:pPr>
-            <w:r>
-              <w:rPr>
-                <w:rFonts w:ascii="맑은 고딕" w:hAnsi="맑은 고딕" w:eastAsia="맑은 고딕"/>
-                <w:b/>
-                <w:sz w:val="17"/>
-              </w:rPr>
-              <w:t>+5,484</w:t>
-            </w:r>
-          </w:p>
-        </w:tc>
-      </w:tr>
-    </w:tbl>
-    <w:p>
-      <w:pPr>
-        <w:spacing w:after="40"/>
-      </w:pPr>
-    </w:p>
-    <w:p>
-      <w:pPr>
-        <w:spacing w:after="120"/>
-      </w:pPr>
-      <w:r>
-        <w:rPr>
-          <w:rFonts w:ascii="맑은 고딕" w:hAnsi="맑은 고딕" w:eastAsia="맑은 고딕"/>
-          <w:color w:val="5B6876"/>
-          <w:sz w:val="16"/>
-        </w:rPr>
-        <w:t>자료: 기아 분기 경영실적 자료(2026년 1·2분기), 정기보고서 충당부채 주석, 한국은행 ECOS, One Key 계산</w:t>
+        <w:t>자료: 기아 정기보고서(연결 주석의 판매비와관리비, 손익계산서), One Key 계산</w:t>
       </w:r>
     </w:p>
     <w:p>
@@ -3073,7 +4496,7 @@
         <w:rPr>
           <w:rFonts w:ascii="맑은 고딕" w:hAnsi="맑은 고딕" w:eastAsia="맑은 고딕"/>
         </w:rPr>
-        <w:t>회사는 2026년 계획에서 원/달러가 52원 내리는 데 영업이익 8,003억원이 준다고 밝혔다. 1원에 한 해 154억원이다. 원/달러가 10월 초 수준(1,351원)에 머물면 2026년 평균(1,435원)보다 낮아 2027년 영업이익은 78,871억원이다. 컨센서스(107,034억원)보다 26% 적다. 환율이 2026년 평균으로 돌아가면 91,823억원이다. 환율은 지금 값이 이어진다고 뒀다.</w:t>
+        <w:t>환율이 이익에 닿는 크기는 통화별로 쌓았다. 본사의 수출 매출과 해외 법인의 이익을 미국 달러, 유로, 그 밖 통화로 나누면 2026년 환노출은 50.7조원이다. 회사가 분기마다 밝힌 환율 효과는 이 값에 환율 변화를 곱한 것의 56%였다(직전 네 분기). 원/달러와 원/유로가 10월 초 수준(1,351원, 1,520원)에 머물면 2026년 평균(1,435원, 1,654원)보다 낮아 환율 줄이 −18,260억원이고 2027년 영업이익은 56,847억원이다. 컨센서스(107,034억원)보다 47% 적다. 두 환율이 2026년 평균으로 돌아가면 75,107억원이다.</w:t>
       </w:r>
     </w:p>
     <w:p>
@@ -3087,7 +4510,7 @@
           <w:color w:val="1F3A5F"/>
           <w:sz w:val="19"/>
         </w:rPr>
-        <w:t>그림 3</w:t>
+        <w:t>표 4</w:t>
       </w:r>
       <w:r>
         <w:rPr>
@@ -3096,47 +4519,857 @@
           <w:color w:val="1F3A5F"/>
           <w:sz w:val="19"/>
         </w:rPr>
-        <w:t xml:space="preserve"> 영업이익은 2026년 9.2조원, 2027년 7.9조원으로 추정한다. 2027년 컨센서스는 10.7조원</w:t>
+        <w:t xml:space="preserve"> 통화별 환노출과 2027년 환율 줄 </w:t>
+      </w:r>
+      <w:r>
+        <w:rPr>
+          <w:rFonts w:ascii="맑은 고딕" w:hAnsi="맑은 고딕" w:eastAsia="맑은 고딕"/>
+          <w:b/>
+          <w:color w:val="1F3A5F"/>
+          <w:sz w:val="19"/>
+        </w:rPr>
+        <w:t>(억원)</w:t>
       </w:r>
     </w:p>
+    <w:tbl>
+      <w:tblPr>
+        <w:tblStyle w:val="TableGrid"/>
+        <w:tblW w:type="auto" w:w="0"/>
+        <w:jc w:val="center"/>
+        <w:tblLook w:firstColumn="1" w:firstRow="1" w:lastColumn="0" w:lastRow="0" w:noHBand="0" w:noVBand="1" w:val="04A0"/>
+      </w:tblPr>
+      <w:tblGrid>
+        <w:gridCol w:w="1928"/>
+        <w:gridCol w:w="1928"/>
+        <w:gridCol w:w="1928"/>
+        <w:gridCol w:w="1928"/>
+        <w:gridCol w:w="1928"/>
+      </w:tblGrid>
+      <w:tr>
+        <w:tc>
+          <w:tcPr>
+            <w:tcW w:type="dxa" w:w="1928"/>
+            <w:shd w:val="clear" w:color="auto" w:fill="1F3A5F"/>
+          </w:tcPr>
+          <w:p>
+            <w:pPr>
+              <w:spacing w:after="0"/>
+              <w:jc w:val="center"/>
+            </w:pPr>
+          </w:p>
+        </w:tc>
+        <w:tc>
+          <w:tcPr>
+            <w:tcW w:type="dxa" w:w="1928"/>
+            <w:shd w:val="clear" w:color="auto" w:fill="1F3A5F"/>
+          </w:tcPr>
+          <w:p>
+            <w:pPr>
+              <w:spacing w:after="0"/>
+              <w:jc w:val="center"/>
+            </w:pPr>
+            <w:r>
+              <w:rPr>
+                <w:rFonts w:ascii="맑은 고딕" w:hAnsi="맑은 고딕" w:eastAsia="맑은 고딕"/>
+                <w:b/>
+                <w:color w:val="FFFFFF"/>
+                <w:sz w:val="17"/>
+              </w:rPr>
+              <w:t>미국 달러</w:t>
+            </w:r>
+          </w:p>
+        </w:tc>
+        <w:tc>
+          <w:tcPr>
+            <w:tcW w:type="dxa" w:w="1928"/>
+            <w:shd w:val="clear" w:color="auto" w:fill="1F3A5F"/>
+          </w:tcPr>
+          <w:p>
+            <w:pPr>
+              <w:spacing w:after="0"/>
+              <w:jc w:val="center"/>
+            </w:pPr>
+            <w:r>
+              <w:rPr>
+                <w:rFonts w:ascii="맑은 고딕" w:hAnsi="맑은 고딕" w:eastAsia="맑은 고딕"/>
+                <w:b/>
+                <w:color w:val="FFFFFF"/>
+                <w:sz w:val="17"/>
+              </w:rPr>
+              <w:t>그 밖 통화</w:t>
+            </w:r>
+          </w:p>
+        </w:tc>
+        <w:tc>
+          <w:tcPr>
+            <w:tcW w:type="dxa" w:w="1928"/>
+            <w:shd w:val="clear" w:color="auto" w:fill="1F3A5F"/>
+          </w:tcPr>
+          <w:p>
+            <w:pPr>
+              <w:spacing w:after="0"/>
+              <w:jc w:val="center"/>
+            </w:pPr>
+            <w:r>
+              <w:rPr>
+                <w:rFonts w:ascii="맑은 고딕" w:hAnsi="맑은 고딕" w:eastAsia="맑은 고딕"/>
+                <w:b/>
+                <w:color w:val="FFFFFF"/>
+                <w:sz w:val="17"/>
+              </w:rPr>
+              <w:t>유로</w:t>
+            </w:r>
+          </w:p>
+        </w:tc>
+        <w:tc>
+          <w:tcPr>
+            <w:tcW w:type="dxa" w:w="1928"/>
+            <w:shd w:val="clear" w:color="auto" w:fill="1F3A5F"/>
+          </w:tcPr>
+          <w:p>
+            <w:pPr>
+              <w:spacing w:after="0"/>
+              <w:jc w:val="center"/>
+            </w:pPr>
+            <w:r>
+              <w:rPr>
+                <w:rFonts w:ascii="맑은 고딕" w:hAnsi="맑은 고딕" w:eastAsia="맑은 고딕"/>
+                <w:b/>
+                <w:color w:val="FFFFFF"/>
+                <w:sz w:val="17"/>
+              </w:rPr>
+              <w:t>합계</w:t>
+            </w:r>
+          </w:p>
+        </w:tc>
+      </w:tr>
+      <w:tr>
+        <w:tc>
+          <w:tcPr>
+            <w:tcW w:type="dxa" w:w="1928"/>
+          </w:tcPr>
+          <w:p>
+            <w:pPr>
+              <w:spacing w:after="0"/>
+            </w:pPr>
+            <w:r>
+              <w:rPr>
+                <w:rFonts w:ascii="맑은 고딕" w:hAnsi="맑은 고딕" w:eastAsia="맑은 고딕"/>
+                <w:sz w:val="17"/>
+              </w:rPr>
+              <w:t>본사의 차량 수출 매출(2025년)</w:t>
+            </w:r>
+          </w:p>
+        </w:tc>
+        <w:tc>
+          <w:tcPr>
+            <w:tcW w:type="dxa" w:w="1928"/>
+          </w:tcPr>
+          <w:p>
+            <w:pPr>
+              <w:spacing w:after="0"/>
+              <w:jc w:val="right"/>
+            </w:pPr>
+            <w:r>
+              <w:rPr>
+                <w:rFonts w:ascii="맑은 고딕" w:hAnsi="맑은 고딕" w:eastAsia="맑은 고딕"/>
+                <w:sz w:val="17"/>
+              </w:rPr>
+              <w:t>142,091</w:t>
+            </w:r>
+          </w:p>
+        </w:tc>
+        <w:tc>
+          <w:tcPr>
+            <w:tcW w:type="dxa" w:w="1928"/>
+          </w:tcPr>
+          <w:p>
+            <w:pPr>
+              <w:spacing w:after="0"/>
+              <w:jc w:val="right"/>
+            </w:pPr>
+            <w:r>
+              <w:rPr>
+                <w:rFonts w:ascii="맑은 고딕" w:hAnsi="맑은 고딕" w:eastAsia="맑은 고딕"/>
+                <w:sz w:val="17"/>
+              </w:rPr>
+              <w:t>111,787</w:t>
+            </w:r>
+          </w:p>
+        </w:tc>
+        <w:tc>
+          <w:tcPr>
+            <w:tcW w:type="dxa" w:w="1928"/>
+          </w:tcPr>
+          <w:p>
+            <w:pPr>
+              <w:spacing w:after="0"/>
+              <w:jc w:val="right"/>
+            </w:pPr>
+            <w:r>
+              <w:rPr>
+                <w:rFonts w:ascii="맑은 고딕" w:hAnsi="맑은 고딕" w:eastAsia="맑은 고딕"/>
+                <w:sz w:val="17"/>
+              </w:rPr>
+              <w:t>92,828</w:t>
+            </w:r>
+          </w:p>
+        </w:tc>
+        <w:tc>
+          <w:tcPr>
+            <w:tcW w:type="dxa" w:w="1928"/>
+          </w:tcPr>
+          <w:p>
+            <w:pPr>
+              <w:spacing w:after="0"/>
+              <w:jc w:val="right"/>
+            </w:pPr>
+            <w:r>
+              <w:rPr>
+                <w:rFonts w:ascii="맑은 고딕" w:hAnsi="맑은 고딕" w:eastAsia="맑은 고딕"/>
+                <w:sz w:val="17"/>
+              </w:rPr>
+              <w:t>346,705</w:t>
+            </w:r>
+          </w:p>
+        </w:tc>
+      </w:tr>
+      <w:tr>
+        <w:tc>
+          <w:tcPr>
+            <w:tcW w:type="dxa" w:w="1928"/>
+          </w:tcPr>
+          <w:p>
+            <w:pPr>
+              <w:spacing w:after="0"/>
+            </w:pPr>
+            <w:r>
+              <w:rPr>
+                <w:rFonts w:ascii="맑은 고딕" w:hAnsi="맑은 고딕" w:eastAsia="맑은 고딕"/>
+                <w:sz w:val="17"/>
+              </w:rPr>
+              <w:t>본사의 제품 외 기타 수출 매출(2025년)</w:t>
+            </w:r>
+          </w:p>
+        </w:tc>
+        <w:tc>
+          <w:tcPr>
+            <w:tcW w:type="dxa" w:w="1928"/>
+          </w:tcPr>
+          <w:p>
+            <w:pPr>
+              <w:spacing w:after="0"/>
+              <w:jc w:val="right"/>
+            </w:pPr>
+            <w:r>
+              <w:rPr>
+                <w:rFonts w:ascii="맑은 고딕" w:hAnsi="맑은 고딕" w:eastAsia="맑은 고딕"/>
+                <w:sz w:val="17"/>
+              </w:rPr>
+              <w:t>41,284</w:t>
+            </w:r>
+          </w:p>
+        </w:tc>
+        <w:tc>
+          <w:tcPr>
+            <w:tcW w:type="dxa" w:w="1928"/>
+          </w:tcPr>
+          <w:p>
+            <w:pPr>
+              <w:spacing w:after="0"/>
+              <w:jc w:val="right"/>
+            </w:pPr>
+            <w:r>
+              <w:rPr>
+                <w:rFonts w:ascii="맑은 고딕" w:hAnsi="맑은 고딕" w:eastAsia="맑은 고딕"/>
+                <w:sz w:val="17"/>
+              </w:rPr>
+              <w:t>32,479</w:t>
+            </w:r>
+          </w:p>
+        </w:tc>
+        <w:tc>
+          <w:tcPr>
+            <w:tcW w:type="dxa" w:w="1928"/>
+          </w:tcPr>
+          <w:p>
+            <w:pPr>
+              <w:spacing w:after="0"/>
+              <w:jc w:val="right"/>
+            </w:pPr>
+            <w:r>
+              <w:rPr>
+                <w:rFonts w:ascii="맑은 고딕" w:hAnsi="맑은 고딕" w:eastAsia="맑은 고딕"/>
+                <w:sz w:val="17"/>
+              </w:rPr>
+              <w:t>26,971</w:t>
+            </w:r>
+          </w:p>
+        </w:tc>
+        <w:tc>
+          <w:tcPr>
+            <w:tcW w:type="dxa" w:w="1928"/>
+          </w:tcPr>
+          <w:p>
+            <w:pPr>
+              <w:spacing w:after="0"/>
+              <w:jc w:val="right"/>
+            </w:pPr>
+            <w:r>
+              <w:rPr>
+                <w:rFonts w:ascii="맑은 고딕" w:hAnsi="맑은 고딕" w:eastAsia="맑은 고딕"/>
+                <w:sz w:val="17"/>
+              </w:rPr>
+              <w:t>100,734</w:t>
+            </w:r>
+          </w:p>
+        </w:tc>
+      </w:tr>
+      <w:tr>
+        <w:tc>
+          <w:tcPr>
+            <w:tcW w:type="dxa" w:w="1928"/>
+          </w:tcPr>
+          <w:p>
+            <w:pPr>
+              <w:spacing w:after="0"/>
+            </w:pPr>
+            <w:r>
+              <w:rPr>
+                <w:rFonts w:ascii="맑은 고딕" w:hAnsi="맑은 고딕" w:eastAsia="맑은 고딕"/>
+                <w:sz w:val="17"/>
+              </w:rPr>
+              <w:t>본사 밖 영업이익(2025년. 연결 − 별도)</w:t>
+            </w:r>
+          </w:p>
+        </w:tc>
+        <w:tc>
+          <w:tcPr>
+            <w:tcW w:type="dxa" w:w="1928"/>
+          </w:tcPr>
+          <w:p>
+            <w:pPr>
+              <w:spacing w:after="0"/>
+              <w:jc w:val="right"/>
+            </w:pPr>
+            <w:r>
+              <w:rPr>
+                <w:rFonts w:ascii="맑은 고딕" w:hAnsi="맑은 고딕" w:eastAsia="맑은 고딕"/>
+                <w:sz w:val="17"/>
+              </w:rPr>
+              <w:t>15,567</w:t>
+            </w:r>
+          </w:p>
+        </w:tc>
+        <w:tc>
+          <w:tcPr>
+            <w:tcW w:type="dxa" w:w="1928"/>
+          </w:tcPr>
+          <w:p>
+            <w:pPr>
+              <w:spacing w:after="0"/>
+              <w:jc w:val="right"/>
+            </w:pPr>
+            <w:r>
+              <w:rPr>
+                <w:rFonts w:ascii="맑은 고딕" w:hAnsi="맑은 고딕" w:eastAsia="맑은 고딕"/>
+                <w:sz w:val="17"/>
+              </w:rPr>
+              <w:t>6,604</w:t>
+            </w:r>
+          </w:p>
+        </w:tc>
+        <w:tc>
+          <w:tcPr>
+            <w:tcW w:type="dxa" w:w="1928"/>
+          </w:tcPr>
+          <w:p>
+            <w:pPr>
+              <w:spacing w:after="0"/>
+              <w:jc w:val="right"/>
+            </w:pPr>
+            <w:r>
+              <w:rPr>
+                <w:rFonts w:ascii="맑은 고딕" w:hAnsi="맑은 고딕" w:eastAsia="맑은 고딕"/>
+                <w:sz w:val="17"/>
+              </w:rPr>
+              <w:t>9,070</w:t>
+            </w:r>
+          </w:p>
+        </w:tc>
+        <w:tc>
+          <w:tcPr>
+            <w:tcW w:type="dxa" w:w="1928"/>
+          </w:tcPr>
+          <w:p>
+            <w:pPr>
+              <w:spacing w:after="0"/>
+              <w:jc w:val="right"/>
+            </w:pPr>
+            <w:r>
+              <w:rPr>
+                <w:rFonts w:ascii="맑은 고딕" w:hAnsi="맑은 고딕" w:eastAsia="맑은 고딕"/>
+                <w:sz w:val="17"/>
+              </w:rPr>
+              <w:t>31,241</w:t>
+            </w:r>
+          </w:p>
+        </w:tc>
+      </w:tr>
+      <w:tr>
+        <w:tc>
+          <w:tcPr>
+            <w:tcW w:type="dxa" w:w="1928"/>
+          </w:tcPr>
+          <w:p>
+            <w:pPr>
+              <w:spacing w:after="0"/>
+            </w:pPr>
+            <w:r>
+              <w:rPr>
+                <w:rFonts w:ascii="맑은 고딕" w:hAnsi="맑은 고딕" w:eastAsia="맑은 고딕"/>
+                <w:b/>
+                <w:sz w:val="17"/>
+              </w:rPr>
+              <w:t>환노출(2025년)</w:t>
+            </w:r>
+          </w:p>
+        </w:tc>
+        <w:tc>
+          <w:tcPr>
+            <w:tcW w:type="dxa" w:w="1928"/>
+          </w:tcPr>
+          <w:p>
+            <w:pPr>
+              <w:spacing w:after="0"/>
+              <w:jc w:val="right"/>
+            </w:pPr>
+            <w:r>
+              <w:rPr>
+                <w:rFonts w:ascii="맑은 고딕" w:hAnsi="맑은 고딕" w:eastAsia="맑은 고딕"/>
+                <w:b/>
+                <w:sz w:val="17"/>
+              </w:rPr>
+              <w:t>198,942</w:t>
+            </w:r>
+          </w:p>
+        </w:tc>
+        <w:tc>
+          <w:tcPr>
+            <w:tcW w:type="dxa" w:w="1928"/>
+          </w:tcPr>
+          <w:p>
+            <w:pPr>
+              <w:spacing w:after="0"/>
+              <w:jc w:val="right"/>
+            </w:pPr>
+            <w:r>
+              <w:rPr>
+                <w:rFonts w:ascii="맑은 고딕" w:hAnsi="맑은 고딕" w:eastAsia="맑은 고딕"/>
+                <w:b/>
+                <w:sz w:val="17"/>
+              </w:rPr>
+              <w:t>150,870</w:t>
+            </w:r>
+          </w:p>
+        </w:tc>
+        <w:tc>
+          <w:tcPr>
+            <w:tcW w:type="dxa" w:w="1928"/>
+          </w:tcPr>
+          <w:p>
+            <w:pPr>
+              <w:spacing w:after="0"/>
+              <w:jc w:val="right"/>
+            </w:pPr>
+            <w:r>
+              <w:rPr>
+                <w:rFonts w:ascii="맑은 고딕" w:hAnsi="맑은 고딕" w:eastAsia="맑은 고딕"/>
+                <w:b/>
+                <w:sz w:val="17"/>
+              </w:rPr>
+              <w:t>128,868</w:t>
+            </w:r>
+          </w:p>
+        </w:tc>
+        <w:tc>
+          <w:tcPr>
+            <w:tcW w:type="dxa" w:w="1928"/>
+          </w:tcPr>
+          <w:p>
+            <w:pPr>
+              <w:spacing w:after="0"/>
+              <w:jc w:val="right"/>
+            </w:pPr>
+            <w:r>
+              <w:rPr>
+                <w:rFonts w:ascii="맑은 고딕" w:hAnsi="맑은 고딕" w:eastAsia="맑은 고딕"/>
+                <w:b/>
+                <w:sz w:val="17"/>
+              </w:rPr>
+              <w:t>478,680</w:t>
+            </w:r>
+          </w:p>
+        </w:tc>
+      </w:tr>
+      <w:tr>
+        <w:tc>
+          <w:tcPr>
+            <w:tcW w:type="dxa" w:w="1928"/>
+          </w:tcPr>
+          <w:p>
+            <w:pPr>
+              <w:spacing w:after="0"/>
+            </w:pPr>
+            <w:r>
+              <w:rPr>
+                <w:rFonts w:ascii="맑은 고딕" w:hAnsi="맑은 고딕" w:eastAsia="맑은 고딕"/>
+                <w:sz w:val="17"/>
+              </w:rPr>
+              <w:t>환노출(2026년 추정)</w:t>
+            </w:r>
+          </w:p>
+        </w:tc>
+        <w:tc>
+          <w:tcPr>
+            <w:tcW w:type="dxa" w:w="1928"/>
+          </w:tcPr>
+          <w:p>
+            <w:pPr>
+              <w:spacing w:after="0"/>
+              <w:jc w:val="right"/>
+            </w:pPr>
+            <w:r>
+              <w:rPr>
+                <w:rFonts w:ascii="맑은 고딕" w:hAnsi="맑은 고딕" w:eastAsia="맑은 고딕"/>
+                <w:sz w:val="17"/>
+              </w:rPr>
+              <w:t>202,464</w:t>
+            </w:r>
+          </w:p>
+        </w:tc>
+        <w:tc>
+          <w:tcPr>
+            <w:tcW w:type="dxa" w:w="1928"/>
+          </w:tcPr>
+          <w:p>
+            <w:pPr>
+              <w:spacing w:after="0"/>
+              <w:jc w:val="right"/>
+            </w:pPr>
+            <w:r>
+              <w:rPr>
+                <w:rFonts w:ascii="맑은 고딕" w:hAnsi="맑은 고딕" w:eastAsia="맑은 고딕"/>
+                <w:sz w:val="17"/>
+              </w:rPr>
+              <w:t>166,903</w:t>
+            </w:r>
+          </w:p>
+        </w:tc>
+        <w:tc>
+          <w:tcPr>
+            <w:tcW w:type="dxa" w:w="1928"/>
+          </w:tcPr>
+          <w:p>
+            <w:pPr>
+              <w:spacing w:after="0"/>
+              <w:jc w:val="right"/>
+            </w:pPr>
+            <w:r>
+              <w:rPr>
+                <w:rFonts w:ascii="맑은 고딕" w:hAnsi="맑은 고딕" w:eastAsia="맑은 고딕"/>
+                <w:sz w:val="17"/>
+              </w:rPr>
+              <w:t>137,955</w:t>
+            </w:r>
+          </w:p>
+        </w:tc>
+        <w:tc>
+          <w:tcPr>
+            <w:tcW w:type="dxa" w:w="1928"/>
+          </w:tcPr>
+          <w:p>
+            <w:pPr>
+              <w:spacing w:after="0"/>
+              <w:jc w:val="right"/>
+            </w:pPr>
+            <w:r>
+              <w:rPr>
+                <w:rFonts w:ascii="맑은 고딕" w:hAnsi="맑은 고딕" w:eastAsia="맑은 고딕"/>
+                <w:sz w:val="17"/>
+              </w:rPr>
+              <w:t>507,323</w:t>
+            </w:r>
+          </w:p>
+        </w:tc>
+      </w:tr>
+      <w:tr>
+        <w:tc>
+          <w:tcPr>
+            <w:tcW w:type="dxa" w:w="1928"/>
+          </w:tcPr>
+          <w:p>
+            <w:pPr>
+              <w:spacing w:after="0"/>
+            </w:pPr>
+            <w:r>
+              <w:rPr>
+                <w:rFonts w:ascii="맑은 고딕" w:hAnsi="맑은 고딕" w:eastAsia="맑은 고딕"/>
+                <w:sz w:val="17"/>
+              </w:rPr>
+              <w:t>× 2027년 평균환율 가정의 2026년 평균 대비</w:t>
+            </w:r>
+          </w:p>
+        </w:tc>
+        <w:tc>
+          <w:tcPr>
+            <w:tcW w:type="dxa" w:w="1928"/>
+          </w:tcPr>
+          <w:p>
+            <w:pPr>
+              <w:spacing w:after="0"/>
+              <w:jc w:val="right"/>
+            </w:pPr>
+            <w:r>
+              <w:rPr>
+                <w:rFonts w:ascii="맑은 고딕" w:hAnsi="맑은 고딕" w:eastAsia="맑은 고딕"/>
+                <w:sz w:val="17"/>
+              </w:rPr>
+              <w:t>−5.9%</w:t>
+            </w:r>
+          </w:p>
+        </w:tc>
+        <w:tc>
+          <w:tcPr>
+            <w:tcW w:type="dxa" w:w="1928"/>
+          </w:tcPr>
+          <w:p>
+            <w:pPr>
+              <w:spacing w:after="0"/>
+              <w:jc w:val="right"/>
+            </w:pPr>
+            <w:r>
+              <w:rPr>
+                <w:rFonts w:ascii="맑은 고딕" w:hAnsi="맑은 고딕" w:eastAsia="맑은 고딕"/>
+                <w:sz w:val="17"/>
+              </w:rPr>
+              <w:t>−5.9%</w:t>
+            </w:r>
+          </w:p>
+        </w:tc>
+        <w:tc>
+          <w:tcPr>
+            <w:tcW w:type="dxa" w:w="1928"/>
+          </w:tcPr>
+          <w:p>
+            <w:pPr>
+              <w:spacing w:after="0"/>
+              <w:jc w:val="right"/>
+            </w:pPr>
+            <w:r>
+              <w:rPr>
+                <w:rFonts w:ascii="맑은 고딕" w:hAnsi="맑은 고딕" w:eastAsia="맑은 고딕"/>
+                <w:sz w:val="17"/>
+              </w:rPr>
+              <w:t>−8.1%</w:t>
+            </w:r>
+          </w:p>
+        </w:tc>
+        <w:tc>
+          <w:tcPr>
+            <w:tcW w:type="dxa" w:w="1928"/>
+          </w:tcPr>
+          <w:p>
+            <w:pPr>
+              <w:spacing w:after="0"/>
+            </w:pPr>
+          </w:p>
+        </w:tc>
+      </w:tr>
+      <w:tr>
+        <w:tc>
+          <w:tcPr>
+            <w:tcW w:type="dxa" w:w="1928"/>
+          </w:tcPr>
+          <w:p>
+            <w:pPr>
+              <w:spacing w:after="0"/>
+            </w:pPr>
+            <w:r>
+              <w:rPr>
+                <w:rFonts w:ascii="맑은 고딕" w:hAnsi="맑은 고딕" w:eastAsia="맑은 고딕"/>
+                <w:sz w:val="17"/>
+              </w:rPr>
+              <w:t>× 환율이 영업이익에 닿는 몫</w:t>
+            </w:r>
+          </w:p>
+        </w:tc>
+        <w:tc>
+          <w:tcPr>
+            <w:tcW w:type="dxa" w:w="1928"/>
+          </w:tcPr>
+          <w:p>
+            <w:pPr>
+              <w:spacing w:after="0"/>
+              <w:jc w:val="right"/>
+            </w:pPr>
+            <w:r>
+              <w:rPr>
+                <w:rFonts w:ascii="맑은 고딕" w:hAnsi="맑은 고딕" w:eastAsia="맑은 고딕"/>
+                <w:sz w:val="17"/>
+              </w:rPr>
+              <w:t>0.56</w:t>
+            </w:r>
+          </w:p>
+        </w:tc>
+        <w:tc>
+          <w:tcPr>
+            <w:tcW w:type="dxa" w:w="1928"/>
+          </w:tcPr>
+          <w:p>
+            <w:pPr>
+              <w:spacing w:after="0"/>
+              <w:jc w:val="right"/>
+            </w:pPr>
+            <w:r>
+              <w:rPr>
+                <w:rFonts w:ascii="맑은 고딕" w:hAnsi="맑은 고딕" w:eastAsia="맑은 고딕"/>
+                <w:sz w:val="17"/>
+              </w:rPr>
+              <w:t>0.56</w:t>
+            </w:r>
+          </w:p>
+        </w:tc>
+        <w:tc>
+          <w:tcPr>
+            <w:tcW w:type="dxa" w:w="1928"/>
+          </w:tcPr>
+          <w:p>
+            <w:pPr>
+              <w:spacing w:after="0"/>
+              <w:jc w:val="right"/>
+            </w:pPr>
+            <w:r>
+              <w:rPr>
+                <w:rFonts w:ascii="맑은 고딕" w:hAnsi="맑은 고딕" w:eastAsia="맑은 고딕"/>
+                <w:sz w:val="17"/>
+              </w:rPr>
+              <w:t>0.56</w:t>
+            </w:r>
+          </w:p>
+        </w:tc>
+        <w:tc>
+          <w:tcPr>
+            <w:tcW w:type="dxa" w:w="1928"/>
+          </w:tcPr>
+          <w:p>
+            <w:pPr>
+              <w:spacing w:after="0"/>
+            </w:pPr>
+          </w:p>
+        </w:tc>
+      </w:tr>
+      <w:tr>
+        <w:tc>
+          <w:tcPr>
+            <w:tcW w:type="dxa" w:w="1928"/>
+          </w:tcPr>
+          <w:p>
+            <w:pPr>
+              <w:spacing w:after="0"/>
+            </w:pPr>
+            <w:r>
+              <w:rPr>
+                <w:rFonts w:ascii="맑은 고딕" w:hAnsi="맑은 고딕" w:eastAsia="맑은 고딕"/>
+                <w:b/>
+                <w:sz w:val="17"/>
+              </w:rPr>
+              <w:t>= 2027년 환율 줄</w:t>
+            </w:r>
+          </w:p>
+        </w:tc>
+        <w:tc>
+          <w:tcPr>
+            <w:tcW w:type="dxa" w:w="1928"/>
+          </w:tcPr>
+          <w:p>
+            <w:pPr>
+              <w:spacing w:after="0"/>
+              <w:jc w:val="right"/>
+            </w:pPr>
+            <w:r>
+              <w:rPr>
+                <w:rFonts w:ascii="맑은 고딕" w:hAnsi="맑은 고딕" w:eastAsia="맑은 고딕"/>
+                <w:b/>
+                <w:sz w:val="17"/>
+              </w:rPr>
+              <w:t>−6,599</w:t>
+            </w:r>
+          </w:p>
+        </w:tc>
+        <w:tc>
+          <w:tcPr>
+            <w:tcW w:type="dxa" w:w="1928"/>
+          </w:tcPr>
+          <w:p>
+            <w:pPr>
+              <w:spacing w:after="0"/>
+              <w:jc w:val="right"/>
+            </w:pPr>
+            <w:r>
+              <w:rPr>
+                <w:rFonts w:ascii="맑은 고딕" w:hAnsi="맑은 고딕" w:eastAsia="맑은 고딕"/>
+                <w:b/>
+                <w:sz w:val="17"/>
+              </w:rPr>
+              <w:t>−5,440</w:t>
+            </w:r>
+          </w:p>
+        </w:tc>
+        <w:tc>
+          <w:tcPr>
+            <w:tcW w:type="dxa" w:w="1928"/>
+          </w:tcPr>
+          <w:p>
+            <w:pPr>
+              <w:spacing w:after="0"/>
+              <w:jc w:val="right"/>
+            </w:pPr>
+            <w:r>
+              <w:rPr>
+                <w:rFonts w:ascii="맑은 고딕" w:hAnsi="맑은 고딕" w:eastAsia="맑은 고딕"/>
+                <w:b/>
+                <w:sz w:val="17"/>
+              </w:rPr>
+              <w:t>−6,221</w:t>
+            </w:r>
+          </w:p>
+        </w:tc>
+        <w:tc>
+          <w:tcPr>
+            <w:tcW w:type="dxa" w:w="1928"/>
+          </w:tcPr>
+          <w:p>
+            <w:pPr>
+              <w:spacing w:after="0"/>
+              <w:jc w:val="right"/>
+            </w:pPr>
+            <w:r>
+              <w:rPr>
+                <w:rFonts w:ascii="맑은 고딕" w:hAnsi="맑은 고딕" w:eastAsia="맑은 고딕"/>
+                <w:b/>
+                <w:sz w:val="17"/>
+              </w:rPr>
+              <w:t>−18,260</w:t>
+            </w:r>
+          </w:p>
+        </w:tc>
+      </w:tr>
+    </w:tbl>
     <w:p>
       <w:pPr>
-        <w:jc w:val="center"/>
+        <w:spacing w:after="40"/>
       </w:pPr>
-      <w:r>
-        <w:drawing>
-          <wp:inline xmlns:a="http://schemas.openxmlformats.org/drawingml/2006/main" xmlns:pic="http://schemas.openxmlformats.org/drawingml/2006/picture">
-            <wp:extent cx="5580000" cy="3893422"/>
-            <wp:docPr id="3" name="Picture 3"/>
-            <wp:cNvGraphicFramePr>
-              <a:graphicFrameLocks noChangeAspect="1"/>
-            </wp:cNvGraphicFramePr>
-            <a:graphic>
-              <a:graphicData uri="http://schemas.openxmlformats.org/drawingml/2006/picture">
-                <pic:pic>
-                  <pic:nvPicPr>
-                    <pic:cNvPr id="0" name="f09.png"/>
-                    <pic:cNvPicPr/>
-                  </pic:nvPicPr>
-                  <pic:blipFill>
-                    <a:blip r:embed="rId11"/>
-                    <a:stretch>
-                      <a:fillRect/>
-                    </a:stretch>
-                  </pic:blipFill>
-                  <pic:spPr>
-                    <a:xfrm>
-                      <a:off x="0" y="0"/>
-                      <a:ext cx="5580000" cy="3893422"/>
-                    </a:xfrm>
-                    <a:prstGeom prst="rect"/>
-                  </pic:spPr>
-                </pic:pic>
-              </a:graphicData>
-            </a:graphic>
-          </wp:inline>
-        </w:drawing>
-      </w:r>
     </w:p>
     <w:p>
       <w:pPr>
@@ -3148,18 +5381,18 @@
           <w:color w:val="5B6876"/>
           <w:sz w:val="16"/>
         </w:rPr>
-        <w:t>주: 2027~2028년은 원/달러가 10월 초 수준에서 이어진다고 본 값이다</w:t>
+        <w:t>자료: 기아 사업보고서(별도 매출현황, 지역별 매출, 연결·별도 손익계산서), IR 월별 지역별수출실적, 분기 경영실적 자료, 한국은행 ECOS, One Key 계산. 차량 수출은 행선지 대수의 몫으로, 본사 밖 영업이익은 지역별 순매출의 몫으로 나눴다. 그 밖 통화는 원/달러를 따라 움직인다고 봤다</w:t>
       </w:r>
-      <w:r>
-        <w:br/>
-      </w:r>
+    </w:p>
+    <w:p>
+      <w:pPr>
+        <w:spacing w:after="120"/>
+      </w:pPr>
       <w:r>
         <w:rPr>
           <w:rFonts w:ascii="맑은 고딕" w:hAnsi="맑은 고딕" w:eastAsia="맑은 고딕"/>
-          <w:color w:val="5B6876"/>
-          <w:sz w:val="16"/>
         </w:rPr>
-        <w:t>자료: 기아, FnGuide, One Key 추정</w:t>
+        <w:t>IMF 세계경제전망(2026년 10월)의 값(원/달러 1,402원)을 넣으면 2027년 영업이익은 68,993억원, 금리 차로 계산한 선도환율(1,342원)에서는 55,774억원이다.</w:t>
       </w:r>
     </w:p>
     <w:p>
@@ -3173,7 +5406,7 @@
           <w:color w:val="1F3A5F"/>
           <w:sz w:val="19"/>
         </w:rPr>
-        <w:t>그림 4</w:t>
+        <w:t>표 5</w:t>
       </w:r>
       <w:r>
         <w:rPr>
@@ -3182,47 +5415,586 @@
           <w:color w:val="1F3A5F"/>
           <w:sz w:val="19"/>
         </w:rPr>
-        <w:t xml:space="preserve"> 관세·환평가·일회성을 빼면 영업이익률은 2분기 10.7%다. 드러난 영업이익률은 8.0%</w:t>
+        <w:t xml:space="preserve"> 2027년 환율: 이 보고서의 가정과 밖의 값, 그 값에서의 영업이익 </w:t>
+      </w:r>
+      <w:r>
+        <w:rPr>
+          <w:rFonts w:ascii="맑은 고딕" w:hAnsi="맑은 고딕" w:eastAsia="맑은 고딕"/>
+          <w:b/>
+          <w:color w:val="1F3A5F"/>
+          <w:sz w:val="19"/>
+        </w:rPr>
+        <w:t>(원, 억원)</w:t>
       </w:r>
     </w:p>
+    <w:tbl>
+      <w:tblPr>
+        <w:tblStyle w:val="TableGrid"/>
+        <w:tblW w:type="auto" w:w="0"/>
+        <w:jc w:val="center"/>
+        <w:tblLook w:firstColumn="1" w:firstRow="1" w:lastColumn="0" w:lastRow="0" w:noHBand="0" w:noVBand="1" w:val="04A0"/>
+      </w:tblPr>
+      <w:tblGrid>
+        <w:gridCol w:w="1928"/>
+        <w:gridCol w:w="1928"/>
+        <w:gridCol w:w="1928"/>
+        <w:gridCol w:w="1928"/>
+        <w:gridCol w:w="1928"/>
+      </w:tblGrid>
+      <w:tr>
+        <w:tc>
+          <w:tcPr>
+            <w:tcW w:type="dxa" w:w="1928"/>
+            <w:shd w:val="clear" w:color="auto" w:fill="1F3A5F"/>
+          </w:tcPr>
+          <w:p>
+            <w:pPr>
+              <w:spacing w:after="0"/>
+              <w:jc w:val="center"/>
+            </w:pPr>
+          </w:p>
+        </w:tc>
+        <w:tc>
+          <w:tcPr>
+            <w:tcW w:type="dxa" w:w="1928"/>
+            <w:shd w:val="clear" w:color="auto" w:fill="1F3A5F"/>
+          </w:tcPr>
+          <w:p>
+            <w:pPr>
+              <w:spacing w:after="0"/>
+              <w:jc w:val="center"/>
+            </w:pPr>
+            <w:r>
+              <w:rPr>
+                <w:rFonts w:ascii="맑은 고딕" w:hAnsi="맑은 고딕" w:eastAsia="맑은 고딕"/>
+                <w:b/>
+                <w:color w:val="FFFFFF"/>
+                <w:sz w:val="17"/>
+              </w:rPr>
+              <w:t>원/달러</w:t>
+            </w:r>
+          </w:p>
+        </w:tc>
+        <w:tc>
+          <w:tcPr>
+            <w:tcW w:type="dxa" w:w="1928"/>
+            <w:shd w:val="clear" w:color="auto" w:fill="1F3A5F"/>
+          </w:tcPr>
+          <w:p>
+            <w:pPr>
+              <w:spacing w:after="0"/>
+              <w:jc w:val="center"/>
+            </w:pPr>
+            <w:r>
+              <w:rPr>
+                <w:rFonts w:ascii="맑은 고딕" w:hAnsi="맑은 고딕" w:eastAsia="맑은 고딕"/>
+                <w:b/>
+                <w:color w:val="FFFFFF"/>
+                <w:sz w:val="17"/>
+              </w:rPr>
+              <w:t>원/유로</w:t>
+            </w:r>
+          </w:p>
+        </w:tc>
+        <w:tc>
+          <w:tcPr>
+            <w:tcW w:type="dxa" w:w="1928"/>
+            <w:shd w:val="clear" w:color="auto" w:fill="1F3A5F"/>
+          </w:tcPr>
+          <w:p>
+            <w:pPr>
+              <w:spacing w:after="0"/>
+              <w:jc w:val="center"/>
+            </w:pPr>
+            <w:r>
+              <w:rPr>
+                <w:rFonts w:ascii="맑은 고딕" w:hAnsi="맑은 고딕" w:eastAsia="맑은 고딕"/>
+                <w:b/>
+                <w:color w:val="FFFFFF"/>
+                <w:sz w:val="17"/>
+              </w:rPr>
+              <w:t>2027년 영업이익</w:t>
+            </w:r>
+          </w:p>
+        </w:tc>
+        <w:tc>
+          <w:tcPr>
+            <w:tcW w:type="dxa" w:w="1928"/>
+            <w:shd w:val="clear" w:color="auto" w:fill="1F3A5F"/>
+          </w:tcPr>
+          <w:p>
+            <w:pPr>
+              <w:spacing w:after="0"/>
+              <w:jc w:val="center"/>
+            </w:pPr>
+            <w:r>
+              <w:rPr>
+                <w:rFonts w:ascii="맑은 고딕" w:hAnsi="맑은 고딕" w:eastAsia="맑은 고딕"/>
+                <w:b/>
+                <w:color w:val="FFFFFF"/>
+                <w:sz w:val="17"/>
+              </w:rPr>
+              <w:t>가정 대비</w:t>
+            </w:r>
+          </w:p>
+        </w:tc>
+      </w:tr>
+      <w:tr>
+        <w:tc>
+          <w:tcPr>
+            <w:tcW w:type="dxa" w:w="1928"/>
+          </w:tcPr>
+          <w:p>
+            <w:pPr>
+              <w:spacing w:after="0"/>
+            </w:pPr>
+            <w:r>
+              <w:rPr>
+                <w:rFonts w:ascii="맑은 고딕" w:hAnsi="맑은 고딕" w:eastAsia="맑은 고딕"/>
+                <w:b/>
+                <w:sz w:val="17"/>
+              </w:rPr>
+              <w:t>이 보고서의 가정: 10월 초 수준이 이어진다</w:t>
+            </w:r>
+          </w:p>
+        </w:tc>
+        <w:tc>
+          <w:tcPr>
+            <w:tcW w:type="dxa" w:w="1928"/>
+          </w:tcPr>
+          <w:p>
+            <w:pPr>
+              <w:spacing w:after="0"/>
+              <w:jc w:val="right"/>
+            </w:pPr>
+            <w:r>
+              <w:rPr>
+                <w:rFonts w:ascii="맑은 고딕" w:hAnsi="맑은 고딕" w:eastAsia="맑은 고딕"/>
+                <w:b/>
+                <w:sz w:val="17"/>
+              </w:rPr>
+              <w:t>1,351</w:t>
+            </w:r>
+          </w:p>
+        </w:tc>
+        <w:tc>
+          <w:tcPr>
+            <w:tcW w:type="dxa" w:w="1928"/>
+          </w:tcPr>
+          <w:p>
+            <w:pPr>
+              <w:spacing w:after="0"/>
+              <w:jc w:val="right"/>
+            </w:pPr>
+            <w:r>
+              <w:rPr>
+                <w:rFonts w:ascii="맑은 고딕" w:hAnsi="맑은 고딕" w:eastAsia="맑은 고딕"/>
+                <w:b/>
+                <w:sz w:val="17"/>
+              </w:rPr>
+              <w:t>1,520</w:t>
+            </w:r>
+          </w:p>
+        </w:tc>
+        <w:tc>
+          <w:tcPr>
+            <w:tcW w:type="dxa" w:w="1928"/>
+          </w:tcPr>
+          <w:p>
+            <w:pPr>
+              <w:spacing w:after="0"/>
+              <w:jc w:val="right"/>
+            </w:pPr>
+            <w:r>
+              <w:rPr>
+                <w:rFonts w:ascii="맑은 고딕" w:hAnsi="맑은 고딕" w:eastAsia="맑은 고딕"/>
+                <w:b/>
+                <w:sz w:val="17"/>
+              </w:rPr>
+              <w:t>56,847</w:t>
+            </w:r>
+          </w:p>
+        </w:tc>
+        <w:tc>
+          <w:tcPr>
+            <w:tcW w:type="dxa" w:w="1928"/>
+          </w:tcPr>
+          <w:p>
+            <w:pPr>
+              <w:spacing w:after="0"/>
+            </w:pPr>
+          </w:p>
+        </w:tc>
+      </w:tr>
+      <w:tr>
+        <w:tc>
+          <w:tcPr>
+            <w:tcW w:type="dxa" w:w="1928"/>
+          </w:tcPr>
+          <w:p>
+            <w:pPr>
+              <w:spacing w:after="0"/>
+            </w:pPr>
+            <w:r>
+              <w:rPr>
+                <w:rFonts w:ascii="맑은 고딕" w:hAnsi="맑은 고딕" w:eastAsia="맑은 고딕"/>
+                <w:sz w:val="17"/>
+              </w:rPr>
+              <w:t>IMF 세계경제전망(2026년 10월)의 값</w:t>
+            </w:r>
+          </w:p>
+        </w:tc>
+        <w:tc>
+          <w:tcPr>
+            <w:tcW w:type="dxa" w:w="1928"/>
+          </w:tcPr>
+          <w:p>
+            <w:pPr>
+              <w:spacing w:after="0"/>
+              <w:jc w:val="right"/>
+            </w:pPr>
+            <w:r>
+              <w:rPr>
+                <w:rFonts w:ascii="맑은 고딕" w:hAnsi="맑은 고딕" w:eastAsia="맑은 고딕"/>
+                <w:sz w:val="17"/>
+              </w:rPr>
+              <w:t>1,402</w:t>
+            </w:r>
+          </w:p>
+        </w:tc>
+        <w:tc>
+          <w:tcPr>
+            <w:tcW w:type="dxa" w:w="1928"/>
+          </w:tcPr>
+          <w:p>
+            <w:pPr>
+              <w:spacing w:after="0"/>
+              <w:jc w:val="right"/>
+            </w:pPr>
+            <w:r>
+              <w:rPr>
+                <w:rFonts w:ascii="맑은 고딕" w:hAnsi="맑은 고딕" w:eastAsia="맑은 고딕"/>
+                <w:sz w:val="17"/>
+              </w:rPr>
+              <w:t>1,626</w:t>
+            </w:r>
+          </w:p>
+        </w:tc>
+        <w:tc>
+          <w:tcPr>
+            <w:tcW w:type="dxa" w:w="1928"/>
+          </w:tcPr>
+          <w:p>
+            <w:pPr>
+              <w:spacing w:after="0"/>
+              <w:jc w:val="right"/>
+            </w:pPr>
+            <w:r>
+              <w:rPr>
+                <w:rFonts w:ascii="맑은 고딕" w:hAnsi="맑은 고딕" w:eastAsia="맑은 고딕"/>
+                <w:sz w:val="17"/>
+              </w:rPr>
+              <w:t>68,993</w:t>
+            </w:r>
+          </w:p>
+        </w:tc>
+        <w:tc>
+          <w:tcPr>
+            <w:tcW w:type="dxa" w:w="1928"/>
+          </w:tcPr>
+          <w:p>
+            <w:pPr>
+              <w:spacing w:after="0"/>
+              <w:jc w:val="right"/>
+            </w:pPr>
+            <w:r>
+              <w:rPr>
+                <w:rFonts w:ascii="맑은 고딕" w:hAnsi="맑은 고딕" w:eastAsia="맑은 고딕"/>
+                <w:sz w:val="17"/>
+              </w:rPr>
+              <w:t>+21.4%</w:t>
+            </w:r>
+          </w:p>
+        </w:tc>
+      </w:tr>
+      <w:tr>
+        <w:tc>
+          <w:tcPr>
+            <w:tcW w:type="dxa" w:w="1928"/>
+          </w:tcPr>
+          <w:p>
+            <w:pPr>
+              <w:spacing w:after="0"/>
+            </w:pPr>
+            <w:r>
+              <w:rPr>
+                <w:rFonts w:ascii="맑은 고딕" w:hAnsi="맑은 고딕" w:eastAsia="맑은 고딕"/>
+                <w:sz w:val="17"/>
+              </w:rPr>
+              <w:t>선도환율(금리 차로 계산)</w:t>
+            </w:r>
+          </w:p>
+        </w:tc>
+        <w:tc>
+          <w:tcPr>
+            <w:tcW w:type="dxa" w:w="1928"/>
+          </w:tcPr>
+          <w:p>
+            <w:pPr>
+              <w:spacing w:after="0"/>
+              <w:jc w:val="right"/>
+            </w:pPr>
+            <w:r>
+              <w:rPr>
+                <w:rFonts w:ascii="맑은 고딕" w:hAnsi="맑은 고딕" w:eastAsia="맑은 고딕"/>
+                <w:sz w:val="17"/>
+              </w:rPr>
+              <w:t>1,342</w:t>
+            </w:r>
+          </w:p>
+        </w:tc>
+        <w:tc>
+          <w:tcPr>
+            <w:tcW w:type="dxa" w:w="1928"/>
+          </w:tcPr>
+          <w:p>
+            <w:pPr>
+              <w:spacing w:after="0"/>
+              <w:jc w:val="right"/>
+            </w:pPr>
+            <w:r>
+              <w:rPr>
+                <w:rFonts w:ascii="맑은 고딕" w:hAnsi="맑은 고딕" w:eastAsia="맑은 고딕"/>
+                <w:sz w:val="17"/>
+              </w:rPr>
+              <w:t>1,525</w:t>
+            </w:r>
+          </w:p>
+        </w:tc>
+        <w:tc>
+          <w:tcPr>
+            <w:tcW w:type="dxa" w:w="1928"/>
+          </w:tcPr>
+          <w:p>
+            <w:pPr>
+              <w:spacing w:after="0"/>
+              <w:jc w:val="right"/>
+            </w:pPr>
+            <w:r>
+              <w:rPr>
+                <w:rFonts w:ascii="맑은 고딕" w:hAnsi="맑은 고딕" w:eastAsia="맑은 고딕"/>
+                <w:sz w:val="17"/>
+              </w:rPr>
+              <w:t>55,774</w:t>
+            </w:r>
+          </w:p>
+        </w:tc>
+        <w:tc>
+          <w:tcPr>
+            <w:tcW w:type="dxa" w:w="1928"/>
+          </w:tcPr>
+          <w:p>
+            <w:pPr>
+              <w:spacing w:after="0"/>
+              <w:jc w:val="right"/>
+            </w:pPr>
+            <w:r>
+              <w:rPr>
+                <w:rFonts w:ascii="맑은 고딕" w:hAnsi="맑은 고딕" w:eastAsia="맑은 고딕"/>
+                <w:sz w:val="17"/>
+              </w:rPr>
+              <w:t>−1.9%</w:t>
+            </w:r>
+          </w:p>
+        </w:tc>
+      </w:tr>
+      <w:tr>
+        <w:tc>
+          <w:tcPr>
+            <w:tcW w:type="dxa" w:w="1928"/>
+          </w:tcPr>
+          <w:p>
+            <w:pPr>
+              <w:spacing w:after="0"/>
+            </w:pPr>
+            <w:r>
+              <w:rPr>
+                <w:rFonts w:ascii="맑은 고딕" w:hAnsi="맑은 고딕" w:eastAsia="맑은 고딕"/>
+                <w:sz w:val="17"/>
+              </w:rPr>
+              <w:t>2026년 9월 평균이 이어진다</w:t>
+            </w:r>
+          </w:p>
+        </w:tc>
+        <w:tc>
+          <w:tcPr>
+            <w:tcW w:type="dxa" w:w="1928"/>
+          </w:tcPr>
+          <w:p>
+            <w:pPr>
+              <w:spacing w:after="0"/>
+              <w:jc w:val="right"/>
+            </w:pPr>
+            <w:r>
+              <w:rPr>
+                <w:rFonts w:ascii="맑은 고딕" w:hAnsi="맑은 고딕" w:eastAsia="맑은 고딕"/>
+                <w:sz w:val="17"/>
+              </w:rPr>
+              <w:t>1,356</w:t>
+            </w:r>
+          </w:p>
+        </w:tc>
+        <w:tc>
+          <w:tcPr>
+            <w:tcW w:type="dxa" w:w="1928"/>
+          </w:tcPr>
+          <w:p>
+            <w:pPr>
+              <w:spacing w:after="0"/>
+              <w:jc w:val="right"/>
+            </w:pPr>
+            <w:r>
+              <w:rPr>
+                <w:rFonts w:ascii="맑은 고딕" w:hAnsi="맑은 고딕" w:eastAsia="맑은 고딕"/>
+                <w:sz w:val="17"/>
+              </w:rPr>
+              <w:t>1,570</w:t>
+            </w:r>
+          </w:p>
+        </w:tc>
+        <w:tc>
+          <w:tcPr>
+            <w:tcW w:type="dxa" w:w="1928"/>
+          </w:tcPr>
+          <w:p>
+            <w:pPr>
+              <w:spacing w:after="0"/>
+              <w:jc w:val="right"/>
+            </w:pPr>
+            <w:r>
+              <w:rPr>
+                <w:rFonts w:ascii="맑은 고딕" w:hAnsi="맑은 고딕" w:eastAsia="맑은 고딕"/>
+                <w:sz w:val="17"/>
+              </w:rPr>
+              <w:t>59,819</w:t>
+            </w:r>
+          </w:p>
+        </w:tc>
+        <w:tc>
+          <w:tcPr>
+            <w:tcW w:type="dxa" w:w="1928"/>
+          </w:tcPr>
+          <w:p>
+            <w:pPr>
+              <w:spacing w:after="0"/>
+              <w:jc w:val="right"/>
+            </w:pPr>
+            <w:r>
+              <w:rPr>
+                <w:rFonts w:ascii="맑은 고딕" w:hAnsi="맑은 고딕" w:eastAsia="맑은 고딕"/>
+                <w:sz w:val="17"/>
+              </w:rPr>
+              <w:t>+5.2%</w:t>
+            </w:r>
+          </w:p>
+        </w:tc>
+      </w:tr>
+      <w:tr>
+        <w:tc>
+          <w:tcPr>
+            <w:tcW w:type="dxa" w:w="1928"/>
+          </w:tcPr>
+          <w:p>
+            <w:pPr>
+              <w:spacing w:after="0"/>
+            </w:pPr>
+            <w:r>
+              <w:rPr>
+                <w:rFonts w:ascii="맑은 고딕" w:hAnsi="맑은 고딕" w:eastAsia="맑은 고딕"/>
+                <w:sz w:val="17"/>
+              </w:rPr>
+              <w:t>2026년 평균이 이어진다</w:t>
+            </w:r>
+          </w:p>
+        </w:tc>
+        <w:tc>
+          <w:tcPr>
+            <w:tcW w:type="dxa" w:w="1928"/>
+          </w:tcPr>
+          <w:p>
+            <w:pPr>
+              <w:spacing w:after="0"/>
+              <w:jc w:val="right"/>
+            </w:pPr>
+            <w:r>
+              <w:rPr>
+                <w:rFonts w:ascii="맑은 고딕" w:hAnsi="맑은 고딕" w:eastAsia="맑은 고딕"/>
+                <w:sz w:val="17"/>
+              </w:rPr>
+              <w:t>1,435</w:t>
+            </w:r>
+          </w:p>
+        </w:tc>
+        <w:tc>
+          <w:tcPr>
+            <w:tcW w:type="dxa" w:w="1928"/>
+          </w:tcPr>
+          <w:p>
+            <w:pPr>
+              <w:spacing w:after="0"/>
+              <w:jc w:val="right"/>
+            </w:pPr>
+            <w:r>
+              <w:rPr>
+                <w:rFonts w:ascii="맑은 고딕" w:hAnsi="맑은 고딕" w:eastAsia="맑은 고딕"/>
+                <w:sz w:val="17"/>
+              </w:rPr>
+              <w:t>1,654</w:t>
+            </w:r>
+          </w:p>
+        </w:tc>
+        <w:tc>
+          <w:tcPr>
+            <w:tcW w:type="dxa" w:w="1928"/>
+          </w:tcPr>
+          <w:p>
+            <w:pPr>
+              <w:spacing w:after="0"/>
+              <w:jc w:val="right"/>
+            </w:pPr>
+            <w:r>
+              <w:rPr>
+                <w:rFonts w:ascii="맑은 고딕" w:hAnsi="맑은 고딕" w:eastAsia="맑은 고딕"/>
+                <w:sz w:val="17"/>
+              </w:rPr>
+              <w:t>75,107</w:t>
+            </w:r>
+          </w:p>
+        </w:tc>
+        <w:tc>
+          <w:tcPr>
+            <w:tcW w:type="dxa" w:w="1928"/>
+          </w:tcPr>
+          <w:p>
+            <w:pPr>
+              <w:spacing w:after="0"/>
+              <w:jc w:val="right"/>
+            </w:pPr>
+            <w:r>
+              <w:rPr>
+                <w:rFonts w:ascii="맑은 고딕" w:hAnsi="맑은 고딕" w:eastAsia="맑은 고딕"/>
+                <w:sz w:val="17"/>
+              </w:rPr>
+              <w:t>+32.1%</w:t>
+            </w:r>
+          </w:p>
+        </w:tc>
+      </w:tr>
+    </w:tbl>
     <w:p>
       <w:pPr>
-        <w:jc w:val="center"/>
+        <w:spacing w:after="40"/>
       </w:pPr>
-      <w:r>
-        <w:drawing>
-          <wp:inline xmlns:a="http://schemas.openxmlformats.org/drawingml/2006/main" xmlns:pic="http://schemas.openxmlformats.org/drawingml/2006/picture">
-            <wp:extent cx="5580000" cy="3893422"/>
-            <wp:docPr id="4" name="Picture 4"/>
-            <wp:cNvGraphicFramePr>
-              <a:graphicFrameLocks noChangeAspect="1"/>
-            </wp:cNvGraphicFramePr>
-            <a:graphic>
-              <a:graphicData uri="http://schemas.openxmlformats.org/drawingml/2006/picture">
-                <pic:pic>
-                  <pic:nvPicPr>
-                    <pic:cNvPr id="0" name="f06.png"/>
-                    <pic:cNvPicPr/>
-                  </pic:nvPicPr>
-                  <pic:blipFill>
-                    <a:blip r:embed="rId12"/>
-                    <a:stretch>
-                      <a:fillRect/>
-                    </a:stretch>
-                  </pic:blipFill>
-                  <pic:spPr>
-                    <a:xfrm>
-                      <a:off x="0" y="0"/>
-                      <a:ext cx="5580000" cy="3893422"/>
-                    </a:xfrm>
-                    <a:prstGeom prst="rect"/>
-                  </pic:spPr>
-                </pic:pic>
-              </a:graphicData>
-            </a:graphic>
-          </wp:inline>
-        </w:drawing>
-      </w:r>
     </w:p>
     <w:p>
       <w:pPr>
@@ -3234,18 +6006,7 @@
           <w:color w:val="5B6876"/>
           <w:sz w:val="16"/>
         </w:rPr>
-        <w:t>주: 핵심 영업이익 = 영업이익 + 관세 − 환평가 − 일회성 품질비용(회사가 지금까지 밝힌 값). 환평가는 2025년 1분기부터만 밝혔다</w:t>
-      </w:r>
-      <w:r>
-        <w:br/>
-      </w:r>
-      <w:r>
-        <w:rPr>
-          <w:rFonts w:ascii="맑은 고딕" w:hAnsi="맑은 고딕" w:eastAsia="맑은 고딕"/>
-          <w:color w:val="5B6876"/>
-          <w:sz w:val="16"/>
-        </w:rPr>
-        <w:t>자료: 기아 분기 경영실적 자료, One Key 계산</w:t>
+        <w:t>자료: IMF World Economic Outlook(2026년 10월. 한국·독일의 명목 GDP를 국내통화와 달러로 나눈 값), 한국은행 ECOS, 미 재무부, ECB, One Key 계산. IMF의 값은 실질실효환율이 기준 기간 수준에서 변하지 않는다는 가정에서 나온다. 선도환율은 통안증권 1년과 미국·유로 지역 국채 1년 금리의 차이로 2027년 한가운데까지 계산했다. 영업이익은 환율 줄만 바꾼 값</w:t>
       </w:r>
     </w:p>
     <w:p>
@@ -3259,7 +6020,7 @@
           <w:color w:val="1F3A5F"/>
           <w:sz w:val="19"/>
         </w:rPr>
-        <w:t>표 3</w:t>
+        <w:t>표 6</w:t>
       </w:r>
       <w:r>
         <w:rPr>
@@ -3402,7 +6163,7 @@
                 <w:rFonts w:ascii="맑은 고딕" w:hAnsi="맑은 고딕" w:eastAsia="맑은 고딕"/>
                 <w:sz w:val="17"/>
               </w:rPr>
-              <w:t>27,482</w:t>
+              <w:t>20,484</w:t>
             </w:r>
           </w:p>
         </w:tc>
@@ -3438,7 +6199,7 @@
                 <w:rFonts w:ascii="맑은 고딕" w:hAnsi="맑은 고딕" w:eastAsia="맑은 고딕"/>
                 <w:sz w:val="17"/>
               </w:rPr>
-              <w:t>+9.8%</w:t>
+              <w:t>−18.1%</w:t>
             </w:r>
           </w:p>
         </w:tc>
@@ -3475,7 +6236,7 @@
                 <w:rFonts w:ascii="맑은 고딕" w:hAnsi="맑은 고딕" w:eastAsia="맑은 고딕"/>
                 <w:sz w:val="17"/>
               </w:rPr>
-              <w:t>16,386</w:t>
+              <w:t>15,890</w:t>
             </w:r>
           </w:p>
         </w:tc>
@@ -3511,7 +6272,7 @@
                 <w:rFonts w:ascii="맑은 고딕" w:hAnsi="맑은 고딕" w:eastAsia="맑은 고딕"/>
                 <w:sz w:val="17"/>
               </w:rPr>
-              <w:t>−34.7%</w:t>
+              <w:t>−36.7%</w:t>
             </w:r>
           </w:p>
         </w:tc>
@@ -3548,7 +6309,7 @@
                 <w:rFonts w:ascii="맑은 고딕" w:hAnsi="맑은 고딕" w:eastAsia="맑은 고딕"/>
                 <w:sz w:val="17"/>
               </w:rPr>
-              <w:t>92,208</w:t>
+              <w:t>84,714</w:t>
             </w:r>
           </w:p>
         </w:tc>
@@ -3584,7 +6345,7 @@
                 <w:rFonts w:ascii="맑은 고딕" w:hAnsi="맑은 고딕" w:eastAsia="맑은 고딕"/>
                 <w:sz w:val="17"/>
               </w:rPr>
-              <w:t>−6.4%</w:t>
+              <w:t>−14.0%</w:t>
             </w:r>
           </w:p>
         </w:tc>
@@ -3621,7 +6382,7 @@
                 <w:rFonts w:ascii="맑은 고딕" w:hAnsi="맑은 고딕" w:eastAsia="맑은 고딕"/>
                 <w:sz w:val="17"/>
               </w:rPr>
-              <w:t>78,871</w:t>
+              <w:t>56,847</w:t>
             </w:r>
           </w:p>
         </w:tc>
@@ -3657,7 +6418,7 @@
                 <w:rFonts w:ascii="맑은 고딕" w:hAnsi="맑은 고딕" w:eastAsia="맑은 고딕"/>
                 <w:sz w:val="17"/>
               </w:rPr>
-              <w:t>−26.3%</w:t>
+              <w:t>−46.9%</w:t>
             </w:r>
           </w:p>
         </w:tc>
@@ -3694,7 +6455,7 @@
                 <w:rFonts w:ascii="맑은 고딕" w:hAnsi="맑은 고딕" w:eastAsia="맑은 고딕"/>
                 <w:sz w:val="17"/>
               </w:rPr>
-              <w:t>80,748</w:t>
+              <w:t>55,435</w:t>
             </w:r>
           </w:p>
         </w:tc>
@@ -3730,7 +6491,7 @@
                 <w:rFonts w:ascii="맑은 고딕" w:hAnsi="맑은 고딕" w:eastAsia="맑은 고딕"/>
                 <w:sz w:val="17"/>
               </w:rPr>
-              <w:t>−31.0%</w:t>
+              <w:t>−52.7%</w:t>
             </w:r>
           </w:p>
         </w:tc>
@@ -3840,7 +6601,7 @@
                 <w:rFonts w:ascii="맑은 고딕" w:hAnsi="맑은 고딕" w:eastAsia="맑은 고딕"/>
                 <w:sz w:val="17"/>
               </w:rPr>
-              <w:t>17,599</w:t>
+              <w:t>13,497</w:t>
             </w:r>
           </w:p>
         </w:tc>
@@ -3876,7 +6637,7 @@
                 <w:rFonts w:ascii="맑은 고딕" w:hAnsi="맑은 고딕" w:eastAsia="맑은 고딕"/>
                 <w:sz w:val="17"/>
               </w:rPr>
-              <w:t>−22.6%</w:t>
+              <w:t>−40.7%</w:t>
             </w:r>
           </w:p>
         </w:tc>
@@ -3913,7 +6674,7 @@
                 <w:rFonts w:ascii="맑은 고딕" w:hAnsi="맑은 고딕" w:eastAsia="맑은 고딕"/>
                 <w:sz w:val="17"/>
               </w:rPr>
-              <w:t>86,300</w:t>
+              <w:t>73,200</w:t>
             </w:r>
           </w:p>
         </w:tc>
@@ -3949,7 +6710,7 @@
                 <w:rFonts w:ascii="맑은 고딕" w:hAnsi="맑은 고딕" w:eastAsia="맑은 고딕"/>
                 <w:sz w:val="17"/>
               </w:rPr>
-              <w:t>−57.9%</w:t>
+              <w:t>−64.3%</w:t>
             </w:r>
           </w:p>
         </w:tc>
@@ -3981,7 +6742,7 @@
         <w:rPr>
           <w:rFonts w:ascii="맑은 고딕" w:hAnsi="맑은 고딕" w:eastAsia="맑은 고딕"/>
         </w:rPr>
-        <w:t>회사는 7월 2분기 실적 설명회에서 2026년 영업이익 목표 10.2조원을 유지한다고 밝혔다. 상반기 영업이익이 48,340억원이니 하반기에 53,660억원이 남는다. 이 모델의 하반기 영업이익은 43,868억원, 컨센서스는 50,113억원이다. 회사는 하반기에 미국과 중동 물량이 늘고, 상반기에 이익을 깎은 인센티브·믹스·재료비가 더 나빠지지 않는다고 설명했다. 회사가 1월 설명회에서 밝힌 2026년 미국 관세 부담을 분기로 나누면 이 모델의 3분기 관세 8,300억원과 같은 수준이다.</w:t>
+        <w:t>컨센서스보다 낮게 본 까닭은 셋이다. 3분기에는 판매보증비를 같은 분기의 과거 비율로 따로 넣었다. 인센티브는 회사가 밝힌 2분기의 증감이 이어진다고 봤다. 2027년에는 지금의 원/달러와 원/유로를 통화별 환노출에 넣었고, 조정 영업이익률은 가격·인센티브, 판매보증비, 인건비, 상각비 줄을 더해 8.4%로 봤다(2026년 9.3%).</w:t>
       </w:r>
     </w:p>
     <w:p>
@@ -3993,7 +6754,7 @@
         <w:rPr>
           <w:rFonts w:ascii="맑은 고딕" w:hAnsi="맑은 고딕" w:eastAsia="맑은 고딕"/>
         </w:rPr>
-        <w:t>3분기 실적에서 볼 것</w:t>
+        <w:t>가치평가: 목표주가(제안) 73,200원</w:t>
       </w:r>
     </w:p>
     <w:p>
@@ -4004,7 +6765,1661 @@
         <w:rPr>
           <w:rFonts w:ascii="맑은 고딕" w:hAnsi="맑은 고딕" w:eastAsia="맑은 고딕"/>
         </w:rPr>
-        <w:t>확인할 날은 3분기 실적(10월 하순)이다. 회사가 밝히는 환평가가 5,484억원 안팎인지, 관세 영향이 8,300억원 안팎인지, 둘을 뺀 핵심 영업이익률이 9.2%인지 8.8%인지, 회사 증감 분석의 인센티브·가격 줄이 2분기보다 줄었는지를 본다. 판매보증비가 2025년 3분기처럼 뛰면(그때 매출의 5.4%) 추정이 크게 빗나간다.</w:t>
+        <w:t>목표주가는 12개월 선행 추정 주당순이익에 시장이 기아에 실제로 치른 선행 배수를 곱했다. 증권사 보고서는 해외 완성차 평균 배수에 할증이나 할인을 주는 방식을 많이 쓰고, 그 꼴로 내면 149,013원이다. 증권사 목표주가에 든 배수는 9.5배이고 시장이 최근 8개 분기에 치른 배수는 4.9배다. 최근 4개 분기 평균 배수(5.89배)를 쓰면 87,426원이다. P/B는 0.64배로 지난 20개 분기의 낮은 쪽이고, 2026년 결산 추정 배당수익률은 6.4%, 순현금은 시가총액의 51%다. 장부가와 배당은 주가를 받치는 쪽이다.</w:t>
+      </w:r>
+    </w:p>
+    <w:p>
+      <w:pPr>
+        <w:spacing w:after="40"/>
+      </w:pPr>
+      <w:r>
+        <w:rPr>
+          <w:rFonts w:ascii="맑은 고딕" w:hAnsi="맑은 고딕" w:eastAsia="맑은 고딕"/>
+          <w:b/>
+          <w:color w:val="1F3A5F"/>
+          <w:sz w:val="19"/>
+        </w:rPr>
+        <w:t>표 7</w:t>
+      </w:r>
+      <w:r>
+        <w:rPr>
+          <w:rFonts w:ascii="맑은 고딕" w:hAnsi="맑은 고딕" w:eastAsia="맑은 고딕"/>
+          <w:b/>
+          <w:color w:val="1F3A5F"/>
+          <w:sz w:val="19"/>
+        </w:rPr>
+        <w:t xml:space="preserve"> 목표주가 산출 </w:t>
+      </w:r>
+      <w:r>
+        <w:rPr>
+          <w:rFonts w:ascii="맑은 고딕" w:hAnsi="맑은 고딕" w:eastAsia="맑은 고딕"/>
+          <w:b/>
+          <w:color w:val="1F3A5F"/>
+          <w:sz w:val="19"/>
+        </w:rPr>
+        <w:t>(원, 배)</w:t>
+      </w:r>
+    </w:p>
+    <w:tbl>
+      <w:tblPr>
+        <w:tblStyle w:val="TableGrid"/>
+        <w:tblW w:type="auto" w:w="0"/>
+        <w:jc w:val="center"/>
+        <w:tblLook w:firstColumn="1" w:firstRow="1" w:lastColumn="0" w:lastRow="0" w:noHBand="0" w:noVBand="1" w:val="04A0"/>
+      </w:tblPr>
+      <w:tblGrid>
+        <w:gridCol w:w="3213"/>
+        <w:gridCol w:w="3213"/>
+        <w:gridCol w:w="3213"/>
+      </w:tblGrid>
+      <w:tr>
+        <w:tc>
+          <w:tcPr>
+            <w:tcW w:type="dxa" w:w="3213"/>
+            <w:shd w:val="clear" w:color="auto" w:fill="1F3A5F"/>
+          </w:tcPr>
+          <w:p>
+            <w:pPr>
+              <w:spacing w:after="0"/>
+              <w:jc w:val="center"/>
+            </w:pPr>
+            <w:r>
+              <w:rPr>
+                <w:rFonts w:ascii="맑은 고딕" w:hAnsi="맑은 고딕" w:eastAsia="맑은 고딕"/>
+                <w:b/>
+                <w:color w:val="FFFFFF"/>
+                <w:sz w:val="17"/>
+              </w:rPr>
+              <w:t>항목</w:t>
+            </w:r>
+          </w:p>
+        </w:tc>
+        <w:tc>
+          <w:tcPr>
+            <w:tcW w:type="dxa" w:w="3213"/>
+            <w:shd w:val="clear" w:color="auto" w:fill="1F3A5F"/>
+          </w:tcPr>
+          <w:p>
+            <w:pPr>
+              <w:spacing w:after="0"/>
+              <w:jc w:val="center"/>
+            </w:pPr>
+            <w:r>
+              <w:rPr>
+                <w:rFonts w:ascii="맑은 고딕" w:hAnsi="맑은 고딕" w:eastAsia="맑은 고딕"/>
+                <w:b/>
+                <w:color w:val="FFFFFF"/>
+                <w:sz w:val="17"/>
+              </w:rPr>
+              <w:t>값</w:t>
+            </w:r>
+          </w:p>
+        </w:tc>
+        <w:tc>
+          <w:tcPr>
+            <w:tcW w:type="dxa" w:w="3213"/>
+            <w:shd w:val="clear" w:color="auto" w:fill="1F3A5F"/>
+          </w:tcPr>
+          <w:p>
+            <w:pPr>
+              <w:spacing w:after="0"/>
+              <w:jc w:val="center"/>
+            </w:pPr>
+            <w:r>
+              <w:rPr>
+                <w:rFonts w:ascii="맑은 고딕" w:hAnsi="맑은 고딕" w:eastAsia="맑은 고딕"/>
+                <w:b/>
+                <w:color w:val="FFFFFF"/>
+                <w:sz w:val="17"/>
+              </w:rPr>
+              <w:t>설명</w:t>
+            </w:r>
+          </w:p>
+        </w:tc>
+      </w:tr>
+      <w:tr>
+        <w:tc>
+          <w:tcPr>
+            <w:tcW w:type="dxa" w:w="3213"/>
+          </w:tcPr>
+          <w:p>
+            <w:pPr>
+              <w:spacing w:after="0"/>
+            </w:pPr>
+            <w:r>
+              <w:rPr>
+                <w:rFonts w:ascii="맑은 고딕" w:hAnsi="맑은 고딕" w:eastAsia="맑은 고딕"/>
+                <w:sz w:val="17"/>
+              </w:rPr>
+              <w:t>2026년 추정 주당순이익</w:t>
+            </w:r>
+          </w:p>
+        </w:tc>
+        <w:tc>
+          <w:tcPr>
+            <w:tcW w:type="dxa" w:w="3213"/>
+          </w:tcPr>
+          <w:p>
+            <w:pPr>
+              <w:spacing w:after="0"/>
+              <w:jc w:val="right"/>
+            </w:pPr>
+            <w:r>
+              <w:rPr>
+                <w:rFonts w:ascii="맑은 고딕" w:hAnsi="맑은 고딕" w:eastAsia="맑은 고딕"/>
+                <w:sz w:val="17"/>
+              </w:rPr>
+              <w:t>18,879</w:t>
+            </w:r>
+          </w:p>
+        </w:tc>
+        <w:tc>
+          <w:tcPr>
+            <w:tcW w:type="dxa" w:w="3213"/>
+          </w:tcPr>
+          <w:p>
+            <w:pPr>
+              <w:spacing w:after="0"/>
+            </w:pPr>
+          </w:p>
+        </w:tc>
+      </w:tr>
+      <w:tr>
+        <w:tc>
+          <w:tcPr>
+            <w:tcW w:type="dxa" w:w="3213"/>
+          </w:tcPr>
+          <w:p>
+            <w:pPr>
+              <w:spacing w:after="0"/>
+            </w:pPr>
+            <w:r>
+              <w:rPr>
+                <w:rFonts w:ascii="맑은 고딕" w:hAnsi="맑은 고딕" w:eastAsia="맑은 고딕"/>
+                <w:sz w:val="17"/>
+              </w:rPr>
+              <w:t>2027년 추정 주당순이익</w:t>
+            </w:r>
+          </w:p>
+        </w:tc>
+        <w:tc>
+          <w:tcPr>
+            <w:tcW w:type="dxa" w:w="3213"/>
+          </w:tcPr>
+          <w:p>
+            <w:pPr>
+              <w:spacing w:after="0"/>
+              <w:jc w:val="right"/>
+            </w:pPr>
+            <w:r>
+              <w:rPr>
+                <w:rFonts w:ascii="맑은 고딕" w:hAnsi="맑은 고딕" w:eastAsia="맑은 고딕"/>
+                <w:sz w:val="17"/>
+              </w:rPr>
+              <w:t>13,497</w:t>
+            </w:r>
+          </w:p>
+        </w:tc>
+        <w:tc>
+          <w:tcPr>
+            <w:tcW w:type="dxa" w:w="3213"/>
+          </w:tcPr>
+          <w:p>
+            <w:pPr>
+              <w:spacing w:after="0"/>
+            </w:pPr>
+            <w:r>
+              <w:rPr>
+                <w:rFonts w:ascii="맑은 고딕" w:hAnsi="맑은 고딕" w:eastAsia="맑은 고딕"/>
+                <w:sz w:val="17"/>
+              </w:rPr>
+              <w:t>컨센서스 22,747원</w:t>
+            </w:r>
+          </w:p>
+        </w:tc>
+      </w:tr>
+      <w:tr>
+        <w:tc>
+          <w:tcPr>
+            <w:tcW w:type="dxa" w:w="3213"/>
+          </w:tcPr>
+          <w:p>
+            <w:pPr>
+              <w:spacing w:after="0"/>
+            </w:pPr>
+            <w:r>
+              <w:rPr>
+                <w:rFonts w:ascii="맑은 고딕" w:hAnsi="맑은 고딕" w:eastAsia="맑은 고딕"/>
+                <w:sz w:val="17"/>
+              </w:rPr>
+              <w:t>12개월 선행 추정 주당순이익</w:t>
+            </w:r>
+          </w:p>
+        </w:tc>
+        <w:tc>
+          <w:tcPr>
+            <w:tcW w:type="dxa" w:w="3213"/>
+          </w:tcPr>
+          <w:p>
+            <w:pPr>
+              <w:spacing w:after="0"/>
+              <w:jc w:val="right"/>
+            </w:pPr>
+            <w:r>
+              <w:rPr>
+                <w:rFonts w:ascii="맑은 고딕" w:hAnsi="맑은 고딕" w:eastAsia="맑은 고딕"/>
+                <w:sz w:val="17"/>
+              </w:rPr>
+              <w:t>14,843</w:t>
+            </w:r>
+          </w:p>
+        </w:tc>
+        <w:tc>
+          <w:tcPr>
+            <w:tcW w:type="dxa" w:w="3213"/>
+          </w:tcPr>
+          <w:p>
+            <w:pPr>
+              <w:spacing w:after="0"/>
+            </w:pPr>
+            <w:r>
+              <w:rPr>
+                <w:rFonts w:ascii="맑은 고딕" w:hAnsi="맑은 고딕" w:eastAsia="맑은 고딕"/>
+                <w:sz w:val="17"/>
+              </w:rPr>
+              <w:t>2026년 × 25% + 2027년 × 75%. 컨센서스 22,329원</w:t>
+            </w:r>
+          </w:p>
+        </w:tc>
+      </w:tr>
+      <w:tr>
+        <w:tc>
+          <w:tcPr>
+            <w:tcW w:type="dxa" w:w="3213"/>
+          </w:tcPr>
+          <w:p>
+            <w:pPr>
+              <w:spacing w:after="0"/>
+            </w:pPr>
+            <w:r>
+              <w:rPr>
+                <w:rFonts w:ascii="맑은 고딕" w:hAnsi="맑은 고딕" w:eastAsia="맑은 고딕"/>
+                <w:sz w:val="17"/>
+              </w:rPr>
+              <w:t>목표 배수</w:t>
+            </w:r>
+          </w:p>
+        </w:tc>
+        <w:tc>
+          <w:tcPr>
+            <w:tcW w:type="dxa" w:w="3213"/>
+          </w:tcPr>
+          <w:p>
+            <w:pPr>
+              <w:spacing w:after="0"/>
+              <w:jc w:val="right"/>
+            </w:pPr>
+            <w:r>
+              <w:rPr>
+                <w:rFonts w:ascii="맑은 고딕" w:hAnsi="맑은 고딕" w:eastAsia="맑은 고딕"/>
+                <w:sz w:val="17"/>
+              </w:rPr>
+              <w:t>4.93배</w:t>
+            </w:r>
+          </w:p>
+        </w:tc>
+        <w:tc>
+          <w:tcPr>
+            <w:tcW w:type="dxa" w:w="3213"/>
+          </w:tcPr>
+          <w:p>
+            <w:pPr>
+              <w:spacing w:after="0"/>
+            </w:pPr>
+            <w:r>
+              <w:rPr>
+                <w:rFonts w:ascii="맑은 고딕" w:hAnsi="맑은 고딕" w:eastAsia="맑은 고딕"/>
+                <w:sz w:val="17"/>
+              </w:rPr>
+              <w:t>분기 말 주가 ÷ 그때의 컨센서스 12개월 선행 주당순이익. 최근 8개 분기(2024년 12월~2026년 9월) 평균</w:t>
+            </w:r>
+          </w:p>
+        </w:tc>
+      </w:tr>
+      <w:tr>
+        <w:tc>
+          <w:tcPr>
+            <w:tcW w:type="dxa" w:w="3213"/>
+          </w:tcPr>
+          <w:p>
+            <w:pPr>
+              <w:spacing w:after="0"/>
+            </w:pPr>
+            <w:r>
+              <w:rPr>
+                <w:rFonts w:ascii="맑은 고딕" w:hAnsi="맑은 고딕" w:eastAsia="맑은 고딕"/>
+                <w:sz w:val="17"/>
+              </w:rPr>
+              <w:t>적정가치</w:t>
+            </w:r>
+          </w:p>
+        </w:tc>
+        <w:tc>
+          <w:tcPr>
+            <w:tcW w:type="dxa" w:w="3213"/>
+          </w:tcPr>
+          <w:p>
+            <w:pPr>
+              <w:spacing w:after="0"/>
+              <w:jc w:val="right"/>
+            </w:pPr>
+            <w:r>
+              <w:rPr>
+                <w:rFonts w:ascii="맑은 고딕" w:hAnsi="맑은 고딕" w:eastAsia="맑은 고딕"/>
+                <w:sz w:val="17"/>
+              </w:rPr>
+              <w:t>73,178</w:t>
+            </w:r>
+          </w:p>
+        </w:tc>
+        <w:tc>
+          <w:tcPr>
+            <w:tcW w:type="dxa" w:w="3213"/>
+          </w:tcPr>
+          <w:p>
+            <w:pPr>
+              <w:spacing w:after="0"/>
+            </w:pPr>
+            <w:r>
+              <w:rPr>
+                <w:rFonts w:ascii="맑은 고딕" w:hAnsi="맑은 고딕" w:eastAsia="맑은 고딕"/>
+                <w:sz w:val="17"/>
+              </w:rPr>
+              <w:t>12개월 선행 추정 주당순이익 × 목표 배수</w:t>
+            </w:r>
+          </w:p>
+        </w:tc>
+      </w:tr>
+      <w:tr>
+        <w:tc>
+          <w:tcPr>
+            <w:tcW w:type="dxa" w:w="3213"/>
+          </w:tcPr>
+          <w:p>
+            <w:pPr>
+              <w:spacing w:after="0"/>
+            </w:pPr>
+            <w:r>
+              <w:rPr>
+                <w:rFonts w:ascii="맑은 고딕" w:hAnsi="맑은 고딕" w:eastAsia="맑은 고딕"/>
+                <w:b/>
+                <w:sz w:val="17"/>
+              </w:rPr>
+              <w:t>12개월 목표주가</w:t>
+            </w:r>
+          </w:p>
+        </w:tc>
+        <w:tc>
+          <w:tcPr>
+            <w:tcW w:type="dxa" w:w="3213"/>
+          </w:tcPr>
+          <w:p>
+            <w:pPr>
+              <w:spacing w:after="0"/>
+              <w:jc w:val="right"/>
+            </w:pPr>
+            <w:r>
+              <w:rPr>
+                <w:rFonts w:ascii="맑은 고딕" w:hAnsi="맑은 고딕" w:eastAsia="맑은 고딕"/>
+                <w:b/>
+                <w:sz w:val="17"/>
+              </w:rPr>
+              <w:t>73,200</w:t>
+            </w:r>
+          </w:p>
+        </w:tc>
+        <w:tc>
+          <w:tcPr>
+            <w:tcW w:type="dxa" w:w="3213"/>
+          </w:tcPr>
+          <w:p>
+            <w:pPr>
+              <w:spacing w:after="0"/>
+            </w:pPr>
+            <w:r>
+              <w:rPr>
+                <w:rFonts w:ascii="맑은 고딕" w:hAnsi="맑은 고딕" w:eastAsia="맑은 고딕"/>
+                <w:b/>
+                <w:sz w:val="17"/>
+              </w:rPr>
+              <w:t>적정가치를 백원 단위로 맞춘 값</w:t>
+            </w:r>
+          </w:p>
+        </w:tc>
+      </w:tr>
+      <w:tr>
+        <w:tc>
+          <w:tcPr>
+            <w:tcW w:type="dxa" w:w="3213"/>
+          </w:tcPr>
+          <w:p>
+            <w:pPr>
+              <w:spacing w:after="0"/>
+            </w:pPr>
+            <w:r>
+              <w:rPr>
+                <w:rFonts w:ascii="맑은 고딕" w:hAnsi="맑은 고딕" w:eastAsia="맑은 고딕"/>
+                <w:sz w:val="17"/>
+              </w:rPr>
+              <w:t>기준일 종가</w:t>
+            </w:r>
+          </w:p>
+        </w:tc>
+        <w:tc>
+          <w:tcPr>
+            <w:tcW w:type="dxa" w:w="3213"/>
+          </w:tcPr>
+          <w:p>
+            <w:pPr>
+              <w:spacing w:after="0"/>
+              <w:jc w:val="right"/>
+            </w:pPr>
+            <w:r>
+              <w:rPr>
+                <w:rFonts w:ascii="맑은 고딕" w:hAnsi="맑은 고딕" w:eastAsia="맑은 고딕"/>
+                <w:sz w:val="17"/>
+              </w:rPr>
+              <w:t>106,800</w:t>
+            </w:r>
+          </w:p>
+        </w:tc>
+        <w:tc>
+          <w:tcPr>
+            <w:tcW w:type="dxa" w:w="3213"/>
+          </w:tcPr>
+          <w:p>
+            <w:pPr>
+              <w:spacing w:after="0"/>
+            </w:pPr>
+            <w:r>
+              <w:rPr>
+                <w:rFonts w:ascii="맑은 고딕" w:hAnsi="맑은 고딕" w:eastAsia="맑은 고딕"/>
+                <w:sz w:val="17"/>
+              </w:rPr>
+              <w:t>목표주가와의 차이 −31.5%</w:t>
+            </w:r>
+          </w:p>
+        </w:tc>
+      </w:tr>
+      <w:tr>
+        <w:tc>
+          <w:tcPr>
+            <w:tcW w:type="dxa" w:w="3213"/>
+          </w:tcPr>
+          <w:p>
+            <w:pPr>
+              <w:spacing w:after="0"/>
+            </w:pPr>
+            <w:r>
+              <w:rPr>
+                <w:rFonts w:ascii="맑은 고딕" w:hAnsi="맑은 고딕" w:eastAsia="맑은 고딕"/>
+                <w:b/>
+                <w:sz w:val="17"/>
+              </w:rPr>
+              <w:t>의견(제안)</w:t>
+            </w:r>
+          </w:p>
+        </w:tc>
+        <w:tc>
+          <w:tcPr>
+            <w:tcW w:type="dxa" w:w="3213"/>
+          </w:tcPr>
+          <w:p>
+            <w:pPr>
+              <w:spacing w:after="0"/>
+            </w:pPr>
+            <w:r>
+              <w:rPr>
+                <w:rFonts w:ascii="맑은 고딕" w:hAnsi="맑은 고딕" w:eastAsia="맑은 고딕"/>
+                <w:b/>
+                <w:sz w:val="17"/>
+              </w:rPr>
+              <w:t>매도</w:t>
+            </w:r>
+          </w:p>
+        </w:tc>
+        <w:tc>
+          <w:tcPr>
+            <w:tcW w:type="dxa" w:w="3213"/>
+          </w:tcPr>
+          <w:p>
+            <w:pPr>
+              <w:spacing w:after="0"/>
+            </w:pPr>
+            <w:r>
+              <w:rPr>
+                <w:rFonts w:ascii="맑은 고딕" w:hAnsi="맑은 고딕" w:eastAsia="맑은 고딕"/>
+                <w:b/>
+                <w:sz w:val="17"/>
+              </w:rPr>
+              <w:t>12개월 상승여력 +15% 이상 매수, −15% 아래 매도, 그 사이 중립</w:t>
+            </w:r>
+          </w:p>
+        </w:tc>
+      </w:tr>
+      <w:tr>
+        <w:tc>
+          <w:tcPr>
+            <w:tcW w:type="dxa" w:w="3213"/>
+          </w:tcPr>
+          <w:p>
+            <w:pPr>
+              <w:spacing w:after="0"/>
+            </w:pPr>
+            <w:r>
+              <w:rPr>
+                <w:rFonts w:ascii="맑은 고딕" w:hAnsi="맑은 고딕" w:eastAsia="맑은 고딕"/>
+                <w:sz w:val="17"/>
+              </w:rPr>
+              <w:t>견줌: 같은 배수 × 컨센서스 선행 주당순이익</w:t>
+            </w:r>
+          </w:p>
+        </w:tc>
+        <w:tc>
+          <w:tcPr>
+            <w:tcW w:type="dxa" w:w="3213"/>
+          </w:tcPr>
+          <w:p>
+            <w:pPr>
+              <w:spacing w:after="0"/>
+              <w:jc w:val="right"/>
+            </w:pPr>
+            <w:r>
+              <w:rPr>
+                <w:rFonts w:ascii="맑은 고딕" w:hAnsi="맑은 고딕" w:eastAsia="맑은 고딕"/>
+                <w:sz w:val="17"/>
+              </w:rPr>
+              <w:t>110,087</w:t>
+            </w:r>
+          </w:p>
+        </w:tc>
+        <w:tc>
+          <w:tcPr>
+            <w:tcW w:type="dxa" w:w="3213"/>
+          </w:tcPr>
+          <w:p>
+            <w:pPr>
+              <w:spacing w:after="0"/>
+            </w:pPr>
+            <w:r>
+              <w:rPr>
+                <w:rFonts w:ascii="맑은 고딕" w:hAnsi="맑은 고딕" w:eastAsia="맑은 고딕"/>
+                <w:sz w:val="17"/>
+              </w:rPr>
+              <w:t>지금 주가는 컨센서스 12개월 선행 주당순이익의 4.78배, 이 보고서 추정의 7.20배</w:t>
+            </w:r>
+          </w:p>
+        </w:tc>
+      </w:tr>
+      <w:tr>
+        <w:tc>
+          <w:tcPr>
+            <w:tcW w:type="dxa" w:w="3213"/>
+          </w:tcPr>
+          <w:p>
+            <w:pPr>
+              <w:spacing w:after="0"/>
+            </w:pPr>
+            <w:r>
+              <w:rPr>
+                <w:rFonts w:ascii="맑은 고딕" w:hAnsi="맑은 고딕" w:eastAsia="맑은 고딕"/>
+                <w:sz w:val="17"/>
+              </w:rPr>
+              <w:t>견줌: 최근 4개 분기 평균 배수를 쓰면</w:t>
+            </w:r>
+          </w:p>
+        </w:tc>
+        <w:tc>
+          <w:tcPr>
+            <w:tcW w:type="dxa" w:w="3213"/>
+          </w:tcPr>
+          <w:p>
+            <w:pPr>
+              <w:spacing w:after="0"/>
+              <w:jc w:val="right"/>
+            </w:pPr>
+            <w:r>
+              <w:rPr>
+                <w:rFonts w:ascii="맑은 고딕" w:hAnsi="맑은 고딕" w:eastAsia="맑은 고딕"/>
+                <w:sz w:val="17"/>
+              </w:rPr>
+              <w:t>87,426</w:t>
+            </w:r>
+          </w:p>
+        </w:tc>
+        <w:tc>
+          <w:tcPr>
+            <w:tcW w:type="dxa" w:w="3213"/>
+          </w:tcPr>
+          <w:p>
+            <w:pPr>
+              <w:spacing w:after="0"/>
+            </w:pPr>
+            <w:r>
+              <w:rPr>
+                <w:rFonts w:ascii="맑은 고딕" w:hAnsi="맑은 고딕" w:eastAsia="맑은 고딕"/>
+                <w:sz w:val="17"/>
+              </w:rPr>
+              <w:t>최근 4개 분기 평균은 5.89배</w:t>
+            </w:r>
+          </w:p>
+        </w:tc>
+      </w:tr>
+      <w:tr>
+        <w:tc>
+          <w:tcPr>
+            <w:tcW w:type="dxa" w:w="3213"/>
+          </w:tcPr>
+          <w:p>
+            <w:pPr>
+              <w:spacing w:after="0"/>
+            </w:pPr>
+            <w:r>
+              <w:rPr>
+                <w:rFonts w:ascii="맑은 고딕" w:hAnsi="맑은 고딕" w:eastAsia="맑은 고딕"/>
+                <w:sz w:val="17"/>
+              </w:rPr>
+              <w:t>견줌: 목표주가 ÷ 주당순자산(2026년 말 추정)</w:t>
+            </w:r>
+          </w:p>
+        </w:tc>
+        <w:tc>
+          <w:tcPr>
+            <w:tcW w:type="dxa" w:w="3213"/>
+          </w:tcPr>
+          <w:p>
+            <w:pPr>
+              <w:spacing w:after="0"/>
+              <w:jc w:val="right"/>
+            </w:pPr>
+            <w:r>
+              <w:rPr>
+                <w:rFonts w:ascii="맑은 고딕" w:hAnsi="맑은 고딕" w:eastAsia="맑은 고딕"/>
+                <w:sz w:val="17"/>
+              </w:rPr>
+              <w:t>0.42배</w:t>
+            </w:r>
+          </w:p>
+        </w:tc>
+        <w:tc>
+          <w:tcPr>
+            <w:tcW w:type="dxa" w:w="3213"/>
+          </w:tcPr>
+          <w:p>
+            <w:pPr>
+              <w:spacing w:after="0"/>
+            </w:pPr>
+            <w:r>
+              <w:rPr>
+                <w:rFonts w:ascii="맑은 고딕" w:hAnsi="맑은 고딕" w:eastAsia="맑은 고딕"/>
+                <w:sz w:val="17"/>
+              </w:rPr>
+              <w:t>지난 20개 분기 P/B의 범위는 0.61~1.09배</w:t>
+            </w:r>
+          </w:p>
+        </w:tc>
+      </w:tr>
+      <w:tr>
+        <w:tc>
+          <w:tcPr>
+            <w:tcW w:type="dxa" w:w="3213"/>
+          </w:tcPr>
+          <w:p>
+            <w:pPr>
+              <w:spacing w:after="0"/>
+            </w:pPr>
+            <w:r>
+              <w:rPr>
+                <w:rFonts w:ascii="맑은 고딕" w:hAnsi="맑은 고딕" w:eastAsia="맑은 고딕"/>
+                <w:sz w:val="17"/>
+              </w:rPr>
+              <w:t>견줌: 목표주가에서의 배당수익률</w:t>
+            </w:r>
+          </w:p>
+        </w:tc>
+        <w:tc>
+          <w:tcPr>
+            <w:tcW w:type="dxa" w:w="3213"/>
+          </w:tcPr>
+          <w:p>
+            <w:pPr>
+              <w:spacing w:after="0"/>
+              <w:jc w:val="right"/>
+            </w:pPr>
+            <w:r>
+              <w:rPr>
+                <w:rFonts w:ascii="맑은 고딕" w:hAnsi="맑은 고딕" w:eastAsia="맑은 고딕"/>
+                <w:sz w:val="17"/>
+              </w:rPr>
+              <w:t>9.3%</w:t>
+            </w:r>
+          </w:p>
+        </w:tc>
+        <w:tc>
+          <w:tcPr>
+            <w:tcW w:type="dxa" w:w="3213"/>
+          </w:tcPr>
+          <w:p>
+            <w:pPr>
+              <w:spacing w:after="0"/>
+            </w:pPr>
+            <w:r>
+              <w:rPr>
+                <w:rFonts w:ascii="맑은 고딕" w:hAnsi="맑은 고딕" w:eastAsia="맑은 고딕"/>
+                <w:sz w:val="17"/>
+              </w:rPr>
+              <w:t>2026년 결산 추정 배당 기준</w:t>
+            </w:r>
+          </w:p>
+        </w:tc>
+      </w:tr>
+    </w:tbl>
+    <w:p>
+      <w:pPr>
+        <w:spacing w:after="40"/>
+      </w:pPr>
+    </w:p>
+    <w:p>
+      <w:pPr>
+        <w:spacing w:after="120"/>
+      </w:pPr>
+      <w:r>
+        <w:rPr>
+          <w:rFonts w:ascii="맑은 고딕" w:hAnsi="맑은 고딕" w:eastAsia="맑은 고딕"/>
+          <w:color w:val="5B6876"/>
+          <w:sz w:val="16"/>
+        </w:rPr>
+        <w:t>자료: 한국거래소, 기아, FnGuide, 증권사 보고서의 추정 주당순이익 평균(One Key 집계), One Key 추정</w:t>
+      </w:r>
+    </w:p>
+    <w:p>
+      <w:pPr>
+        <w:spacing w:after="40"/>
+      </w:pPr>
+      <w:r>
+        <w:rPr>
+          <w:rFonts w:ascii="맑은 고딕" w:hAnsi="맑은 고딕" w:eastAsia="맑은 고딕"/>
+          <w:b/>
+          <w:color w:val="1F3A5F"/>
+          <w:sz w:val="19"/>
+        </w:rPr>
+        <w:t>그림 3</w:t>
+      </w:r>
+      <w:r>
+        <w:rPr>
+          <w:rFonts w:ascii="맑은 고딕" w:hAnsi="맑은 고딕" w:eastAsia="맑은 고딕"/>
+          <w:b/>
+          <w:color w:val="1F3A5F"/>
+          <w:sz w:val="19"/>
+        </w:rPr>
+        <w:t xml:space="preserve"> 시장이 치른 선행 배수는 직전 8개 분기 평균 4.9배다. 증권사 목표주가에 든 배수는 9.5배</w:t>
+      </w:r>
+    </w:p>
+    <w:p>
+      <w:pPr>
+        <w:jc w:val="center"/>
+      </w:pPr>
+      <w:r>
+        <w:drawing>
+          <wp:inline xmlns:a="http://schemas.openxmlformats.org/drawingml/2006/main" xmlns:pic="http://schemas.openxmlformats.org/drawingml/2006/picture">
+            <wp:extent cx="5580000" cy="3893422"/>
+            <wp:docPr id="3" name="Picture 3"/>
+            <wp:cNvGraphicFramePr>
+              <a:graphicFrameLocks noChangeAspect="1"/>
+            </wp:cNvGraphicFramePr>
+            <a:graphic>
+              <a:graphicData uri="http://schemas.openxmlformats.org/drawingml/2006/picture">
+                <pic:pic>
+                  <pic:nvPicPr>
+                    <pic:cNvPr id="0" name="f11.png"/>
+                    <pic:cNvPicPr/>
+                  </pic:nvPicPr>
+                  <pic:blipFill>
+                    <a:blip r:embed="rId11"/>
+                    <a:stretch>
+                      <a:fillRect/>
+                    </a:stretch>
+                  </pic:blipFill>
+                  <pic:spPr>
+                    <a:xfrm>
+                      <a:off x="0" y="0"/>
+                      <a:ext cx="5580000" cy="3893422"/>
+                    </a:xfrm>
+                    <a:prstGeom prst="rect"/>
+                  </pic:spPr>
+                </pic:pic>
+              </a:graphicData>
+            </a:graphic>
+          </wp:inline>
+        </w:drawing>
+      </w:r>
+    </w:p>
+    <w:p>
+      <w:pPr>
+        <w:spacing w:after="120"/>
+      </w:pPr>
+      <w:r>
+        <w:rPr>
+          <w:rFonts w:ascii="맑은 고딕" w:hAnsi="맑은 고딕" w:eastAsia="맑은 고딕"/>
+          <w:color w:val="5B6876"/>
+          <w:sz w:val="16"/>
+        </w:rPr>
+        <w:t>주: 선은 컨센서스 12개월 선행 주당순이익 × 배수. 분기 말 값(2019년 3월~2026년 9월)</w:t>
+      </w:r>
+      <w:r>
+        <w:br/>
+      </w:r>
+      <w:r>
+        <w:rPr>
+          <w:rFonts w:ascii="맑은 고딕" w:hAnsi="맑은 고딕" w:eastAsia="맑은 고딕"/>
+          <w:color w:val="5B6876"/>
+          <w:sz w:val="16"/>
+        </w:rPr>
+        <w:t>자료: 한국거래소, 증권사 보고서의 추정 주당순이익 평균(One Key 집계), One Key 계산</w:t>
+      </w:r>
+    </w:p>
+    <w:p>
+      <w:pPr>
+        <w:spacing w:after="40"/>
+      </w:pPr>
+      <w:r>
+        <w:rPr>
+          <w:rFonts w:ascii="맑은 고딕" w:hAnsi="맑은 고딕" w:eastAsia="맑은 고딕"/>
+          <w:b/>
+          <w:color w:val="1F3A5F"/>
+          <w:sz w:val="19"/>
+        </w:rPr>
+        <w:t>그림 4</w:t>
+      </w:r>
+      <w:r>
+        <w:rPr>
+          <w:rFonts w:ascii="맑은 고딕" w:hAnsi="맑은 고딕" w:eastAsia="맑은 고딕"/>
+          <w:b/>
+          <w:color w:val="1F3A5F"/>
+          <w:sz w:val="19"/>
+        </w:rPr>
+        <w:t xml:space="preserve"> 영업이익은 2026년 8.5조원, 2027년 6.1조원으로 추정한다. 2027년 컨센서스는 10.7조원</w:t>
+      </w:r>
+    </w:p>
+    <w:p>
+      <w:pPr>
+        <w:jc w:val="center"/>
+      </w:pPr>
+      <w:r>
+        <w:drawing>
+          <wp:inline xmlns:a="http://schemas.openxmlformats.org/drawingml/2006/main" xmlns:pic="http://schemas.openxmlformats.org/drawingml/2006/picture">
+            <wp:extent cx="5580000" cy="3893422"/>
+            <wp:docPr id="4" name="Picture 4"/>
+            <wp:cNvGraphicFramePr>
+              <a:graphicFrameLocks noChangeAspect="1"/>
+            </wp:cNvGraphicFramePr>
+            <a:graphic>
+              <a:graphicData uri="http://schemas.openxmlformats.org/drawingml/2006/picture">
+                <pic:pic>
+                  <pic:nvPicPr>
+                    <pic:cNvPr id="0" name="f09.png"/>
+                    <pic:cNvPicPr/>
+                  </pic:nvPicPr>
+                  <pic:blipFill>
+                    <a:blip r:embed="rId12"/>
+                    <a:stretch>
+                      <a:fillRect/>
+                    </a:stretch>
+                  </pic:blipFill>
+                  <pic:spPr>
+                    <a:xfrm>
+                      <a:off x="0" y="0"/>
+                      <a:ext cx="5580000" cy="3893422"/>
+                    </a:xfrm>
+                    <a:prstGeom prst="rect"/>
+                  </pic:spPr>
+                </pic:pic>
+              </a:graphicData>
+            </a:graphic>
+          </wp:inline>
+        </w:drawing>
+      </w:r>
+    </w:p>
+    <w:p>
+      <w:pPr>
+        <w:spacing w:after="120"/>
+      </w:pPr>
+      <w:r>
+        <w:rPr>
+          <w:rFonts w:ascii="맑은 고딕" w:hAnsi="맑은 고딕" w:eastAsia="맑은 고딕"/>
+          <w:color w:val="5B6876"/>
+          <w:sz w:val="16"/>
+        </w:rPr>
+        <w:t>주: 2027~2028년은 원/달러와 원/유로가 10월 초 수준에서 이어진다고 본 값이다</w:t>
+      </w:r>
+      <w:r>
+        <w:br/>
+      </w:r>
+      <w:r>
+        <w:rPr>
+          <w:rFonts w:ascii="맑은 고딕" w:hAnsi="맑은 고딕" w:eastAsia="맑은 고딕"/>
+          <w:color w:val="5B6876"/>
+          <w:sz w:val="16"/>
+        </w:rPr>
+        <w:t>자료: 기아, FnGuide, One Key 추정</w:t>
+      </w:r>
+    </w:p>
+    <w:p>
+      <w:pPr>
+        <w:pStyle w:val="Heading1"/>
+        <w:spacing w:after="120"/>
+      </w:pPr>
+      <w:r>
+        <w:rPr>
+          <w:rFonts w:ascii="맑은 고딕" w:hAnsi="맑은 고딕" w:eastAsia="맑은 고딕"/>
+        </w:rPr>
+        <w:t>핵심 변수와 3분기 실적에서 볼 것</w:t>
+      </w:r>
+    </w:p>
+    <w:p>
+      <w:pPr>
+        <w:spacing w:after="40"/>
+      </w:pPr>
+      <w:r>
+        <w:rPr>
+          <w:rFonts w:ascii="맑은 고딕" w:hAnsi="맑은 고딕" w:eastAsia="맑은 고딕"/>
+          <w:b/>
+          <w:color w:val="1F3A5F"/>
+          <w:sz w:val="19"/>
+        </w:rPr>
+        <w:t>표 8</w:t>
+      </w:r>
+      <w:r>
+        <w:rPr>
+          <w:rFonts w:ascii="맑은 고딕" w:hAnsi="맑은 고딕" w:eastAsia="맑은 고딕"/>
+          <w:b/>
+          <w:color w:val="1F3A5F"/>
+          <w:sz w:val="19"/>
+        </w:rPr>
+        <w:t xml:space="preserve"> 핵심 변수: 지금 값, 닿는 곳, 민감도, 확인할 자료와 때</w:t>
+      </w:r>
+    </w:p>
+    <w:tbl>
+      <w:tblPr>
+        <w:tblStyle w:val="TableGrid"/>
+        <w:tblW w:type="auto" w:w="0"/>
+        <w:jc w:val="center"/>
+        <w:tblLook w:firstColumn="1" w:firstRow="1" w:lastColumn="0" w:lastRow="0" w:noHBand="0" w:noVBand="1" w:val="04A0"/>
+      </w:tblPr>
+      <w:tblGrid>
+        <w:gridCol w:w="1928"/>
+        <w:gridCol w:w="1928"/>
+        <w:gridCol w:w="1928"/>
+        <w:gridCol w:w="1928"/>
+        <w:gridCol w:w="1928"/>
+      </w:tblGrid>
+      <w:tr>
+        <w:tc>
+          <w:tcPr>
+            <w:tcW w:type="dxa" w:w="1928"/>
+            <w:shd w:val="clear" w:color="auto" w:fill="1F3A5F"/>
+          </w:tcPr>
+          <w:p>
+            <w:pPr>
+              <w:spacing w:after="0"/>
+              <w:jc w:val="center"/>
+            </w:pPr>
+            <w:r>
+              <w:rPr>
+                <w:rFonts w:ascii="맑은 고딕" w:hAnsi="맑은 고딕" w:eastAsia="맑은 고딕"/>
+                <w:b/>
+                <w:color w:val="FFFFFF"/>
+                <w:sz w:val="17"/>
+              </w:rPr>
+              <w:t>변수</w:t>
+            </w:r>
+          </w:p>
+        </w:tc>
+        <w:tc>
+          <w:tcPr>
+            <w:tcW w:type="dxa" w:w="1928"/>
+            <w:shd w:val="clear" w:color="auto" w:fill="1F3A5F"/>
+          </w:tcPr>
+          <w:p>
+            <w:pPr>
+              <w:spacing w:after="0"/>
+              <w:jc w:val="center"/>
+            </w:pPr>
+            <w:r>
+              <w:rPr>
+                <w:rFonts w:ascii="맑은 고딕" w:hAnsi="맑은 고딕" w:eastAsia="맑은 고딕"/>
+                <w:b/>
+                <w:color w:val="FFFFFF"/>
+                <w:sz w:val="17"/>
+              </w:rPr>
+              <w:t>지금 값</w:t>
+            </w:r>
+          </w:p>
+        </w:tc>
+        <w:tc>
+          <w:tcPr>
+            <w:tcW w:type="dxa" w:w="1928"/>
+            <w:shd w:val="clear" w:color="auto" w:fill="1F3A5F"/>
+          </w:tcPr>
+          <w:p>
+            <w:pPr>
+              <w:spacing w:after="0"/>
+              <w:jc w:val="center"/>
+            </w:pPr>
+            <w:r>
+              <w:rPr>
+                <w:rFonts w:ascii="맑은 고딕" w:hAnsi="맑은 고딕" w:eastAsia="맑은 고딕"/>
+                <w:b/>
+                <w:color w:val="FFFFFF"/>
+                <w:sz w:val="17"/>
+              </w:rPr>
+              <w:t>닿는 곳</w:t>
+            </w:r>
+          </w:p>
+        </w:tc>
+        <w:tc>
+          <w:tcPr>
+            <w:tcW w:type="dxa" w:w="1928"/>
+            <w:shd w:val="clear" w:color="auto" w:fill="1F3A5F"/>
+          </w:tcPr>
+          <w:p>
+            <w:pPr>
+              <w:spacing w:after="0"/>
+              <w:jc w:val="center"/>
+            </w:pPr>
+            <w:r>
+              <w:rPr>
+                <w:rFonts w:ascii="맑은 고딕" w:hAnsi="맑은 고딕" w:eastAsia="맑은 고딕"/>
+                <w:b/>
+                <w:color w:val="FFFFFF"/>
+                <w:sz w:val="17"/>
+              </w:rPr>
+              <w:t>민감도</w:t>
+            </w:r>
+          </w:p>
+        </w:tc>
+        <w:tc>
+          <w:tcPr>
+            <w:tcW w:type="dxa" w:w="1928"/>
+            <w:shd w:val="clear" w:color="auto" w:fill="1F3A5F"/>
+          </w:tcPr>
+          <w:p>
+            <w:pPr>
+              <w:spacing w:after="0"/>
+              <w:jc w:val="center"/>
+            </w:pPr>
+            <w:r>
+              <w:rPr>
+                <w:rFonts w:ascii="맑은 고딕" w:hAnsi="맑은 고딕" w:eastAsia="맑은 고딕"/>
+                <w:b/>
+                <w:color w:val="FFFFFF"/>
+                <w:sz w:val="17"/>
+              </w:rPr>
+              <w:t>확인할 자료와 때</w:t>
+            </w:r>
+          </w:p>
+        </w:tc>
+      </w:tr>
+      <w:tr>
+        <w:tc>
+          <w:tcPr>
+            <w:tcW w:type="dxa" w:w="1928"/>
+          </w:tcPr>
+          <w:p>
+            <w:pPr>
+              <w:spacing w:after="0"/>
+            </w:pPr>
+            <w:r>
+              <w:rPr>
+                <w:rFonts w:ascii="맑은 고딕" w:hAnsi="맑은 고딕" w:eastAsia="맑은 고딕"/>
+                <w:sz w:val="17"/>
+              </w:rPr>
+              <w:t>3분기 판매보증비 ÷ 매출액</w:t>
+            </w:r>
+          </w:p>
+        </w:tc>
+        <w:tc>
+          <w:tcPr>
+            <w:tcW w:type="dxa" w:w="1928"/>
+          </w:tcPr>
+          <w:p>
+            <w:pPr>
+              <w:spacing w:after="0"/>
+            </w:pPr>
+            <w:r>
+              <w:rPr>
+                <w:rFonts w:ascii="맑은 고딕" w:hAnsi="맑은 고딕" w:eastAsia="맑은 고딕"/>
+                <w:sz w:val="17"/>
+              </w:rPr>
+              <w:t>추정 4.7%(3분기가 아닌 분기 3.1%)</w:t>
+            </w:r>
+          </w:p>
+        </w:tc>
+        <w:tc>
+          <w:tcPr>
+            <w:tcW w:type="dxa" w:w="1928"/>
+          </w:tcPr>
+          <w:p>
+            <w:pPr>
+              <w:spacing w:after="0"/>
+            </w:pPr>
+            <w:r>
+              <w:rPr>
+                <w:rFonts w:ascii="맑은 고딕" w:hAnsi="맑은 고딕" w:eastAsia="맑은 고딕"/>
+                <w:sz w:val="17"/>
+              </w:rPr>
+              <w:t>3분기 영업이익</w:t>
+            </w:r>
+          </w:p>
+        </w:tc>
+        <w:tc>
+          <w:tcPr>
+            <w:tcW w:type="dxa" w:w="1928"/>
+          </w:tcPr>
+          <w:p>
+            <w:pPr>
+              <w:spacing w:after="0"/>
+            </w:pPr>
+            <w:r>
+              <w:rPr>
+                <w:rFonts w:ascii="맑은 고딕" w:hAnsi="맑은 고딕" w:eastAsia="맑은 고딕"/>
+                <w:sz w:val="17"/>
+              </w:rPr>
+              <w:t>1%p에 3,288억원</w:t>
+            </w:r>
+          </w:p>
+        </w:tc>
+        <w:tc>
+          <w:tcPr>
+            <w:tcW w:type="dxa" w:w="1928"/>
+          </w:tcPr>
+          <w:p>
+            <w:pPr>
+              <w:spacing w:after="0"/>
+            </w:pPr>
+            <w:r>
+              <w:rPr>
+                <w:rFonts w:ascii="맑은 고딕" w:hAnsi="맑은 고딕" w:eastAsia="맑은 고딕"/>
+                <w:sz w:val="17"/>
+              </w:rPr>
+              <w:t>3분기 실적(10월 하순)의 품질비용 설명, 분기보고서의 판매비와관리비 주석(11월)</w:t>
+            </w:r>
+          </w:p>
+        </w:tc>
+      </w:tr>
+      <w:tr>
+        <w:tc>
+          <w:tcPr>
+            <w:tcW w:type="dxa" w:w="1928"/>
+          </w:tcPr>
+          <w:p>
+            <w:pPr>
+              <w:spacing w:after="0"/>
+            </w:pPr>
+            <w:r>
+              <w:rPr>
+                <w:rFonts w:ascii="맑은 고딕" w:hAnsi="맑은 고딕" w:eastAsia="맑은 고딕"/>
+                <w:sz w:val="17"/>
+              </w:rPr>
+              <w:t>분기 말 원/달러</w:t>
+            </w:r>
+          </w:p>
+        </w:tc>
+        <w:tc>
+          <w:tcPr>
+            <w:tcW w:type="dxa" w:w="1928"/>
+          </w:tcPr>
+          <w:p>
+            <w:pPr>
+              <w:spacing w:after="0"/>
+            </w:pPr>
+            <w:r>
+              <w:rPr>
+                <w:rFonts w:ascii="맑은 고딕" w:hAnsi="맑은 고딕" w:eastAsia="맑은 고딕"/>
+                <w:sz w:val="17"/>
+              </w:rPr>
+              <w:t>9월 말 1,358원(6월 말 1,542원)</w:t>
+            </w:r>
+          </w:p>
+        </w:tc>
+        <w:tc>
+          <w:tcPr>
+            <w:tcW w:type="dxa" w:w="1928"/>
+          </w:tcPr>
+          <w:p>
+            <w:pPr>
+              <w:spacing w:after="0"/>
+            </w:pPr>
+            <w:r>
+              <w:rPr>
+                <w:rFonts w:ascii="맑은 고딕" w:hAnsi="맑은 고딕" w:eastAsia="맑은 고딕"/>
+                <w:sz w:val="17"/>
+              </w:rPr>
+              <w:t>판매보증충당부채 외화환산(3분기 +5,484억원)</w:t>
+            </w:r>
+          </w:p>
+        </w:tc>
+        <w:tc>
+          <w:tcPr>
+            <w:tcW w:type="dxa" w:w="1928"/>
+          </w:tcPr>
+          <w:p>
+            <w:pPr>
+              <w:spacing w:after="0"/>
+            </w:pPr>
+            <w:r>
+              <w:rPr>
+                <w:rFonts w:ascii="맑은 고딕" w:hAnsi="맑은 고딕" w:eastAsia="맑은 고딕"/>
+                <w:sz w:val="17"/>
+              </w:rPr>
+              <w:t>1원에 30억원</w:t>
+            </w:r>
+          </w:p>
+        </w:tc>
+        <w:tc>
+          <w:tcPr>
+            <w:tcW w:type="dxa" w:w="1928"/>
+          </w:tcPr>
+          <w:p>
+            <w:pPr>
+              <w:spacing w:after="0"/>
+            </w:pPr>
+            <w:r>
+              <w:rPr>
+                <w:rFonts w:ascii="맑은 고딕" w:hAnsi="맑은 고딕" w:eastAsia="맑은 고딕"/>
+                <w:sz w:val="17"/>
+              </w:rPr>
+              <w:t>한국은행 ECOS(매일), 12월 말 환율</w:t>
+            </w:r>
+          </w:p>
+        </w:tc>
+      </w:tr>
+      <w:tr>
+        <w:tc>
+          <w:tcPr>
+            <w:tcW w:type="dxa" w:w="1928"/>
+          </w:tcPr>
+          <w:p>
+            <w:pPr>
+              <w:spacing w:after="0"/>
+            </w:pPr>
+            <w:r>
+              <w:rPr>
+                <w:rFonts w:ascii="맑은 고딕" w:hAnsi="맑은 고딕" w:eastAsia="맑은 고딕"/>
+                <w:sz w:val="17"/>
+              </w:rPr>
+              <w:t>원/달러·원/유로 평균</w:t>
+            </w:r>
+          </w:p>
+        </w:tc>
+        <w:tc>
+          <w:tcPr>
+            <w:tcW w:type="dxa" w:w="1928"/>
+          </w:tcPr>
+          <w:p>
+            <w:pPr>
+              <w:spacing w:after="0"/>
+            </w:pPr>
+            <w:r>
+              <w:rPr>
+                <w:rFonts w:ascii="맑은 고딕" w:hAnsi="맑은 고딕" w:eastAsia="맑은 고딕"/>
+                <w:sz w:val="17"/>
+              </w:rPr>
+              <w:t>3분기 1,423원·−0원. 2027년 가정 1,351원·1,520원(2026년 평균 1,435원·1,654원)</w:t>
+            </w:r>
+          </w:p>
+        </w:tc>
+        <w:tc>
+          <w:tcPr>
+            <w:tcW w:type="dxa" w:w="1928"/>
+          </w:tcPr>
+          <w:p>
+            <w:pPr>
+              <w:spacing w:after="0"/>
+            </w:pPr>
+            <w:r>
+              <w:rPr>
+                <w:rFonts w:ascii="맑은 고딕" w:hAnsi="맑은 고딕" w:eastAsia="맑은 고딕"/>
+                <w:sz w:val="17"/>
+              </w:rPr>
+              <w:t>3·4분기와 2027년 영업이익</w:t>
+            </w:r>
+          </w:p>
+        </w:tc>
+        <w:tc>
+          <w:tcPr>
+            <w:tcW w:type="dxa" w:w="1928"/>
+          </w:tcPr>
+          <w:p>
+            <w:pPr>
+              <w:spacing w:after="0"/>
+            </w:pPr>
+            <w:r>
+              <w:rPr>
+                <w:rFonts w:ascii="맑은 고딕" w:hAnsi="맑은 고딕" w:eastAsia="맑은 고딕"/>
+                <w:sz w:val="17"/>
+              </w:rPr>
+              <w:t>2027년: 원/달러 10원에 1,431억원, 원/유로 10원에 464억원</w:t>
+            </w:r>
+          </w:p>
+        </w:tc>
+        <w:tc>
+          <w:tcPr>
+            <w:tcW w:type="dxa" w:w="1928"/>
+          </w:tcPr>
+          <w:p>
+            <w:pPr>
+              <w:spacing w:after="0"/>
+            </w:pPr>
+            <w:r>
+              <w:rPr>
+                <w:rFonts w:ascii="맑은 고딕" w:hAnsi="맑은 고딕" w:eastAsia="맑은 고딕"/>
+                <w:sz w:val="17"/>
+              </w:rPr>
+              <w:t>한국은행 ECOS(매일), 회사 증감 분석의 환율 효과, 1월 회사 사업계획의 계획 환율</w:t>
+            </w:r>
+          </w:p>
+        </w:tc>
+      </w:tr>
+      <w:tr>
+        <w:tc>
+          <w:tcPr>
+            <w:tcW w:type="dxa" w:w="1928"/>
+          </w:tcPr>
+          <w:p>
+            <w:pPr>
+              <w:spacing w:after="0"/>
+            </w:pPr>
+            <w:r>
+              <w:rPr>
+                <w:rFonts w:ascii="맑은 고딕" w:hAnsi="맑은 고딕" w:eastAsia="맑은 고딕"/>
+                <w:sz w:val="17"/>
+              </w:rPr>
+              <w:t>미국 관세</w:t>
+            </w:r>
+          </w:p>
+        </w:tc>
+        <w:tc>
+          <w:tcPr>
+            <w:tcW w:type="dxa" w:w="1928"/>
+          </w:tcPr>
+          <w:p>
+            <w:pPr>
+              <w:spacing w:after="0"/>
+            </w:pPr>
+            <w:r>
+              <w:rPr>
+                <w:rFonts w:ascii="맑은 고딕" w:hAnsi="맑은 고딕" w:eastAsia="맑은 고딕"/>
+                <w:sz w:val="17"/>
+              </w:rPr>
+              <w:t>세율 15%, 3분기 8,300억원</w:t>
+            </w:r>
+          </w:p>
+        </w:tc>
+        <w:tc>
+          <w:tcPr>
+            <w:tcW w:type="dxa" w:w="1928"/>
+          </w:tcPr>
+          <w:p>
+            <w:pPr>
+              <w:spacing w:after="0"/>
+            </w:pPr>
+            <w:r>
+              <w:rPr>
+                <w:rFonts w:ascii="맑은 고딕" w:hAnsi="맑은 고딕" w:eastAsia="맑은 고딕"/>
+                <w:sz w:val="17"/>
+              </w:rPr>
+              <w:t>분기·연간 영업이익</w:t>
+            </w:r>
+          </w:p>
+        </w:tc>
+        <w:tc>
+          <w:tcPr>
+            <w:tcW w:type="dxa" w:w="1928"/>
+          </w:tcPr>
+          <w:p>
+            <w:pPr>
+              <w:spacing w:after="0"/>
+            </w:pPr>
+            <w:r>
+              <w:rPr>
+                <w:rFonts w:ascii="맑은 고딕" w:hAnsi="맑은 고딕" w:eastAsia="맑은 고딕"/>
+                <w:sz w:val="17"/>
+              </w:rPr>
+              <w:t>2027년: 없어지면 +30,392억원, 25%로 돌아가면 −20,261억원</w:t>
+            </w:r>
+          </w:p>
+        </w:tc>
+        <w:tc>
+          <w:tcPr>
+            <w:tcW w:type="dxa" w:w="1928"/>
+          </w:tcPr>
+          <w:p>
+            <w:pPr>
+              <w:spacing w:after="0"/>
+            </w:pPr>
+            <w:r>
+              <w:rPr>
+                <w:rFonts w:ascii="맑은 고딕" w:hAnsi="맑은 고딕" w:eastAsia="맑은 고딕"/>
+                <w:sz w:val="17"/>
+              </w:rPr>
+              <w:t>분기 실적의 관세 영향, IR 월별 미국행 수출 대수</w:t>
+            </w:r>
+          </w:p>
+        </w:tc>
+      </w:tr>
+      <w:tr>
+        <w:tc>
+          <w:tcPr>
+            <w:tcW w:type="dxa" w:w="1928"/>
+          </w:tcPr>
+          <w:p>
+            <w:pPr>
+              <w:spacing w:after="0"/>
+            </w:pPr>
+            <w:r>
+              <w:rPr>
+                <w:rFonts w:ascii="맑은 고딕" w:hAnsi="맑은 고딕" w:eastAsia="맑은 고딕"/>
+                <w:sz w:val="17"/>
+              </w:rPr>
+              <w:t>유럽 인센티브·가격</w:t>
+            </w:r>
+          </w:p>
+        </w:tc>
+        <w:tc>
+          <w:tcPr>
+            <w:tcW w:type="dxa" w:w="1928"/>
+          </w:tcPr>
+          <w:p>
+            <w:pPr>
+              <w:spacing w:after="0"/>
+            </w:pPr>
+            <w:r>
+              <w:rPr>
+                <w:rFonts w:ascii="맑은 고딕" w:hAnsi="맑은 고딕" w:eastAsia="맑은 고딕"/>
+                <w:sz w:val="17"/>
+              </w:rPr>
+              <w:t>2분기 전년 대비 −7,230억원</w:t>
+            </w:r>
+          </w:p>
+        </w:tc>
+        <w:tc>
+          <w:tcPr>
+            <w:tcW w:type="dxa" w:w="1928"/>
+          </w:tcPr>
+          <w:p>
+            <w:pPr>
+              <w:spacing w:after="0"/>
+            </w:pPr>
+            <w:r>
+              <w:rPr>
+                <w:rFonts w:ascii="맑은 고딕" w:hAnsi="맑은 고딕" w:eastAsia="맑은 고딕"/>
+                <w:sz w:val="17"/>
+              </w:rPr>
+              <w:t>3분기 영업이익(−4,519억원 반영)</w:t>
+            </w:r>
+          </w:p>
+        </w:tc>
+        <w:tc>
+          <w:tcPr>
+            <w:tcW w:type="dxa" w:w="1928"/>
+          </w:tcPr>
+          <w:p>
+            <w:pPr>
+              <w:spacing w:after="0"/>
+            </w:pPr>
+            <w:r>
+              <w:rPr>
+                <w:rFonts w:ascii="맑은 고딕" w:hAnsi="맑은 고딕" w:eastAsia="맑은 고딕"/>
+                <w:sz w:val="17"/>
+              </w:rPr>
+              <w:t>2분기 수준의 증감이 이어진다고 봄</w:t>
+            </w:r>
+          </w:p>
+        </w:tc>
+        <w:tc>
+          <w:tcPr>
+            <w:tcW w:type="dxa" w:w="1928"/>
+          </w:tcPr>
+          <w:p>
+            <w:pPr>
+              <w:spacing w:after="0"/>
+            </w:pPr>
+            <w:r>
+              <w:rPr>
+                <w:rFonts w:ascii="맑은 고딕" w:hAnsi="맑은 고딕" w:eastAsia="맑은 고딕"/>
+                <w:sz w:val="17"/>
+              </w:rPr>
+              <w:t>분기 실적의 영업이익 증감 분석(인센티브·가격 줄), 실적 설명회</w:t>
+            </w:r>
+          </w:p>
+        </w:tc>
+      </w:tr>
+      <w:tr>
+        <w:tc>
+          <w:tcPr>
+            <w:tcW w:type="dxa" w:w="1928"/>
+          </w:tcPr>
+          <w:p>
+            <w:pPr>
+              <w:spacing w:after="0"/>
+            </w:pPr>
+            <w:r>
+              <w:rPr>
+                <w:rFonts w:ascii="맑은 고딕" w:hAnsi="맑은 고딕" w:eastAsia="맑은 고딕"/>
+                <w:sz w:val="17"/>
+              </w:rPr>
+              <w:t>믹스(전기차 비중)</w:t>
+            </w:r>
+          </w:p>
+        </w:tc>
+        <w:tc>
+          <w:tcPr>
+            <w:tcW w:type="dxa" w:w="1928"/>
+          </w:tcPr>
+          <w:p>
+            <w:pPr>
+              <w:spacing w:after="0"/>
+            </w:pPr>
+            <w:r>
+              <w:rPr>
+                <w:rFonts w:ascii="맑은 고딕" w:hAnsi="맑은 고딕" w:eastAsia="맑은 고딕"/>
+                <w:sz w:val="17"/>
+              </w:rPr>
+              <w:t>유럽 소매의 전기차 비중 2분기 25.8% → 7~8월 29.9%</w:t>
+            </w:r>
+          </w:p>
+        </w:tc>
+        <w:tc>
+          <w:tcPr>
+            <w:tcW w:type="dxa" w:w="1928"/>
+          </w:tcPr>
+          <w:p>
+            <w:pPr>
+              <w:spacing w:after="0"/>
+            </w:pPr>
+            <w:r>
+              <w:rPr>
+                <w:rFonts w:ascii="맑은 고딕" w:hAnsi="맑은 고딕" w:eastAsia="맑은 고딕"/>
+                <w:sz w:val="17"/>
+              </w:rPr>
+              <w:t>조정 영업이익률</w:t>
+            </w:r>
+          </w:p>
+        </w:tc>
+        <w:tc>
+          <w:tcPr>
+            <w:tcW w:type="dxa" w:w="1928"/>
+          </w:tcPr>
+          <w:p>
+            <w:pPr>
+              <w:spacing w:after="0"/>
+            </w:pPr>
+            <w:r>
+              <w:rPr>
+                <w:rFonts w:ascii="맑은 고딕" w:hAnsi="맑은 고딕" w:eastAsia="맑은 고딕"/>
+                <w:sz w:val="17"/>
+              </w:rPr>
+              <w:t>2027년: 1%p에 12,490억원</w:t>
+            </w:r>
+          </w:p>
+        </w:tc>
+        <w:tc>
+          <w:tcPr>
+            <w:tcW w:type="dxa" w:w="1928"/>
+          </w:tcPr>
+          <w:p>
+            <w:pPr>
+              <w:spacing w:after="0"/>
+            </w:pPr>
+            <w:r>
+              <w:rPr>
+                <w:rFonts w:ascii="맑은 고딕" w:hAnsi="맑은 고딕" w:eastAsia="맑은 고딕"/>
+                <w:sz w:val="17"/>
+              </w:rPr>
+              <w:t>IR 월별 판매(차종·지역), 증감 분석의 믹스 줄</w:t>
+            </w:r>
+          </w:p>
+        </w:tc>
+      </w:tr>
+    </w:tbl>
+    <w:p>
+      <w:pPr>
+        <w:spacing w:after="40"/>
+      </w:pPr>
+    </w:p>
+    <w:p>
+      <w:pPr>
+        <w:spacing w:after="120"/>
+      </w:pPr>
+      <w:r>
+        <w:rPr>
+          <w:rFonts w:ascii="맑은 고딕" w:hAnsi="맑은 고딕" w:eastAsia="맑은 고딕"/>
+          <w:color w:val="5B6876"/>
+          <w:sz w:val="16"/>
+        </w:rPr>
+        <w:t>자료: 기아, 한국은행 ECOS, One Key 추정</w:t>
+      </w:r>
+    </w:p>
+    <w:p>
+      <w:pPr>
+        <w:spacing w:after="120"/>
+      </w:pPr>
+      <w:r>
+        <w:rPr>
+          <w:rFonts w:ascii="맑은 고딕" w:hAnsi="맑은 고딕" w:eastAsia="맑은 고딕"/>
+        </w:rPr>
+        <w:t>확인할 날은 3분기 실적(10월 하순)이다. 먼저 판매보증비 ÷ 매출액을 본다. 회사가 품질비용을 따로 설명하는지, 외화환산을 뺀 판매보증비가 매출의 4.7%에 가까운지 3.1%에 가까운지다. 다음으로 회사가 밝히는 외화환산이 5,484억원 안팎인지, 관세 영향이 8,300억원 안팎인지, 증감 분석의 인센티브·가격 줄이 2분기(−7,230억원)보다 줄었는지를 본다. 판매보증비가 2025년 3분기(매출의 5.4%)처럼 나오면 영업이익은 추정보다 2,039억원쯤 적다.</w:t>
       </w:r>
     </w:p>
     <w:p>
@@ -4022,7 +8437,7 @@
         <w:rPr>
           <w:rFonts w:ascii="맑은 고딕" w:hAnsi="맑은 고딕" w:eastAsia="맑은 고딕"/>
         </w:rPr>
-        <w:t xml:space="preserve"> 이 자료는 One Key가 공개된 자료로 쓴 개인 리서치다. 자료를 모으고 계산을 정리하고 글을 쓰는 데 AI 도구를 썼다. 숫자의 근거와 계산은 모델 엑셀에 남겼다. 그림은 모델 안의 엑셀 차트다. 컨센서스는 견주는 데에만 썼고 추정에는 쓰지 않았다. 과거 분기에 돌린 결과는 과거 시험이다. 투자 권유가 아니다. 자세한 근거는 같은 날 낸 정식 보고서에 있다.</w:t>
+        <w:t xml:space="preserve"> 이 자료는 One Key가 공개된 자료로 쓴 개인 리서치다. 자료를 모으고 계산을 정리하고 글을 쓰는 데 AI 도구를 썼다. 숫자의 근거와 계산은 모델 엑셀에 남겼다. 그림은 엑셀 차트다. 의견과 목표주가는 모델이 계산한 제안이다. 컨센서스는 견주는 데에만 썼고 추정에는 쓰지 않았다. 과거 분기에 돌린 결과는 과거 시험이다. 투자 권유가 아니다. 자세한 근거는 같은 날 쓴 정식 보고서에 있다.</w:t>
       </w:r>
     </w:p>
     <w:sectPr>

--- a/static/reports/kia-brief-20261011.docx
+++ b/static/reports/kia-brief-20261011.docx
@@ -96,7 +96,7 @@
                 <w:color w:val="5B6876"/>
                 <w:sz w:val="17"/>
               </w:rPr>
-              <w:t>투자의견(제안)</w:t>
+              <w:t>투자의견</w:t>
             </w:r>
           </w:p>
         </w:tc>
@@ -116,7 +116,7 @@
                 <w:color w:val="5B6876"/>
                 <w:sz w:val="17"/>
               </w:rPr>
-              <w:t>목표주가(제안)</w:t>
+              <w:t>목표주가</w:t>
             </w:r>
           </w:p>
         </w:tc>
@@ -324,7 +324,7 @@
         <w:rPr>
           <w:rFonts w:ascii="맑은 고딕" w:hAnsi="맑은 고딕" w:eastAsia="맑은 고딕"/>
         </w:rPr>
-        <w:t>투자의견(제안)은 매도, 목표주가(제안)는 73,200원이다(기준일 주가 106,800원, 차이 −31.5%). 12개월 선행 추정 주당순이익 14,843원(컨센서스 22,329원)에 시장이 최근 8개 분기에 실제로 치른 선행 배수 4.93배를 곱했다. 지금 주가는 컨센서스 선행 주당순이익의 4.78배로 그 평균과 같은 수준이다. 그래서 목표주가와 주가의 차이는 배수가 아니라 이익 추정에서 나온다. 의견과 목표주가는 모델이 계산한 제안이다.</w:t>
+        <w:t>투자의견은 매도, 목표주가는 73,200원이다(기준일 주가 106,800원, 차이 −31.5%). 12개월 선행 추정 주당순이익 14,843원(컨센서스 22,329원)에 시장이 최근 8개 분기에 실제로 치른 선행 배수 4.93배를 곱했다. 지금 주가는 컨센서스 선행 주당순이익의 4.78배로 그 평균과 같은 수준이다. 그래서 목표주가와 주가의 차이는 배수가 아니라 이익 추정에서 나온다.</w:t>
       </w:r>
     </w:p>
     <w:p>
@@ -6754,7 +6754,7 @@
         <w:rPr>
           <w:rFonts w:ascii="맑은 고딕" w:hAnsi="맑은 고딕" w:eastAsia="맑은 고딕"/>
         </w:rPr>
-        <w:t>가치평가: 목표주가(제안) 73,200원</w:t>
+        <w:t>가치평가: 목표주가 73,200원</w:t>
       </w:r>
     </w:p>
     <w:p>
@@ -7266,7 +7266,7 @@
                 <w:b/>
                 <w:sz w:val="17"/>
               </w:rPr>
-              <w:t>의견(제안)</w:t>
+              <w:t>의견</w:t>
             </w:r>
           </w:p>
         </w:tc>
@@ -8437,7 +8437,7 @@
         <w:rPr>
           <w:rFonts w:ascii="맑은 고딕" w:hAnsi="맑은 고딕" w:eastAsia="맑은 고딕"/>
         </w:rPr>
-        <w:t xml:space="preserve"> 이 자료는 One Key가 공개된 자료로 쓴 개인 리서치다. 자료를 모으고 계산을 정리하고 글을 쓰는 데 AI 도구를 썼다. 숫자의 근거와 계산은 모델 엑셀에 남겼다. 그림은 엑셀 차트다. 의견과 목표주가는 모델이 계산한 제안이다. 컨센서스는 견주는 데에만 썼고 추정에는 쓰지 않았다. 과거 분기에 돌린 결과는 과거 시험이다. 투자 권유가 아니다. 자세한 근거는 같은 날 쓴 정식 보고서에 있다.</w:t>
+        <w:t xml:space="preserve"> 이 자료는 One Key가 공개된 자료로 쓴 개인 리서치다. 자료를 모으고 계산을 정리하고 글을 쓰는 데 AI 도구를 썼다. 숫자의 근거와 계산은 모델 엑셀에 남겼다. 그림은 엑셀 차트다. 컨센서스는 견주는 데에만 썼고 추정에는 쓰지 않았다. 과거 분기에 돌린 결과는 과거 시험이다. 투자 권유가 아니다. 자세한 근거는 같은 날 쓴 정식 보고서에 있다.</w:t>
       </w:r>
     </w:p>
     <w:sectPr>

--- a/static/reports/kia-brief-20261011.docx
+++ b/static/reports/kia-brief-20261011.docx
@@ -324,7 +324,7 @@
         <w:rPr>
           <w:rFonts w:ascii="맑은 고딕" w:hAnsi="맑은 고딕" w:eastAsia="맑은 고딕"/>
         </w:rPr>
-        <w:t>투자의견은 매도, 목표주가는 73,200원이다(기준일 주가 106,800원, 차이 −31.5%). 12개월 선행 추정 주당순이익 14,843원(컨센서스 22,329원)에 시장이 최근 8개 분기에 실제로 치른 선행 배수 4.93배를 곱했다. 지금 주가는 컨센서스 선행 주당순이익의 4.78배로 그 평균과 같은 수준이다. 그래서 목표주가와 주가의 차이는 배수가 아니라 이익 추정에서 나온다.</w:t>
+        <w:t>투자의견은 매도, 목표주가는 73,200원이다(기준일 주가 106,800원, 차이 −31.5%). 12개월 선행 추정 주당순이익 14,843원(컨센서스 22,329원)에 시장이 최근 8개 분기에 실제로 치른 선행 배수 4.93배를 곱했다. 최근 4개 분기 평균 배수(5.89배)로는 87,426원이고, 두 값 모두 의견 기준의 아래쪽이다. 지금 주가는 컨센서스 선행 주당순이익의 4.78배로 그 평균과 같은 수준이다. 그래서 목표주가와 주가의 차이는 배수가 아니라 이익 추정에서 나온다.</w:t>
       </w:r>
     </w:p>
     <w:p>
@@ -7044,9 +7044,10 @@
             <w:r>
               <w:rPr>
                 <w:rFonts w:ascii="맑은 고딕" w:hAnsi="맑은 고딕" w:eastAsia="맑은 고딕"/>
-                <w:sz w:val="17"/>
-              </w:rPr>
-              <w:t>목표 배수</w:t>
+                <w:b/>
+                <w:sz w:val="17"/>
+              </w:rPr>
+              <w:t>① 최근 8개 분기 평균 배수 4.93배</w:t>
             </w:r>
           </w:p>
         </w:tc>
@@ -7062,9 +7063,10 @@
             <w:r>
               <w:rPr>
                 <w:rFonts w:ascii="맑은 고딕" w:hAnsi="맑은 고딕" w:eastAsia="맑은 고딕"/>
-                <w:sz w:val="17"/>
-              </w:rPr>
-              <w:t>4.93배</w:t>
+                <w:b/>
+                <w:sz w:val="17"/>
+              </w:rPr>
+              <w:t>73,178</w:t>
             </w:r>
           </w:p>
         </w:tc>
@@ -7079,9 +7081,10 @@
             <w:r>
               <w:rPr>
                 <w:rFonts w:ascii="맑은 고딕" w:hAnsi="맑은 고딕" w:eastAsia="맑은 고딕"/>
-                <w:sz w:val="17"/>
-              </w:rPr>
-              <w:t>분기 말 주가 ÷ 그때의 컨센서스 12개월 선행 주당순이익. 최근 8개 분기(2024년 12월~2026년 9월) 평균</w:t>
+                <w:b/>
+                <w:sz w:val="17"/>
+              </w:rPr>
+              <w:t>2024년 12월~2026년 9월. 12개월 선행 추정 주당순이익 × 배수. 기준일 종가 대비 −31.5%</w:t>
             </w:r>
           </w:p>
         </w:tc>
@@ -7098,9 +7101,10 @@
             <w:r>
               <w:rPr>
                 <w:rFonts w:ascii="맑은 고딕" w:hAnsi="맑은 고딕" w:eastAsia="맑은 고딕"/>
-                <w:sz w:val="17"/>
-              </w:rPr>
-              <w:t>적정가치</w:t>
+                <w:b/>
+                <w:sz w:val="17"/>
+              </w:rPr>
+              <w:t>② 최근 4개 분기 평균 배수 5.89배</w:t>
             </w:r>
           </w:p>
         </w:tc>
@@ -7116,9 +7120,10 @@
             <w:r>
               <w:rPr>
                 <w:rFonts w:ascii="맑은 고딕" w:hAnsi="맑은 고딕" w:eastAsia="맑은 고딕"/>
-                <w:sz w:val="17"/>
-              </w:rPr>
-              <w:t>73,178</w:t>
+                <w:b/>
+                <w:sz w:val="17"/>
+              </w:rPr>
+              <w:t>87,426</w:t>
             </w:r>
           </w:p>
         </w:tc>
@@ -7133,9 +7138,10 @@
             <w:r>
               <w:rPr>
                 <w:rFonts w:ascii="맑은 고딕" w:hAnsi="맑은 고딕" w:eastAsia="맑은 고딕"/>
-                <w:sz w:val="17"/>
-              </w:rPr>
-              <w:t>12개월 선행 추정 주당순이익 × 목표 배수</w:t>
+                <w:b/>
+                <w:sz w:val="17"/>
+              </w:rPr>
+              <w:t>2025년 12월~2026년 9월. 같은 식. 기준일 종가 대비 −18.1%</w:t>
             </w:r>
           </w:p>
         </w:tc>
@@ -7152,10 +7158,9 @@
             <w:r>
               <w:rPr>
                 <w:rFonts w:ascii="맑은 고딕" w:hAnsi="맑은 고딕" w:eastAsia="맑은 고딕"/>
-                <w:b/>
-                <w:sz w:val="17"/>
-              </w:rPr>
-              <w:t>12개월 목표주가</w:t>
+                <w:sz w:val="17"/>
+              </w:rPr>
+              <w:t>배수의 정의</w:t>
             </w:r>
           </w:p>
         </w:tc>
@@ -7166,16 +7171,7 @@
           <w:p>
             <w:pPr>
               <w:spacing w:after="0"/>
-              <w:jc w:val="right"/>
-            </w:pPr>
-            <w:r>
-              <w:rPr>
-                <w:rFonts w:ascii="맑은 고딕" w:hAnsi="맑은 고딕" w:eastAsia="맑은 고딕"/>
-                <w:b/>
-                <w:sz w:val="17"/>
-              </w:rPr>
-              <w:t>73,200</w:t>
-            </w:r>
+            </w:pPr>
           </w:p>
         </w:tc>
         <w:tc>
@@ -7189,10 +7185,9 @@
             <w:r>
               <w:rPr>
                 <w:rFonts w:ascii="맑은 고딕" w:hAnsi="맑은 고딕" w:eastAsia="맑은 고딕"/>
-                <w:b/>
-                <w:sz w:val="17"/>
-              </w:rPr>
-              <w:t>적정가치를 백원 단위로 맞춘 값</w:t>
+                <w:sz w:val="17"/>
+              </w:rPr>
+              <w:t>분기 말 주가 ÷ 그때의 컨센서스 12개월 선행 주당순이익</w:t>
             </w:r>
           </w:p>
         </w:tc>
@@ -7209,9 +7204,10 @@
             <w:r>
               <w:rPr>
                 <w:rFonts w:ascii="맑은 고딕" w:hAnsi="맑은 고딕" w:eastAsia="맑은 고딕"/>
-                <w:sz w:val="17"/>
-              </w:rPr>
-              <w:t>기준일 종가</w:t>
+                <w:b/>
+                <w:sz w:val="17"/>
+              </w:rPr>
+              <w:t>12개월 목표주가</w:t>
             </w:r>
           </w:p>
         </w:tc>
@@ -7227,9 +7223,10 @@
             <w:r>
               <w:rPr>
                 <w:rFonts w:ascii="맑은 고딕" w:hAnsi="맑은 고딕" w:eastAsia="맑은 고딕"/>
-                <w:sz w:val="17"/>
-              </w:rPr>
-              <w:t>106,800</w:t>
+                <w:b/>
+                <w:sz w:val="17"/>
+              </w:rPr>
+              <w:t>73,200</w:t>
             </w:r>
           </w:p>
         </w:tc>
@@ -7244,9 +7241,10 @@
             <w:r>
               <w:rPr>
                 <w:rFonts w:ascii="맑은 고딕" w:hAnsi="맑은 고딕" w:eastAsia="맑은 고딕"/>
-                <w:sz w:val="17"/>
-              </w:rPr>
-              <w:t>목표주가와의 차이 −31.5%</w:t>
+                <w:b/>
+                <w:sz w:val="17"/>
+              </w:rPr>
+              <w:t>①을 백원 단위로 맞춘 값</w:t>
             </w:r>
           </w:p>
         </w:tc>
@@ -7263,10 +7261,9 @@
             <w:r>
               <w:rPr>
                 <w:rFonts w:ascii="맑은 고딕" w:hAnsi="맑은 고딕" w:eastAsia="맑은 고딕"/>
-                <w:b/>
-                <w:sz w:val="17"/>
-              </w:rPr>
-              <w:t>의견</w:t>
+                <w:sz w:val="17"/>
+              </w:rPr>
+              <w:t>기준일 종가</w:t>
             </w:r>
           </w:p>
         </w:tc>
@@ -7277,14 +7274,14 @@
           <w:p>
             <w:pPr>
               <w:spacing w:after="0"/>
-            </w:pPr>
-            <w:r>
-              <w:rPr>
-                <w:rFonts w:ascii="맑은 고딕" w:hAnsi="맑은 고딕" w:eastAsia="맑은 고딕"/>
-                <w:b/>
-                <w:sz w:val="17"/>
-              </w:rPr>
-              <w:t>매도</w:t>
+              <w:jc w:val="right"/>
+            </w:pPr>
+            <w:r>
+              <w:rPr>
+                <w:rFonts w:ascii="맑은 고딕" w:hAnsi="맑은 고딕" w:eastAsia="맑은 고딕"/>
+                <w:sz w:val="17"/>
+              </w:rPr>
+              <w:t>106,800</w:t>
             </w:r>
           </w:p>
         </w:tc>
@@ -7299,10 +7296,9 @@
             <w:r>
               <w:rPr>
                 <w:rFonts w:ascii="맑은 고딕" w:hAnsi="맑은 고딕" w:eastAsia="맑은 고딕"/>
-                <w:b/>
-                <w:sz w:val="17"/>
-              </w:rPr>
-              <w:t>12개월 상승여력 +15% 이상 매수, −15% 아래 매도, 그 사이 중립</w:t>
+                <w:sz w:val="17"/>
+              </w:rPr>
+              <w:t>목표주가와의 차이 −31.5%</w:t>
             </w:r>
           </w:p>
         </w:tc>
@@ -7319,9 +7315,10 @@
             <w:r>
               <w:rPr>
                 <w:rFonts w:ascii="맑은 고딕" w:hAnsi="맑은 고딕" w:eastAsia="맑은 고딕"/>
-                <w:sz w:val="17"/>
-              </w:rPr>
-              <w:t>견줌: 같은 배수 × 컨센서스 선행 주당순이익</w:t>
+                <w:b/>
+                <w:sz w:val="17"/>
+              </w:rPr>
+              <w:t>의견</w:t>
             </w:r>
           </w:p>
         </w:tc>
@@ -7332,14 +7329,14 @@
           <w:p>
             <w:pPr>
               <w:spacing w:after="0"/>
-              <w:jc w:val="right"/>
-            </w:pPr>
-            <w:r>
-              <w:rPr>
-                <w:rFonts w:ascii="맑은 고딕" w:hAnsi="맑은 고딕" w:eastAsia="맑은 고딕"/>
-                <w:sz w:val="17"/>
-              </w:rPr>
-              <w:t>110,087</w:t>
+            </w:pPr>
+            <w:r>
+              <w:rPr>
+                <w:rFonts w:ascii="맑은 고딕" w:hAnsi="맑은 고딕" w:eastAsia="맑은 고딕"/>
+                <w:b/>
+                <w:sz w:val="17"/>
+              </w:rPr>
+              <w:t>매도</w:t>
             </w:r>
           </w:p>
         </w:tc>
@@ -7354,9 +7351,10 @@
             <w:r>
               <w:rPr>
                 <w:rFonts w:ascii="맑은 고딕" w:hAnsi="맑은 고딕" w:eastAsia="맑은 고딕"/>
-                <w:sz w:val="17"/>
-              </w:rPr>
-              <w:t>지금 주가는 컨센서스 12개월 선행 주당순이익의 4.78배, 이 보고서 추정의 7.20배</w:t>
+                <w:b/>
+                <w:sz w:val="17"/>
+              </w:rPr>
+              <w:t>12개월 상승여력 +15% 이상 매수, −15% 아래 매도, 그 사이 중립. ①과 ② 모두 아래쪽 경계보다 낮다</w:t>
             </w:r>
           </w:p>
         </w:tc>
@@ -7375,7 +7373,7 @@
                 <w:rFonts w:ascii="맑은 고딕" w:hAnsi="맑은 고딕" w:eastAsia="맑은 고딕"/>
                 <w:sz w:val="17"/>
               </w:rPr>
-              <w:t>견줌: 최근 4개 분기 평균 배수를 쓰면</w:t>
+              <w:t>견줌: 같은 배수 × 컨센서스 선행 주당순이익</w:t>
             </w:r>
           </w:p>
         </w:tc>
@@ -7393,7 +7391,7 @@
                 <w:rFonts w:ascii="맑은 고딕" w:hAnsi="맑은 고딕" w:eastAsia="맑은 고딕"/>
                 <w:sz w:val="17"/>
               </w:rPr>
-              <w:t>87,426</w:t>
+              <w:t>110,087</w:t>
             </w:r>
           </w:p>
         </w:tc>
@@ -7410,7 +7408,7 @@
                 <w:rFonts w:ascii="맑은 고딕" w:hAnsi="맑은 고딕" w:eastAsia="맑은 고딕"/>
                 <w:sz w:val="17"/>
               </w:rPr>
-              <w:t>최근 4개 분기 평균은 5.89배</w:t>
+              <w:t>지금 주가는 컨센서스 12개월 선행 주당순이익의 4.78배, 이 보고서 추정의 7.20배</w:t>
             </w:r>
           </w:p>
         </w:tc>

--- a/static/reports/kia-brief-20261011.docx
+++ b/static/reports/kia-brief-20261011.docx
@@ -7646,7 +7646,7 @@
           <w:color w:val="1F3A5F"/>
           <w:sz w:val="19"/>
         </w:rPr>
-        <w:t xml:space="preserve"> 영업이익은 2026년 8.5조원, 2027년 6.1조원으로 추정한다. 2027년 컨센서스는 10.7조원</w:t>
+        <w:t xml:space="preserve"> 영업이익은 2026년 8.5조원, 2027년 5.7조원으로 추정한다. 2027년 컨센서스는 10.7조원</w:t>
       </w:r>
     </w:p>
     <w:p>
